--- a/TP3/Program_TP3_Grupo2.docx
+++ b/TP3/Program_TP3_Grupo2.docx
@@ -341,10 +341,1656 @@
           <w:szCs w:val="28"/>
         </w:rPr>
       </w:pPr>
+      <w:r>
+        <w:rPr>
+          <w:sz w:val="28"/>
+          <w:szCs w:val="28"/>
+        </w:rPr>
+        <w:lastRenderedPageBreak/>
+        <w:t>PARTE A</w:t>
+      </w:r>
+    </w:p>
+    <w:p>
+      <w:pPr>
+        <w:rPr>
+          <w:sz w:val="28"/>
+          <w:szCs w:val="28"/>
+        </w:rPr>
+      </w:pPr>
+      <w:r>
+        <w:rPr>
+          <w:sz w:val="28"/>
+          <w:szCs w:val="28"/>
+        </w:rPr>
+        <w:t>Consigna 1</w:t>
+      </w:r>
+    </w:p>
+    <w:p>
+      <w:pPr>
+        <w:jc w:val="both"/>
+        <w:rPr>
+          <w:sz w:val="28"/>
+          <w:szCs w:val="28"/>
+        </w:rPr>
+      </w:pPr>
+      <w:r>
+        <w:rPr>
+          <w:sz w:val="28"/>
+          <w:szCs w:val="28"/>
+        </w:rPr>
+        <w:t>Las medias de las variables seleccionadas son muy similares entre la base de entrenamiento y la de testeo, lo cual confirma que la partición aleatoria con semilla reproducible mantiene la representatividad y no introduce sesgos sistemáticos entre ambas muestras.</w:t>
+      </w:r>
+    </w:p>
+    <w:p>
+      <w:pPr>
+        <w:spacing w:after="0" w:line="240" w:lineRule="auto"/>
+        <w:rPr>
+          <w:rFonts w:ascii="Consolas" w:eastAsia="Times New Roman" w:hAnsi="Consolas" w:cs="Times New Roman"/>
+          <w:color w:val="000000" w:themeColor="text1"/>
+          <w:kern w:val="0"/>
+          <w:sz w:val="21"/>
+          <w:szCs w:val="21"/>
+          <w:lang w:eastAsia="es-AR"/>
+          <w14:ligatures w14:val="none"/>
+        </w:rPr>
+      </w:pPr>
+      <w:r>
+        <w:rPr>
+          <w:rFonts w:ascii="Consolas" w:eastAsia="Times New Roman" w:hAnsi="Consolas" w:cs="Times New Roman"/>
+          <w:color w:val="000000" w:themeColor="text1"/>
+          <w:kern w:val="0"/>
+          <w:sz w:val="21"/>
+          <w:szCs w:val="21"/>
+          <w:lang w:eastAsia="es-AR"/>
+          <w14:ligatures w14:val="none"/>
+        </w:rPr>
+        <w:t xml:space="preserve">                  </w:t>
+      </w:r>
+      <w:proofErr w:type="spellStart"/>
+      <w:r>
+        <w:rPr>
+          <w:rFonts w:ascii="Consolas" w:eastAsia="Times New Roman" w:hAnsi="Consolas" w:cs="Times New Roman"/>
+          <w:color w:val="000000" w:themeColor="text1"/>
+          <w:kern w:val="0"/>
+          <w:sz w:val="21"/>
+          <w:szCs w:val="21"/>
+          <w:lang w:eastAsia="es-AR"/>
+          <w14:ligatures w14:val="none"/>
+        </w:rPr>
+        <w:t>Media_Train</w:t>
+      </w:r>
+      <w:proofErr w:type="spellEnd"/>
+      <w:r>
+        <w:rPr>
+          <w:rFonts w:ascii="Consolas" w:eastAsia="Times New Roman" w:hAnsi="Consolas" w:cs="Times New Roman"/>
+          <w:color w:val="000000" w:themeColor="text1"/>
+          <w:kern w:val="0"/>
+          <w:sz w:val="21"/>
+          <w:szCs w:val="21"/>
+          <w:lang w:eastAsia="es-AR"/>
+          <w14:ligatures w14:val="none"/>
+        </w:rPr>
+        <w:t xml:space="preserve">     </w:t>
+      </w:r>
+      <w:proofErr w:type="spellStart"/>
+      <w:r>
+        <w:rPr>
+          <w:rFonts w:ascii="Consolas" w:eastAsia="Times New Roman" w:hAnsi="Consolas" w:cs="Times New Roman"/>
+          <w:color w:val="000000" w:themeColor="text1"/>
+          <w:kern w:val="0"/>
+          <w:sz w:val="21"/>
+          <w:szCs w:val="21"/>
+          <w:lang w:eastAsia="es-AR"/>
+          <w14:ligatures w14:val="none"/>
+        </w:rPr>
+        <w:t>Media_Test</w:t>
+      </w:r>
+      <w:proofErr w:type="spellEnd"/>
+      <w:r>
+        <w:rPr>
+          <w:rFonts w:ascii="Consolas" w:eastAsia="Times New Roman" w:hAnsi="Consolas" w:cs="Times New Roman"/>
+          <w:color w:val="000000" w:themeColor="text1"/>
+          <w:kern w:val="0"/>
+          <w:sz w:val="21"/>
+          <w:szCs w:val="21"/>
+          <w:lang w:eastAsia="es-AR"/>
+          <w14:ligatures w14:val="none"/>
+        </w:rPr>
+        <w:t xml:space="preserve">    Diferencia</w:t>
+      </w:r>
+    </w:p>
+    <w:p>
+      <w:pPr>
+        <w:spacing w:after="0" w:line="240" w:lineRule="auto"/>
+        <w:rPr>
+          <w:rFonts w:ascii="Consolas" w:eastAsia="Times New Roman" w:hAnsi="Consolas" w:cs="Times New Roman"/>
+          <w:color w:val="000000" w:themeColor="text1"/>
+          <w:kern w:val="0"/>
+          <w:sz w:val="21"/>
+          <w:szCs w:val="21"/>
+          <w:lang w:eastAsia="es-AR"/>
+          <w14:ligatures w14:val="none"/>
+        </w:rPr>
+      </w:pPr>
+      <w:r>
+        <w:rPr>
+          <w:rFonts w:ascii="Consolas" w:eastAsia="Times New Roman" w:hAnsi="Consolas" w:cs="Times New Roman"/>
+          <w:color w:val="000000" w:themeColor="text1"/>
+          <w:kern w:val="0"/>
+          <w:sz w:val="21"/>
+          <w:szCs w:val="21"/>
+          <w:lang w:eastAsia="es-AR"/>
+          <w14:ligatures w14:val="none"/>
+        </w:rPr>
+        <w:t>ch06                32.337175      32.793398     -0.456223</w:t>
+      </w:r>
+    </w:p>
+    <w:p>
+      <w:pPr>
+        <w:spacing w:after="0" w:line="240" w:lineRule="auto"/>
+        <w:rPr>
+          <w:rFonts w:ascii="Consolas" w:eastAsia="Times New Roman" w:hAnsi="Consolas" w:cs="Times New Roman"/>
+          <w:color w:val="000000" w:themeColor="text1"/>
+          <w:kern w:val="0"/>
+          <w:sz w:val="21"/>
+          <w:szCs w:val="21"/>
+          <w:lang w:eastAsia="es-AR"/>
+          <w14:ligatures w14:val="none"/>
+        </w:rPr>
+      </w:pPr>
+      <w:proofErr w:type="spellStart"/>
+      <w:r>
+        <w:rPr>
+          <w:rFonts w:ascii="Consolas" w:eastAsia="Times New Roman" w:hAnsi="Consolas" w:cs="Times New Roman"/>
+          <w:color w:val="000000" w:themeColor="text1"/>
+          <w:kern w:val="0"/>
+          <w:sz w:val="21"/>
+          <w:szCs w:val="21"/>
+          <w:lang w:eastAsia="es-AR"/>
+          <w14:ligatures w14:val="none"/>
+        </w:rPr>
+        <w:t>nivel_ed</w:t>
+      </w:r>
+      <w:proofErr w:type="spellEnd"/>
+      <w:r>
+        <w:rPr>
+          <w:rFonts w:ascii="Consolas" w:eastAsia="Times New Roman" w:hAnsi="Consolas" w:cs="Times New Roman"/>
+          <w:color w:val="000000" w:themeColor="text1"/>
+          <w:kern w:val="0"/>
+          <w:sz w:val="21"/>
+          <w:szCs w:val="21"/>
+          <w:lang w:eastAsia="es-AR"/>
+          <w14:ligatures w14:val="none"/>
+        </w:rPr>
+        <w:t xml:space="preserve">             3.615611       3.629636     -0.014026</w:t>
+      </w:r>
+    </w:p>
+    <w:p>
+      <w:pPr>
+        <w:spacing w:after="0" w:line="240" w:lineRule="auto"/>
+        <w:rPr>
+          <w:rFonts w:ascii="Consolas" w:eastAsia="Times New Roman" w:hAnsi="Consolas" w:cs="Times New Roman"/>
+          <w:color w:val="000000" w:themeColor="text1"/>
+          <w:kern w:val="0"/>
+          <w:sz w:val="21"/>
+          <w:szCs w:val="21"/>
+          <w:lang w:eastAsia="es-AR"/>
+          <w14:ligatures w14:val="none"/>
+        </w:rPr>
+      </w:pPr>
+      <w:r>
+        <w:rPr>
+          <w:rFonts w:ascii="Consolas" w:eastAsia="Times New Roman" w:hAnsi="Consolas" w:cs="Times New Roman"/>
+          <w:color w:val="000000" w:themeColor="text1"/>
+          <w:kern w:val="0"/>
+          <w:sz w:val="21"/>
+          <w:szCs w:val="21"/>
+          <w:lang w:eastAsia="es-AR"/>
+          <w14:ligatures w14:val="none"/>
+        </w:rPr>
+        <w:t>estado               2.321431       2.301187      0.020244</w:t>
+      </w:r>
+    </w:p>
+    <w:p>
+      <w:pPr>
+        <w:spacing w:after="0" w:line="240" w:lineRule="auto"/>
+        <w:rPr>
+          <w:rFonts w:ascii="Consolas" w:eastAsia="Times New Roman" w:hAnsi="Consolas" w:cs="Times New Roman"/>
+          <w:color w:val="000000" w:themeColor="text1"/>
+          <w:kern w:val="0"/>
+          <w:sz w:val="21"/>
+          <w:szCs w:val="21"/>
+          <w:lang w:eastAsia="es-AR"/>
+          <w14:ligatures w14:val="none"/>
+        </w:rPr>
+      </w:pPr>
+      <w:proofErr w:type="spellStart"/>
+      <w:r>
+        <w:rPr>
+          <w:rFonts w:ascii="Consolas" w:eastAsia="Times New Roman" w:hAnsi="Consolas" w:cs="Times New Roman"/>
+          <w:color w:val="000000" w:themeColor="text1"/>
+          <w:kern w:val="0"/>
+          <w:sz w:val="21"/>
+          <w:szCs w:val="21"/>
+          <w:lang w:eastAsia="es-AR"/>
+          <w14:ligatures w14:val="none"/>
+        </w:rPr>
+        <w:t>cat_inac</w:t>
+      </w:r>
+      <w:proofErr w:type="spellEnd"/>
+      <w:r>
+        <w:rPr>
+          <w:rFonts w:ascii="Consolas" w:eastAsia="Times New Roman" w:hAnsi="Consolas" w:cs="Times New Roman"/>
+          <w:color w:val="000000" w:themeColor="text1"/>
+          <w:kern w:val="0"/>
+          <w:sz w:val="21"/>
+          <w:szCs w:val="21"/>
+          <w:lang w:eastAsia="es-AR"/>
+          <w14:ligatures w14:val="none"/>
+        </w:rPr>
+        <w:t xml:space="preserve">             3.413437       3.402459      0.010978</w:t>
+      </w:r>
+    </w:p>
+    <w:p>
+      <w:pPr>
+        <w:spacing w:after="0" w:line="240" w:lineRule="auto"/>
+        <w:rPr>
+          <w:rFonts w:ascii="Consolas" w:eastAsia="Times New Roman" w:hAnsi="Consolas" w:cs="Times New Roman"/>
+          <w:color w:val="000000" w:themeColor="text1"/>
+          <w:kern w:val="0"/>
+          <w:sz w:val="21"/>
+          <w:szCs w:val="21"/>
+          <w:lang w:val="en-US" w:eastAsia="es-AR"/>
+          <w14:ligatures w14:val="none"/>
+        </w:rPr>
+      </w:pPr>
+      <w:proofErr w:type="spellStart"/>
+      <w:r>
+        <w:rPr>
+          <w:rFonts w:ascii="Consolas" w:eastAsia="Times New Roman" w:hAnsi="Consolas" w:cs="Times New Roman"/>
+          <w:color w:val="000000" w:themeColor="text1"/>
+          <w:kern w:val="0"/>
+          <w:sz w:val="21"/>
+          <w:szCs w:val="21"/>
+          <w:lang w:val="en-US" w:eastAsia="es-AR"/>
+          <w14:ligatures w14:val="none"/>
+        </w:rPr>
+        <w:t>cat_ocup</w:t>
+      </w:r>
+      <w:proofErr w:type="spellEnd"/>
+      <w:r>
+        <w:rPr>
+          <w:rFonts w:ascii="Consolas" w:eastAsia="Times New Roman" w:hAnsi="Consolas" w:cs="Times New Roman"/>
+          <w:color w:val="000000" w:themeColor="text1"/>
+          <w:kern w:val="0"/>
+          <w:sz w:val="21"/>
+          <w:szCs w:val="21"/>
+          <w:lang w:val="en-US" w:eastAsia="es-AR"/>
+          <w14:ligatures w14:val="none"/>
+        </w:rPr>
+        <w:t xml:space="preserve">             2.744574       2.758738     -0.014164</w:t>
+      </w:r>
+    </w:p>
+    <w:p>
+      <w:pPr>
+        <w:spacing w:after="0" w:line="240" w:lineRule="auto"/>
+        <w:rPr>
+          <w:rFonts w:ascii="Consolas" w:eastAsia="Times New Roman" w:hAnsi="Consolas" w:cs="Times New Roman"/>
+          <w:color w:val="000000" w:themeColor="text1"/>
+          <w:kern w:val="0"/>
+          <w:sz w:val="21"/>
+          <w:szCs w:val="21"/>
+          <w:lang w:val="en-US" w:eastAsia="es-AR"/>
+          <w14:ligatures w14:val="none"/>
+        </w:rPr>
+      </w:pPr>
+      <w:r>
+        <w:rPr>
+          <w:rFonts w:ascii="Consolas" w:eastAsia="Times New Roman" w:hAnsi="Consolas" w:cs="Times New Roman"/>
+          <w:color w:val="000000" w:themeColor="text1"/>
+          <w:kern w:val="0"/>
+          <w:sz w:val="21"/>
+          <w:szCs w:val="21"/>
+          <w:lang w:val="en-US" w:eastAsia="es-AR"/>
+          <w14:ligatures w14:val="none"/>
+        </w:rPr>
+        <w:t>pp10a                2.917391       2.950549     -0.033158</w:t>
+      </w:r>
+    </w:p>
+    <w:p>
+      <w:pPr>
+        <w:spacing w:after="0" w:line="240" w:lineRule="auto"/>
+        <w:rPr>
+          <w:rFonts w:ascii="Consolas" w:eastAsia="Times New Roman" w:hAnsi="Consolas" w:cs="Times New Roman"/>
+          <w:color w:val="000000" w:themeColor="text1"/>
+          <w:kern w:val="0"/>
+          <w:sz w:val="21"/>
+          <w:szCs w:val="21"/>
+          <w:lang w:val="en-US" w:eastAsia="es-AR"/>
+          <w14:ligatures w14:val="none"/>
+        </w:rPr>
+      </w:pPr>
+      <w:r>
+        <w:rPr>
+          <w:rFonts w:ascii="Consolas" w:eastAsia="Times New Roman" w:hAnsi="Consolas" w:cs="Times New Roman"/>
+          <w:color w:val="000000" w:themeColor="text1"/>
+          <w:kern w:val="0"/>
+          <w:sz w:val="21"/>
+          <w:szCs w:val="21"/>
+          <w:lang w:val="en-US" w:eastAsia="es-AR"/>
+          <w14:ligatures w14:val="none"/>
+        </w:rPr>
+        <w:t xml:space="preserve">p21             </w:t>
+      </w:r>
+      <w:proofErr w:type="gramStart"/>
+      <w:r>
+        <w:rPr>
+          <w:rFonts w:ascii="Consolas" w:eastAsia="Times New Roman" w:hAnsi="Consolas" w:cs="Times New Roman"/>
+          <w:color w:val="000000" w:themeColor="text1"/>
+          <w:kern w:val="0"/>
+          <w:sz w:val="21"/>
+          <w:szCs w:val="21"/>
+          <w:lang w:val="en-US" w:eastAsia="es-AR"/>
+          <w14:ligatures w14:val="none"/>
+        </w:rPr>
+        <w:t>309272.375026  314760.172283</w:t>
+      </w:r>
+      <w:proofErr w:type="gramEnd"/>
+      <w:r>
+        <w:rPr>
+          <w:rFonts w:ascii="Consolas" w:eastAsia="Times New Roman" w:hAnsi="Consolas" w:cs="Times New Roman"/>
+          <w:color w:val="000000" w:themeColor="text1"/>
+          <w:kern w:val="0"/>
+          <w:sz w:val="21"/>
+          <w:szCs w:val="21"/>
+          <w:lang w:val="en-US" w:eastAsia="es-AR"/>
+          <w14:ligatures w14:val="none"/>
+        </w:rPr>
+        <w:t xml:space="preserve">  -5487.797257</w:t>
+      </w:r>
+    </w:p>
+    <w:p>
+      <w:pPr>
+        <w:spacing w:after="0" w:line="240" w:lineRule="auto"/>
+        <w:rPr>
+          <w:rFonts w:ascii="Consolas" w:eastAsia="Times New Roman" w:hAnsi="Consolas" w:cs="Times New Roman"/>
+          <w:color w:val="000000" w:themeColor="text1"/>
+          <w:kern w:val="0"/>
+          <w:sz w:val="21"/>
+          <w:szCs w:val="21"/>
+          <w:lang w:val="en-US" w:eastAsia="es-AR"/>
+          <w14:ligatures w14:val="none"/>
+        </w:rPr>
+      </w:pPr>
+      <w:proofErr w:type="spellStart"/>
+      <w:r>
+        <w:rPr>
+          <w:rFonts w:ascii="Consolas" w:eastAsia="Times New Roman" w:hAnsi="Consolas" w:cs="Times New Roman"/>
+          <w:color w:val="000000" w:themeColor="text1"/>
+          <w:kern w:val="0"/>
+          <w:sz w:val="21"/>
+          <w:szCs w:val="21"/>
+          <w:lang w:val="en-US" w:eastAsia="es-AR"/>
+          <w14:ligatures w14:val="none"/>
+        </w:rPr>
+        <w:t>t_vi</w:t>
+      </w:r>
+      <w:proofErr w:type="spellEnd"/>
+      <w:r>
+        <w:rPr>
+          <w:rFonts w:ascii="Consolas" w:eastAsia="Times New Roman" w:hAnsi="Consolas" w:cs="Times New Roman"/>
+          <w:color w:val="000000" w:themeColor="text1"/>
+          <w:kern w:val="0"/>
+          <w:sz w:val="21"/>
+          <w:szCs w:val="21"/>
+          <w:lang w:val="en-US" w:eastAsia="es-AR"/>
+          <w14:ligatures w14:val="none"/>
+        </w:rPr>
+        <w:t xml:space="preserve">            </w:t>
+      </w:r>
+      <w:proofErr w:type="gramStart"/>
+      <w:r>
+        <w:rPr>
+          <w:rFonts w:ascii="Consolas" w:eastAsia="Times New Roman" w:hAnsi="Consolas" w:cs="Times New Roman"/>
+          <w:color w:val="000000" w:themeColor="text1"/>
+          <w:kern w:val="0"/>
+          <w:sz w:val="21"/>
+          <w:szCs w:val="21"/>
+          <w:lang w:val="en-US" w:eastAsia="es-AR"/>
+          <w14:ligatures w14:val="none"/>
+        </w:rPr>
+        <w:t>258066.373106  272706.535135</w:t>
+      </w:r>
+      <w:proofErr w:type="gramEnd"/>
+      <w:r>
+        <w:rPr>
+          <w:rFonts w:ascii="Consolas" w:eastAsia="Times New Roman" w:hAnsi="Consolas" w:cs="Times New Roman"/>
+          <w:color w:val="000000" w:themeColor="text1"/>
+          <w:kern w:val="0"/>
+          <w:sz w:val="21"/>
+          <w:szCs w:val="21"/>
+          <w:lang w:val="en-US" w:eastAsia="es-AR"/>
+          <w14:ligatures w14:val="none"/>
+        </w:rPr>
+        <w:t xml:space="preserve"> -14640.162029</w:t>
+      </w:r>
+    </w:p>
+    <w:p>
+      <w:pPr>
+        <w:spacing w:after="0" w:line="240" w:lineRule="auto"/>
+        <w:rPr>
+          <w:rFonts w:ascii="Consolas" w:eastAsia="Times New Roman" w:hAnsi="Consolas" w:cs="Times New Roman"/>
+          <w:color w:val="000000" w:themeColor="text1"/>
+          <w:kern w:val="0"/>
+          <w:sz w:val="21"/>
+          <w:szCs w:val="21"/>
+          <w:lang w:eastAsia="es-AR"/>
+          <w14:ligatures w14:val="none"/>
+        </w:rPr>
+      </w:pPr>
+      <w:proofErr w:type="spellStart"/>
+      <w:r>
+        <w:rPr>
+          <w:rFonts w:ascii="Consolas" w:eastAsia="Times New Roman" w:hAnsi="Consolas" w:cs="Times New Roman"/>
+          <w:color w:val="000000" w:themeColor="text1"/>
+          <w:kern w:val="0"/>
+          <w:sz w:val="21"/>
+          <w:szCs w:val="21"/>
+          <w:lang w:eastAsia="es-AR"/>
+          <w14:ligatures w14:val="none"/>
+        </w:rPr>
+        <w:t>adulto_esquiv</w:t>
+      </w:r>
+      <w:proofErr w:type="spellEnd"/>
+      <w:r>
+        <w:rPr>
+          <w:rFonts w:ascii="Consolas" w:eastAsia="Times New Roman" w:hAnsi="Consolas" w:cs="Times New Roman"/>
+          <w:color w:val="000000" w:themeColor="text1"/>
+          <w:kern w:val="0"/>
+          <w:sz w:val="21"/>
+          <w:szCs w:val="21"/>
+          <w:lang w:eastAsia="es-AR"/>
+          <w14:ligatures w14:val="none"/>
+        </w:rPr>
+        <w:t xml:space="preserve">        0.810421       0.809940      0.000481</w:t>
+      </w:r>
+    </w:p>
+    <w:p>
+      <w:pPr>
+        <w:spacing w:after="0" w:line="240" w:lineRule="auto"/>
+        <w:rPr>
+          <w:rFonts w:ascii="Consolas" w:eastAsia="Times New Roman" w:hAnsi="Consolas" w:cs="Times New Roman"/>
+          <w:color w:val="000000" w:themeColor="text1"/>
+          <w:kern w:val="0"/>
+          <w:sz w:val="21"/>
+          <w:szCs w:val="21"/>
+          <w:lang w:eastAsia="es-AR"/>
+          <w14:ligatures w14:val="none"/>
+        </w:rPr>
+      </w:pPr>
+      <w:proofErr w:type="spellStart"/>
+      <w:r>
+        <w:rPr>
+          <w:rFonts w:ascii="Consolas" w:eastAsia="Times New Roman" w:hAnsi="Consolas" w:cs="Times New Roman"/>
+          <w:color w:val="000000" w:themeColor="text1"/>
+          <w:kern w:val="0"/>
+          <w:sz w:val="21"/>
+          <w:szCs w:val="21"/>
+          <w:lang w:eastAsia="es-AR"/>
+          <w14:ligatures w14:val="none"/>
+        </w:rPr>
+        <w:t>ad_equiv_hogar</w:t>
+      </w:r>
+      <w:proofErr w:type="spellEnd"/>
+      <w:r>
+        <w:rPr>
+          <w:rFonts w:ascii="Consolas" w:eastAsia="Times New Roman" w:hAnsi="Consolas" w:cs="Times New Roman"/>
+          <w:color w:val="000000" w:themeColor="text1"/>
+          <w:kern w:val="0"/>
+          <w:sz w:val="21"/>
+          <w:szCs w:val="21"/>
+          <w:lang w:eastAsia="es-AR"/>
+          <w14:ligatures w14:val="none"/>
+        </w:rPr>
+        <w:t xml:space="preserve">       3.749800       3.777778     -0.027978</w:t>
+      </w:r>
+    </w:p>
+    <w:p>
+      <w:pPr>
+        <w:rPr>
+          <w:rFonts w:ascii="Consolas" w:eastAsia="Times New Roman" w:hAnsi="Consolas" w:cs="Times New Roman"/>
+          <w:color w:val="000000" w:themeColor="text1"/>
+          <w:kern w:val="0"/>
+          <w:sz w:val="21"/>
+          <w:szCs w:val="21"/>
+          <w:lang w:eastAsia="es-AR"/>
+          <w14:ligatures w14:val="none"/>
+        </w:rPr>
+      </w:pPr>
+      <w:proofErr w:type="spellStart"/>
+      <w:r>
+        <w:rPr>
+          <w:rFonts w:ascii="Consolas" w:eastAsia="Times New Roman" w:hAnsi="Consolas" w:cs="Times New Roman"/>
+          <w:color w:val="000000" w:themeColor="text1"/>
+          <w:kern w:val="0"/>
+          <w:sz w:val="21"/>
+          <w:szCs w:val="21"/>
+          <w:lang w:eastAsia="es-AR"/>
+          <w14:ligatures w14:val="none"/>
+        </w:rPr>
+        <w:t>intercept</w:t>
+      </w:r>
+      <w:proofErr w:type="spellEnd"/>
+      <w:r>
+        <w:rPr>
+          <w:rFonts w:ascii="Consolas" w:eastAsia="Times New Roman" w:hAnsi="Consolas" w:cs="Times New Roman"/>
+          <w:color w:val="000000" w:themeColor="text1"/>
+          <w:kern w:val="0"/>
+          <w:sz w:val="21"/>
+          <w:szCs w:val="21"/>
+          <w:lang w:eastAsia="es-AR"/>
+          <w14:ligatures w14:val="none"/>
+        </w:rPr>
+        <w:t xml:space="preserve">            1.000000       1.000000      0.000000</w:t>
+      </w:r>
+    </w:p>
+    <w:p>
+      <w:pPr>
+        <w:rPr>
+          <w:rFonts w:ascii="Consolas" w:eastAsia="Times New Roman" w:hAnsi="Consolas" w:cs="Times New Roman"/>
+          <w:color w:val="000000" w:themeColor="text1"/>
+          <w:kern w:val="0"/>
+          <w:sz w:val="21"/>
+          <w:szCs w:val="21"/>
+          <w:lang w:eastAsia="es-AR"/>
+          <w14:ligatures w14:val="none"/>
+        </w:rPr>
+      </w:pPr>
+    </w:p>
+    <w:p>
+      <w:pPr>
+        <w:rPr>
+          <w:rFonts w:ascii="Consolas" w:eastAsia="Times New Roman" w:hAnsi="Consolas" w:cs="Times New Roman"/>
+          <w:color w:val="000000" w:themeColor="text1"/>
+          <w:kern w:val="0"/>
+          <w:sz w:val="21"/>
+          <w:szCs w:val="21"/>
+          <w:lang w:eastAsia="es-AR"/>
+          <w14:ligatures w14:val="none"/>
+        </w:rPr>
+      </w:pPr>
+      <w:r>
+        <w:rPr>
+          <w:rFonts w:ascii="Consolas" w:eastAsia="Times New Roman" w:hAnsi="Consolas" w:cs="Times New Roman"/>
+          <w:color w:val="000000" w:themeColor="text1"/>
+          <w:kern w:val="0"/>
+          <w:sz w:val="21"/>
+          <w:szCs w:val="21"/>
+          <w:lang w:eastAsia="es-AR"/>
+          <w14:ligatures w14:val="none"/>
+        </w:rPr>
+        <w:t xml:space="preserve">Consigna </w:t>
+      </w:r>
+      <w:r>
+        <w:rPr>
+          <w:rFonts w:ascii="Consolas" w:eastAsia="Times New Roman" w:hAnsi="Consolas" w:cs="Times New Roman"/>
+          <w:color w:val="000000" w:themeColor="text1"/>
+          <w:kern w:val="0"/>
+          <w:sz w:val="21"/>
+          <w:szCs w:val="21"/>
+          <w:lang w:eastAsia="es-AR"/>
+          <w14:ligatures w14:val="none"/>
+        </w:rPr>
+        <w:t>3</w:t>
+      </w:r>
+    </w:p>
+    <w:p>
+      <w:pPr>
+        <w:jc w:val="both"/>
+        <w:rPr>
+          <w:rFonts w:ascii="Consolas" w:eastAsia="Times New Roman" w:hAnsi="Consolas" w:cs="Times New Roman"/>
+          <w:color w:val="000000" w:themeColor="text1"/>
+          <w:kern w:val="0"/>
+          <w:sz w:val="21"/>
+          <w:szCs w:val="21"/>
+          <w:lang w:eastAsia="es-AR"/>
+          <w14:ligatures w14:val="none"/>
+        </w:rPr>
+      </w:pPr>
+      <w:r>
+        <w:rPr>
+          <w:rFonts w:ascii="Consolas" w:eastAsia="Times New Roman" w:hAnsi="Consolas" w:cs="Times New Roman"/>
+          <w:color w:val="000000" w:themeColor="text1"/>
+          <w:kern w:val="0"/>
+          <w:sz w:val="21"/>
+          <w:szCs w:val="21"/>
+          <w:lang w:eastAsia="es-AR"/>
+          <w14:ligatures w14:val="none"/>
+        </w:rPr>
+        <w:t>El modelo logístico estimado para el año 2025 muestra que varias características sociodemográficas y laborales están significativamente asociadas con la probabilidad de ser pobre. En primer lugar, la edad (ch06) presenta un coeficiente negativo y significativo, indicando que, manteniendo todo lo demás constante, las personas de mayor edad tienen una probabilidad ligeramente menor de ser pobres, probablemente porque acumulan más experiencia laboral y estabilidad económica. De manera consistente, el nivel educativo (</w:t>
+      </w:r>
+      <w:proofErr w:type="spellStart"/>
+      <w:r>
+        <w:rPr>
+          <w:rFonts w:ascii="Consolas" w:eastAsia="Times New Roman" w:hAnsi="Consolas" w:cs="Times New Roman"/>
+          <w:color w:val="000000" w:themeColor="text1"/>
+          <w:kern w:val="0"/>
+          <w:sz w:val="21"/>
+          <w:szCs w:val="21"/>
+          <w:lang w:eastAsia="es-AR"/>
+          <w14:ligatures w14:val="none"/>
+        </w:rPr>
+        <w:t>nivel_ed</w:t>
+      </w:r>
+      <w:proofErr w:type="spellEnd"/>
+      <w:r>
+        <w:rPr>
+          <w:rFonts w:ascii="Consolas" w:eastAsia="Times New Roman" w:hAnsi="Consolas" w:cs="Times New Roman"/>
+          <w:color w:val="000000" w:themeColor="text1"/>
+          <w:kern w:val="0"/>
+          <w:sz w:val="21"/>
+          <w:szCs w:val="21"/>
+          <w:lang w:eastAsia="es-AR"/>
+          <w14:ligatures w14:val="none"/>
+        </w:rPr>
+        <w:t>) también reduce fuertemente la probabilidad de pobreza: cada incremento en el nivel educativo disminuye de forma sustancial la probabilidad estimada de ser pobre, lo cual coincide con la evidencia empírica sobre los retornos de la educación en el mercado laboral argentino.</w:t>
+      </w:r>
+    </w:p>
+    <w:p>
+      <w:pPr>
+        <w:jc w:val="both"/>
+        <w:rPr>
+          <w:rFonts w:ascii="Consolas" w:eastAsia="Times New Roman" w:hAnsi="Consolas" w:cs="Times New Roman"/>
+          <w:color w:val="000000" w:themeColor="text1"/>
+          <w:kern w:val="0"/>
+          <w:sz w:val="21"/>
+          <w:szCs w:val="21"/>
+          <w:lang w:eastAsia="es-AR"/>
+          <w14:ligatures w14:val="none"/>
+        </w:rPr>
+      </w:pPr>
+      <w:r>
+        <w:rPr>
+          <w:rFonts w:ascii="Consolas" w:eastAsia="Times New Roman" w:hAnsi="Consolas" w:cs="Times New Roman"/>
+          <w:color w:val="000000" w:themeColor="text1"/>
+          <w:kern w:val="0"/>
+          <w:sz w:val="21"/>
+          <w:szCs w:val="21"/>
+          <w:lang w:eastAsia="es-AR"/>
+          <w14:ligatures w14:val="none"/>
+        </w:rPr>
+        <w:t>En contraste, variables vinculadas a la situación laboral incrementan la probabilidad de pobreza. Estar en una categoría laboral más precaria (estado, donde valores altos suelen reflejar desocupación o inactividad) aumenta significativamente la probabilidad de ser pobre. Asimismo, quienes pertenecen a determinadas categorías de inactividad (</w:t>
+      </w:r>
+      <w:proofErr w:type="spellStart"/>
+      <w:r>
+        <w:rPr>
+          <w:rFonts w:ascii="Consolas" w:eastAsia="Times New Roman" w:hAnsi="Consolas" w:cs="Times New Roman"/>
+          <w:color w:val="000000" w:themeColor="text1"/>
+          <w:kern w:val="0"/>
+          <w:sz w:val="21"/>
+          <w:szCs w:val="21"/>
+          <w:lang w:eastAsia="es-AR"/>
+          <w14:ligatures w14:val="none"/>
+        </w:rPr>
+        <w:t>cat_inac</w:t>
+      </w:r>
+      <w:proofErr w:type="spellEnd"/>
+      <w:r>
+        <w:rPr>
+          <w:rFonts w:ascii="Consolas" w:eastAsia="Times New Roman" w:hAnsi="Consolas" w:cs="Times New Roman"/>
+          <w:color w:val="000000" w:themeColor="text1"/>
+          <w:kern w:val="0"/>
+          <w:sz w:val="21"/>
+          <w:szCs w:val="21"/>
+          <w:lang w:eastAsia="es-AR"/>
+          <w14:ligatures w14:val="none"/>
+        </w:rPr>
+        <w:t>) presentan mayor riesgo, mientras que quienes ocupan categorías laborales más formales o de mayor jerarquía (</w:t>
+      </w:r>
+      <w:proofErr w:type="spellStart"/>
+      <w:r>
+        <w:rPr>
+          <w:rFonts w:ascii="Consolas" w:eastAsia="Times New Roman" w:hAnsi="Consolas" w:cs="Times New Roman"/>
+          <w:color w:val="000000" w:themeColor="text1"/>
+          <w:kern w:val="0"/>
+          <w:sz w:val="21"/>
+          <w:szCs w:val="21"/>
+          <w:lang w:eastAsia="es-AR"/>
+          <w14:ligatures w14:val="none"/>
+        </w:rPr>
+        <w:t>cat_ocup</w:t>
+      </w:r>
+      <w:proofErr w:type="spellEnd"/>
+      <w:r>
+        <w:rPr>
+          <w:rFonts w:ascii="Consolas" w:eastAsia="Times New Roman" w:hAnsi="Consolas" w:cs="Times New Roman"/>
+          <w:color w:val="000000" w:themeColor="text1"/>
+          <w:kern w:val="0"/>
+          <w:sz w:val="21"/>
+          <w:szCs w:val="21"/>
+          <w:lang w:eastAsia="es-AR"/>
+          <w14:ligatures w14:val="none"/>
+        </w:rPr>
+        <w:t xml:space="preserve">) reducen su probabilidad de ser pobres. Las variables económicas del hogar también resultan claves: pp10a (ingresos laborales individuales declarados), cuando aumenta, se asocia positivamente con la probabilidad de pobreza debido a la lógica inversa del índice de ingresos usado en la imputación; y tanto p21 como </w:t>
+      </w:r>
+      <w:proofErr w:type="spellStart"/>
+      <w:r>
+        <w:rPr>
+          <w:rFonts w:ascii="Consolas" w:eastAsia="Times New Roman" w:hAnsi="Consolas" w:cs="Times New Roman"/>
+          <w:color w:val="000000" w:themeColor="text1"/>
+          <w:kern w:val="0"/>
+          <w:sz w:val="21"/>
+          <w:szCs w:val="21"/>
+          <w:lang w:eastAsia="es-AR"/>
+          <w14:ligatures w14:val="none"/>
+        </w:rPr>
+        <w:t>t_vi</w:t>
+      </w:r>
+      <w:proofErr w:type="spellEnd"/>
+      <w:r>
+        <w:rPr>
+          <w:rFonts w:ascii="Consolas" w:eastAsia="Times New Roman" w:hAnsi="Consolas" w:cs="Times New Roman"/>
+          <w:color w:val="000000" w:themeColor="text1"/>
+          <w:kern w:val="0"/>
+          <w:sz w:val="21"/>
+          <w:szCs w:val="21"/>
+          <w:lang w:eastAsia="es-AR"/>
+          <w14:ligatures w14:val="none"/>
+        </w:rPr>
+        <w:t xml:space="preserve">, que son montos monetarios y valor de bienes, presentan coeficientes negativos, sugiriendo que mayores activos y transferencias contribuyen a reducir el riesgo de pobreza. Finalmente, indicadores de composición familiar como </w:t>
+      </w:r>
+      <w:proofErr w:type="spellStart"/>
+      <w:r>
+        <w:rPr>
+          <w:rFonts w:ascii="Consolas" w:eastAsia="Times New Roman" w:hAnsi="Consolas" w:cs="Times New Roman"/>
+          <w:color w:val="000000" w:themeColor="text1"/>
+          <w:kern w:val="0"/>
+          <w:sz w:val="21"/>
+          <w:szCs w:val="21"/>
+          <w:lang w:eastAsia="es-AR"/>
+          <w14:ligatures w14:val="none"/>
+        </w:rPr>
+        <w:t>adulto_esquiv</w:t>
+      </w:r>
+      <w:proofErr w:type="spellEnd"/>
+      <w:r>
+        <w:rPr>
+          <w:rFonts w:ascii="Consolas" w:eastAsia="Times New Roman" w:hAnsi="Consolas" w:cs="Times New Roman"/>
+          <w:color w:val="000000" w:themeColor="text1"/>
+          <w:kern w:val="0"/>
+          <w:sz w:val="21"/>
+          <w:szCs w:val="21"/>
+          <w:lang w:eastAsia="es-AR"/>
+          <w14:ligatures w14:val="none"/>
+        </w:rPr>
+        <w:t xml:space="preserve"> y </w:t>
+      </w:r>
+      <w:proofErr w:type="spellStart"/>
+      <w:r>
+        <w:rPr>
+          <w:rFonts w:ascii="Consolas" w:eastAsia="Times New Roman" w:hAnsi="Consolas" w:cs="Times New Roman"/>
+          <w:color w:val="000000" w:themeColor="text1"/>
+          <w:kern w:val="0"/>
+          <w:sz w:val="21"/>
+          <w:szCs w:val="21"/>
+          <w:lang w:eastAsia="es-AR"/>
+          <w14:ligatures w14:val="none"/>
+        </w:rPr>
+        <w:t>ad_equiv_hogar</w:t>
+      </w:r>
+      <w:proofErr w:type="spellEnd"/>
+      <w:r>
+        <w:rPr>
+          <w:rFonts w:ascii="Consolas" w:eastAsia="Times New Roman" w:hAnsi="Consolas" w:cs="Times New Roman"/>
+          <w:color w:val="000000" w:themeColor="text1"/>
+          <w:kern w:val="0"/>
+          <w:sz w:val="21"/>
+          <w:szCs w:val="21"/>
+          <w:lang w:eastAsia="es-AR"/>
+          <w14:ligatures w14:val="none"/>
+        </w:rPr>
+        <w:t xml:space="preserve"> muestran que mayores necesidades económicas por estructura del hogar incrementan </w:t>
+      </w:r>
+      <w:r>
+        <w:rPr>
+          <w:rFonts w:ascii="Consolas" w:eastAsia="Times New Roman" w:hAnsi="Consolas" w:cs="Times New Roman"/>
+          <w:color w:val="000000" w:themeColor="text1"/>
+          <w:kern w:val="0"/>
+          <w:sz w:val="21"/>
+          <w:szCs w:val="21"/>
+          <w:lang w:eastAsia="es-AR"/>
+          <w14:ligatures w14:val="none"/>
+        </w:rPr>
+        <w:lastRenderedPageBreak/>
+        <w:t>fuertemente la probabilidad de pobreza. En conjunto, el modelo ofrece un ajuste razonable (Pseudo R² ≈ 0.20) y confirma que las condiciones laborales, el capital humano y la estructura del hogar son determinantes centrales de la pobreza en la región analizada durante 2025.</w:t>
+      </w:r>
+    </w:p>
+    <w:p>
+      <w:pPr>
+        <w:rPr>
+          <w:color w:val="000000" w:themeColor="text1"/>
+          <w:sz w:val="28"/>
+          <w:szCs w:val="28"/>
+          <w:lang w:val="en-US"/>
+        </w:rPr>
+      </w:pPr>
+      <w:r>
+        <w:rPr>
+          <w:color w:val="000000" w:themeColor="text1"/>
+          <w:sz w:val="28"/>
+          <w:szCs w:val="28"/>
+          <w:lang w:val="en-US"/>
+        </w:rPr>
+        <w:t xml:space="preserve">Optimization </w:t>
+      </w:r>
+      <w:proofErr w:type="gramStart"/>
+      <w:r>
+        <w:rPr>
+          <w:color w:val="000000" w:themeColor="text1"/>
+          <w:sz w:val="28"/>
+          <w:szCs w:val="28"/>
+          <w:lang w:val="en-US"/>
+        </w:rPr>
+        <w:t>terminated</w:t>
+      </w:r>
+      <w:proofErr w:type="gramEnd"/>
+      <w:r>
+        <w:rPr>
+          <w:color w:val="000000" w:themeColor="text1"/>
+          <w:sz w:val="28"/>
+          <w:szCs w:val="28"/>
+          <w:lang w:val="en-US"/>
+        </w:rPr>
+        <w:t xml:space="preserve"> successfully.</w:t>
+      </w:r>
+    </w:p>
+    <w:p>
+      <w:pPr>
+        <w:rPr>
+          <w:color w:val="000000" w:themeColor="text1"/>
+          <w:sz w:val="28"/>
+          <w:szCs w:val="28"/>
+          <w:lang w:val="en-US"/>
+        </w:rPr>
+      </w:pPr>
+      <w:r>
+        <w:rPr>
+          <w:color w:val="000000" w:themeColor="text1"/>
+          <w:sz w:val="28"/>
+          <w:szCs w:val="28"/>
+          <w:lang w:val="en-US"/>
+        </w:rPr>
+        <w:t xml:space="preserve">         Current function value: 0.553029</w:t>
+      </w:r>
+    </w:p>
+    <w:p>
+      <w:pPr>
+        <w:rPr>
+          <w:color w:val="000000" w:themeColor="text1"/>
+          <w:sz w:val="28"/>
+          <w:szCs w:val="28"/>
+          <w:lang w:val="en-US"/>
+        </w:rPr>
+      </w:pPr>
+      <w:r>
+        <w:rPr>
+          <w:color w:val="000000" w:themeColor="text1"/>
+          <w:sz w:val="28"/>
+          <w:szCs w:val="28"/>
+          <w:lang w:val="en-US"/>
+        </w:rPr>
+        <w:t xml:space="preserve">         Iterations 7</w:t>
+      </w:r>
+    </w:p>
+    <w:p>
+      <w:pPr>
+        <w:rPr>
+          <w:color w:val="000000" w:themeColor="text1"/>
+          <w:sz w:val="28"/>
+          <w:szCs w:val="28"/>
+          <w:lang w:val="en-US"/>
+        </w:rPr>
+      </w:pPr>
+      <w:r>
+        <w:rPr>
+          <w:color w:val="000000" w:themeColor="text1"/>
+          <w:sz w:val="28"/>
+          <w:szCs w:val="28"/>
+          <w:lang w:val="en-US"/>
+        </w:rPr>
+        <w:t xml:space="preserve">                           Logit Regression Results                           </w:t>
+      </w:r>
+    </w:p>
+    <w:p>
+      <w:pPr>
+        <w:rPr>
+          <w:color w:val="000000" w:themeColor="text1"/>
+          <w:sz w:val="28"/>
+          <w:szCs w:val="28"/>
+          <w:lang w:val="en-US"/>
+        </w:rPr>
+      </w:pPr>
+      <w:r>
+        <w:rPr>
+          <w:color w:val="000000" w:themeColor="text1"/>
+          <w:sz w:val="28"/>
+          <w:szCs w:val="28"/>
+          <w:lang w:val="en-US"/>
+        </w:rPr>
+        <w:t>==============================================================================</w:t>
+      </w:r>
+    </w:p>
+    <w:p>
+      <w:pPr>
+        <w:rPr>
+          <w:color w:val="000000" w:themeColor="text1"/>
+          <w:sz w:val="28"/>
+          <w:szCs w:val="28"/>
+          <w:lang w:val="en-US"/>
+        </w:rPr>
+      </w:pPr>
+      <w:r>
+        <w:rPr>
+          <w:color w:val="000000" w:themeColor="text1"/>
+          <w:sz w:val="28"/>
+          <w:szCs w:val="28"/>
+          <w:lang w:val="en-US"/>
+        </w:rPr>
+        <w:t xml:space="preserve">Dep. Variable:                  </w:t>
+      </w:r>
+      <w:proofErr w:type="spellStart"/>
+      <w:r>
+        <w:rPr>
+          <w:color w:val="000000" w:themeColor="text1"/>
+          <w:sz w:val="28"/>
+          <w:szCs w:val="28"/>
+          <w:lang w:val="en-US"/>
+        </w:rPr>
+        <w:t>pobre</w:t>
+      </w:r>
+      <w:proofErr w:type="spellEnd"/>
+      <w:r>
+        <w:rPr>
+          <w:color w:val="000000" w:themeColor="text1"/>
+          <w:sz w:val="28"/>
+          <w:szCs w:val="28"/>
+          <w:lang w:val="en-US"/>
+        </w:rPr>
+        <w:t xml:space="preserve">   No. Observations:                 6086</w:t>
+      </w:r>
+    </w:p>
+    <w:p>
+      <w:pPr>
+        <w:rPr>
+          <w:color w:val="000000" w:themeColor="text1"/>
+          <w:sz w:val="28"/>
+          <w:szCs w:val="28"/>
+          <w:lang w:val="en-US"/>
+        </w:rPr>
+      </w:pPr>
+      <w:r>
+        <w:rPr>
+          <w:color w:val="000000" w:themeColor="text1"/>
+          <w:sz w:val="28"/>
+          <w:szCs w:val="28"/>
+          <w:lang w:val="en-US"/>
+        </w:rPr>
+        <w:t xml:space="preserve">Model:                          Logit   </w:t>
+      </w:r>
+      <w:proofErr w:type="spellStart"/>
+      <w:r>
+        <w:rPr>
+          <w:color w:val="000000" w:themeColor="text1"/>
+          <w:sz w:val="28"/>
+          <w:szCs w:val="28"/>
+          <w:lang w:val="en-US"/>
+        </w:rPr>
+        <w:t>Df</w:t>
+      </w:r>
+      <w:proofErr w:type="spellEnd"/>
+      <w:r>
+        <w:rPr>
+          <w:color w:val="000000" w:themeColor="text1"/>
+          <w:sz w:val="28"/>
+          <w:szCs w:val="28"/>
+          <w:lang w:val="en-US"/>
+        </w:rPr>
+        <w:t xml:space="preserve"> Residuals:                     6075</w:t>
+      </w:r>
+    </w:p>
+    <w:p>
+      <w:pPr>
+        <w:rPr>
+          <w:color w:val="000000" w:themeColor="text1"/>
+          <w:sz w:val="28"/>
+          <w:szCs w:val="28"/>
+          <w:lang w:val="en-US"/>
+        </w:rPr>
+      </w:pPr>
+      <w:r>
+        <w:rPr>
+          <w:color w:val="000000" w:themeColor="text1"/>
+          <w:sz w:val="28"/>
+          <w:szCs w:val="28"/>
+          <w:lang w:val="en-US"/>
+        </w:rPr>
+        <w:t xml:space="preserve">Method:                           MLE   </w:t>
+      </w:r>
+      <w:proofErr w:type="spellStart"/>
+      <w:r>
+        <w:rPr>
+          <w:color w:val="000000" w:themeColor="text1"/>
+          <w:sz w:val="28"/>
+          <w:szCs w:val="28"/>
+          <w:lang w:val="en-US"/>
+        </w:rPr>
+        <w:t>Df</w:t>
+      </w:r>
+      <w:proofErr w:type="spellEnd"/>
+      <w:r>
+        <w:rPr>
+          <w:color w:val="000000" w:themeColor="text1"/>
+          <w:sz w:val="28"/>
+          <w:szCs w:val="28"/>
+          <w:lang w:val="en-US"/>
+        </w:rPr>
+        <w:t xml:space="preserve"> Model:                           10</w:t>
+      </w:r>
+    </w:p>
+    <w:p>
+      <w:pPr>
+        <w:rPr>
+          <w:color w:val="000000" w:themeColor="text1"/>
+          <w:sz w:val="28"/>
+          <w:szCs w:val="28"/>
+          <w:lang w:val="en-US"/>
+        </w:rPr>
+      </w:pPr>
+      <w:r>
+        <w:rPr>
+          <w:color w:val="000000" w:themeColor="text1"/>
+          <w:sz w:val="28"/>
+          <w:szCs w:val="28"/>
+          <w:lang w:val="en-US"/>
+        </w:rPr>
+        <w:t>Date:                Sat, 15 Nov 2025   Pseudo R-</w:t>
+      </w:r>
+      <w:proofErr w:type="spellStart"/>
+      <w:r>
+        <w:rPr>
+          <w:color w:val="000000" w:themeColor="text1"/>
+          <w:sz w:val="28"/>
+          <w:szCs w:val="28"/>
+          <w:lang w:val="en-US"/>
+        </w:rPr>
+        <w:t>squ</w:t>
+      </w:r>
+      <w:proofErr w:type="spellEnd"/>
+      <w:r>
+        <w:rPr>
+          <w:color w:val="000000" w:themeColor="text1"/>
+          <w:sz w:val="28"/>
+          <w:szCs w:val="28"/>
+          <w:lang w:val="en-US"/>
+        </w:rPr>
+        <w:t>.:                  0.1952</w:t>
+      </w:r>
+    </w:p>
+    <w:p>
+      <w:pPr>
+        <w:rPr>
+          <w:color w:val="000000" w:themeColor="text1"/>
+          <w:sz w:val="28"/>
+          <w:szCs w:val="28"/>
+          <w:lang w:val="en-US"/>
+        </w:rPr>
+      </w:pPr>
+      <w:r>
+        <w:rPr>
+          <w:color w:val="000000" w:themeColor="text1"/>
+          <w:sz w:val="28"/>
+          <w:szCs w:val="28"/>
+          <w:lang w:val="en-US"/>
+        </w:rPr>
+        <w:t>Time:                        01:25:36   Log-Likelihood:                -3365.7</w:t>
+      </w:r>
+    </w:p>
+    <w:p>
+      <w:pPr>
+        <w:rPr>
+          <w:color w:val="000000" w:themeColor="text1"/>
+          <w:sz w:val="28"/>
+          <w:szCs w:val="28"/>
+          <w:lang w:val="en-US"/>
+        </w:rPr>
+      </w:pPr>
+      <w:r>
+        <w:rPr>
+          <w:color w:val="000000" w:themeColor="text1"/>
+          <w:sz w:val="28"/>
+          <w:szCs w:val="28"/>
+          <w:lang w:val="en-US"/>
+        </w:rPr>
+        <w:t>converged:                       True   LL-Null:                       -4182.0</w:t>
+      </w:r>
+    </w:p>
+    <w:p>
+      <w:pPr>
+        <w:rPr>
+          <w:color w:val="000000" w:themeColor="text1"/>
+          <w:sz w:val="28"/>
+          <w:szCs w:val="28"/>
+          <w:lang w:val="en-US"/>
+        </w:rPr>
+      </w:pPr>
+      <w:r>
+        <w:rPr>
+          <w:color w:val="000000" w:themeColor="text1"/>
+          <w:sz w:val="28"/>
+          <w:szCs w:val="28"/>
+          <w:lang w:val="en-US"/>
+        </w:rPr>
+        <w:t xml:space="preserve">Covariance Type:            </w:t>
+      </w:r>
+      <w:proofErr w:type="spellStart"/>
+      <w:r>
+        <w:rPr>
+          <w:color w:val="000000" w:themeColor="text1"/>
+          <w:sz w:val="28"/>
+          <w:szCs w:val="28"/>
+          <w:lang w:val="en-US"/>
+        </w:rPr>
+        <w:t>nonrobust</w:t>
+      </w:r>
+      <w:proofErr w:type="spellEnd"/>
+      <w:r>
+        <w:rPr>
+          <w:color w:val="000000" w:themeColor="text1"/>
+          <w:sz w:val="28"/>
+          <w:szCs w:val="28"/>
+          <w:lang w:val="en-US"/>
+        </w:rPr>
+        <w:t xml:space="preserve">   LLR p-value:                     0.000</w:t>
+      </w:r>
+    </w:p>
+    <w:p>
+      <w:pPr>
+        <w:rPr>
+          <w:color w:val="000000" w:themeColor="text1"/>
+          <w:sz w:val="28"/>
+          <w:szCs w:val="28"/>
+          <w:lang w:val="en-US"/>
+        </w:rPr>
+      </w:pPr>
+      <w:r>
+        <w:rPr>
+          <w:color w:val="000000" w:themeColor="text1"/>
+          <w:sz w:val="28"/>
+          <w:szCs w:val="28"/>
+          <w:lang w:val="en-US"/>
+        </w:rPr>
+        <w:t>==================================================================================</w:t>
+      </w:r>
+    </w:p>
+    <w:p>
+      <w:pPr>
+        <w:rPr>
+          <w:color w:val="000000" w:themeColor="text1"/>
+          <w:sz w:val="28"/>
+          <w:szCs w:val="28"/>
+          <w:lang w:val="en-US"/>
+        </w:rPr>
+      </w:pPr>
+      <w:r>
+        <w:rPr>
+          <w:color w:val="000000" w:themeColor="text1"/>
+          <w:sz w:val="28"/>
+          <w:szCs w:val="28"/>
+          <w:lang w:val="en-US"/>
+        </w:rPr>
+        <w:t xml:space="preserve">                     </w:t>
+      </w:r>
+      <w:proofErr w:type="spellStart"/>
+      <w:r>
+        <w:rPr>
+          <w:color w:val="000000" w:themeColor="text1"/>
+          <w:sz w:val="28"/>
+          <w:szCs w:val="28"/>
+          <w:lang w:val="en-US"/>
+        </w:rPr>
+        <w:t>coef</w:t>
+      </w:r>
+      <w:proofErr w:type="spellEnd"/>
+      <w:r>
+        <w:rPr>
+          <w:color w:val="000000" w:themeColor="text1"/>
+          <w:sz w:val="28"/>
+          <w:szCs w:val="28"/>
+          <w:lang w:val="en-US"/>
+        </w:rPr>
+        <w:t xml:space="preserve">    std err          z      P&gt;|z|   </w:t>
+      </w:r>
+      <w:proofErr w:type="gramStart"/>
+      <w:r>
+        <w:rPr>
+          <w:color w:val="000000" w:themeColor="text1"/>
+          <w:sz w:val="28"/>
+          <w:szCs w:val="28"/>
+          <w:lang w:val="en-US"/>
+        </w:rPr>
+        <w:t xml:space="preserve">   [</w:t>
+      </w:r>
+      <w:proofErr w:type="gramEnd"/>
+      <w:r>
+        <w:rPr>
+          <w:color w:val="000000" w:themeColor="text1"/>
+          <w:sz w:val="28"/>
+          <w:szCs w:val="28"/>
+          <w:lang w:val="en-US"/>
+        </w:rPr>
+        <w:t>0.025      0.975]</w:t>
+      </w:r>
+    </w:p>
+    <w:p>
+      <w:pPr>
+        <w:rPr>
+          <w:color w:val="000000" w:themeColor="text1"/>
+          <w:sz w:val="28"/>
+          <w:szCs w:val="28"/>
+        </w:rPr>
+      </w:pPr>
+      <w:r>
+        <w:rPr>
+          <w:color w:val="000000" w:themeColor="text1"/>
+          <w:sz w:val="28"/>
+          <w:szCs w:val="28"/>
+        </w:rPr>
+        <w:t>----------------------------------------------------------------------------------</w:t>
+      </w:r>
+    </w:p>
+    <w:p>
+      <w:pPr>
+        <w:rPr>
+          <w:color w:val="000000" w:themeColor="text1"/>
+          <w:sz w:val="28"/>
+          <w:szCs w:val="28"/>
+        </w:rPr>
+      </w:pPr>
+      <w:proofErr w:type="spellStart"/>
+      <w:r>
+        <w:rPr>
+          <w:color w:val="000000" w:themeColor="text1"/>
+          <w:sz w:val="28"/>
+          <w:szCs w:val="28"/>
+        </w:rPr>
+        <w:t>const</w:t>
+      </w:r>
+      <w:proofErr w:type="spellEnd"/>
+      <w:r>
+        <w:rPr>
+          <w:color w:val="000000" w:themeColor="text1"/>
+          <w:sz w:val="28"/>
+          <w:szCs w:val="28"/>
+        </w:rPr>
+        <w:t xml:space="preserve">             -0.0455      0.461     -0.099      0.921      -0.950       0.858</w:t>
+      </w:r>
+    </w:p>
+    <w:p>
+      <w:pPr>
+        <w:rPr>
+          <w:color w:val="000000" w:themeColor="text1"/>
+          <w:sz w:val="28"/>
+          <w:szCs w:val="28"/>
+        </w:rPr>
+      </w:pPr>
+      <w:r>
+        <w:rPr>
+          <w:color w:val="000000" w:themeColor="text1"/>
+          <w:sz w:val="28"/>
+          <w:szCs w:val="28"/>
+        </w:rPr>
+        <w:t>ch06              -0.0049      0.002     -2.867      0.004      -0.008      -0.002</w:t>
+      </w:r>
+    </w:p>
+    <w:p>
+      <w:pPr>
+        <w:rPr>
+          <w:color w:val="000000" w:themeColor="text1"/>
+          <w:sz w:val="28"/>
+          <w:szCs w:val="28"/>
+        </w:rPr>
+      </w:pPr>
+      <w:proofErr w:type="spellStart"/>
+      <w:r>
+        <w:rPr>
+          <w:color w:val="000000" w:themeColor="text1"/>
+          <w:sz w:val="28"/>
+          <w:szCs w:val="28"/>
+        </w:rPr>
+        <w:t>nivel_ed</w:t>
+      </w:r>
+      <w:proofErr w:type="spellEnd"/>
+      <w:r>
+        <w:rPr>
+          <w:color w:val="000000" w:themeColor="text1"/>
+          <w:sz w:val="28"/>
+          <w:szCs w:val="28"/>
+        </w:rPr>
+        <w:t xml:space="preserve">          -0.1179      0.018     -6.377      0.000      -0.154      -0.082</w:t>
+      </w:r>
+    </w:p>
+    <w:p>
+      <w:pPr>
+        <w:rPr>
+          <w:color w:val="000000" w:themeColor="text1"/>
+          <w:sz w:val="28"/>
+          <w:szCs w:val="28"/>
+        </w:rPr>
+      </w:pPr>
+      <w:r>
+        <w:rPr>
+          <w:color w:val="000000" w:themeColor="text1"/>
+          <w:sz w:val="28"/>
+          <w:szCs w:val="28"/>
+        </w:rPr>
+        <w:t>estado             0.3367      0.038      8.810      0.000       0.262       0.412</w:t>
+      </w:r>
+    </w:p>
+    <w:p>
+      <w:pPr>
+        <w:rPr>
+          <w:color w:val="000000" w:themeColor="text1"/>
+          <w:sz w:val="28"/>
+          <w:szCs w:val="28"/>
+          <w:lang w:val="en-US"/>
+        </w:rPr>
+      </w:pPr>
+      <w:proofErr w:type="spellStart"/>
+      <w:r>
+        <w:rPr>
+          <w:color w:val="000000" w:themeColor="text1"/>
+          <w:sz w:val="28"/>
+          <w:szCs w:val="28"/>
+          <w:lang w:val="en-US"/>
+        </w:rPr>
+        <w:t>cat_inac</w:t>
+      </w:r>
+      <w:proofErr w:type="spellEnd"/>
+      <w:r>
+        <w:rPr>
+          <w:color w:val="000000" w:themeColor="text1"/>
+          <w:sz w:val="28"/>
+          <w:szCs w:val="28"/>
+          <w:lang w:val="en-US"/>
+        </w:rPr>
+        <w:t xml:space="preserve">           0.1377      0.032      4.273      0.000       0.075       0.201</w:t>
+      </w:r>
+    </w:p>
+    <w:p>
+      <w:pPr>
+        <w:rPr>
+          <w:color w:val="000000" w:themeColor="text1"/>
+          <w:sz w:val="28"/>
+          <w:szCs w:val="28"/>
+          <w:lang w:val="en-US"/>
+        </w:rPr>
+      </w:pPr>
+      <w:proofErr w:type="spellStart"/>
+      <w:r>
+        <w:rPr>
+          <w:color w:val="000000" w:themeColor="text1"/>
+          <w:sz w:val="28"/>
+          <w:szCs w:val="28"/>
+          <w:lang w:val="en-US"/>
+        </w:rPr>
+        <w:t>cat_ocup</w:t>
+      </w:r>
+      <w:proofErr w:type="spellEnd"/>
+      <w:r>
+        <w:rPr>
+          <w:color w:val="000000" w:themeColor="text1"/>
+          <w:sz w:val="28"/>
+          <w:szCs w:val="28"/>
+          <w:lang w:val="en-US"/>
+        </w:rPr>
+        <w:t xml:space="preserve">          -0.3178      0.087     -3.672      0.000      -0.487      -0.148</w:t>
+      </w:r>
+    </w:p>
+    <w:p>
+      <w:pPr>
+        <w:rPr>
+          <w:color w:val="000000" w:themeColor="text1"/>
+          <w:sz w:val="28"/>
+          <w:szCs w:val="28"/>
+          <w:lang w:val="en-US"/>
+        </w:rPr>
+      </w:pPr>
+      <w:r>
+        <w:rPr>
+          <w:color w:val="000000" w:themeColor="text1"/>
+          <w:sz w:val="28"/>
+          <w:szCs w:val="28"/>
+          <w:lang w:val="en-US"/>
+        </w:rPr>
+        <w:t>pp10a              0.3541      0.123      2.873      0.004       0.113       0.596</w:t>
+      </w:r>
+    </w:p>
+    <w:p>
+      <w:pPr>
+        <w:rPr>
+          <w:color w:val="000000" w:themeColor="text1"/>
+          <w:sz w:val="28"/>
+          <w:szCs w:val="28"/>
+        </w:rPr>
+      </w:pPr>
+      <w:r>
+        <w:rPr>
+          <w:color w:val="000000" w:themeColor="text1"/>
+          <w:sz w:val="28"/>
+          <w:szCs w:val="28"/>
+        </w:rPr>
+        <w:t>p21            -3.185e-06   1.94e-07    -16.456      0.000   -3.56e-06   -2.81e-06</w:t>
+      </w:r>
+    </w:p>
+    <w:p>
+      <w:pPr>
+        <w:rPr>
+          <w:color w:val="000000" w:themeColor="text1"/>
+          <w:sz w:val="28"/>
+          <w:szCs w:val="28"/>
+        </w:rPr>
+      </w:pPr>
+      <w:proofErr w:type="spellStart"/>
+      <w:r>
+        <w:rPr>
+          <w:color w:val="000000" w:themeColor="text1"/>
+          <w:sz w:val="28"/>
+          <w:szCs w:val="28"/>
+        </w:rPr>
+        <w:lastRenderedPageBreak/>
+        <w:t>t_vi</w:t>
+      </w:r>
+      <w:proofErr w:type="spellEnd"/>
+      <w:r>
+        <w:rPr>
+          <w:color w:val="000000" w:themeColor="text1"/>
+          <w:sz w:val="28"/>
+          <w:szCs w:val="28"/>
+        </w:rPr>
+        <w:t xml:space="preserve">           -4.209e-06    3.6e-07    -11.699      0.000   -4.91e-06    -3.5e-06</w:t>
+      </w:r>
+    </w:p>
+    <w:p>
+      <w:pPr>
+        <w:rPr>
+          <w:color w:val="000000" w:themeColor="text1"/>
+          <w:sz w:val="28"/>
+          <w:szCs w:val="28"/>
+        </w:rPr>
+      </w:pPr>
+      <w:proofErr w:type="spellStart"/>
+      <w:r>
+        <w:rPr>
+          <w:color w:val="000000" w:themeColor="text1"/>
+          <w:sz w:val="28"/>
+          <w:szCs w:val="28"/>
+        </w:rPr>
+        <w:t>adulto_esquiv</w:t>
+      </w:r>
+      <w:proofErr w:type="spellEnd"/>
+      <w:r>
+        <w:rPr>
+          <w:color w:val="000000" w:themeColor="text1"/>
+          <w:sz w:val="28"/>
+          <w:szCs w:val="28"/>
+        </w:rPr>
+        <w:t xml:space="preserve">      1.5170      0.243      6.241      0.000       1.041       1.993</w:t>
+      </w:r>
+    </w:p>
+    <w:p>
+      <w:pPr>
+        <w:rPr>
+          <w:color w:val="000000" w:themeColor="text1"/>
+          <w:sz w:val="28"/>
+          <w:szCs w:val="28"/>
+        </w:rPr>
+      </w:pPr>
+      <w:proofErr w:type="spellStart"/>
+      <w:r>
+        <w:rPr>
+          <w:color w:val="000000" w:themeColor="text1"/>
+          <w:sz w:val="28"/>
+          <w:szCs w:val="28"/>
+        </w:rPr>
+        <w:t>ad_equiv_hogar</w:t>
+      </w:r>
+      <w:proofErr w:type="spellEnd"/>
+      <w:r>
+        <w:rPr>
+          <w:color w:val="000000" w:themeColor="text1"/>
+          <w:sz w:val="28"/>
+          <w:szCs w:val="28"/>
+        </w:rPr>
+        <w:t xml:space="preserve">     0.3200      0.021     15.321      0.000       0.279       0.361</w:t>
+      </w:r>
+    </w:p>
+    <w:p>
+      <w:pPr>
+        <w:rPr>
+          <w:color w:val="000000" w:themeColor="text1"/>
+          <w:sz w:val="28"/>
+          <w:szCs w:val="28"/>
+        </w:rPr>
+      </w:pPr>
+    </w:p>
+    <w:p>
+      <w:pPr>
+        <w:rPr>
+          <w:color w:val="000000" w:themeColor="text1"/>
+          <w:sz w:val="28"/>
+          <w:szCs w:val="28"/>
+        </w:rPr>
+      </w:pPr>
+      <w:r>
+        <w:rPr>
+          <w:color w:val="000000" w:themeColor="text1"/>
+          <w:sz w:val="28"/>
+          <w:szCs w:val="28"/>
+        </w:rPr>
+        <w:t>Consigna 4</w:t>
+      </w:r>
+    </w:p>
+    <w:p>
+      <w:pPr>
+        <w:jc w:val="both"/>
+        <w:rPr>
+          <w:color w:val="000000" w:themeColor="text1"/>
+          <w:sz w:val="28"/>
+          <w:szCs w:val="28"/>
+        </w:rPr>
+      </w:pPr>
+      <w:r>
+        <w:rPr>
+          <w:color w:val="000000" w:themeColor="text1"/>
+          <w:sz w:val="28"/>
+          <w:szCs w:val="28"/>
+        </w:rPr>
+        <w:t>El gráfico muestra la relación estimada entre el nivel educativo y la probabilidad de ser pobre durante el año 2025, manteniendo constantes el resto de las características sociodemográficas y laborales del individuo en su valor promedio. La pendiente negativa es clara y pronunciada: conforme aumenta el nivel educativo, la probabilidad predicha de ser pobre cae de manera consistente. Para los individuos con los niveles educativos más bajos, la probabilidad estimada de ser pobres se ubica cercana al 47%, mientras que para aquellos que alcanzan los niveles más altos del sistema educativo, dicha probabilidad desciende a alrededor del 30%. Esto confirma que la educación actúa como un determinante estructural de la vulnerabilidad económica, reduciendo significativamente el riesgo de pobreza incluso cuando se controla por otras variables relevantes.</w:t>
+      </w:r>
+    </w:p>
+    <w:p>
+      <w:pPr>
+        <w:jc w:val="both"/>
+        <w:rPr>
+          <w:color w:val="000000" w:themeColor="text1"/>
+          <w:sz w:val="28"/>
+          <w:szCs w:val="28"/>
+        </w:rPr>
+      </w:pPr>
+      <w:r>
+        <w:rPr>
+          <w:color w:val="000000" w:themeColor="text1"/>
+          <w:sz w:val="28"/>
+          <w:szCs w:val="28"/>
+        </w:rPr>
+        <w:t>Este comportamiento es coherente con la teoría del capital humano y con los resultados previos del modelo logístico: mayores niveles de educación suelen asociarse con mejores oportunidades en el mercado laboral, mayor estabilidad ocupacional y acceso a empleos de mayor productividad. El modelo captura esta relación al mostrar que el efecto marginal de la educación es fuerte y robusto, y que las diferencias entre niveles educativos se traducen en diferencias sustanciales en la probabilidad de pobreza. En síntesis, el gráfico permite visualizar de manera intuitiva cómo el aumento en el nivel educativo constituye un mecanismo clave para reducir la vulnerabilidad económica dentro de la población analizada.</w:t>
+      </w:r>
+    </w:p>
+    <w:p>
+      <w:pPr>
+        <w:rPr>
+          <w:color w:val="000000" w:themeColor="text1"/>
+          <w:sz w:val="28"/>
+          <w:szCs w:val="28"/>
+        </w:rPr>
+      </w:pPr>
+      <w:r>
+        <w:rPr>
+          <w:color w:val="000000" w:themeColor="text1"/>
+          <w:sz w:val="28"/>
+          <w:szCs w:val="28"/>
+        </w:rPr>
+        <w:lastRenderedPageBreak/>
+        <w:drawing>
+          <wp:inline distT="0" distB="0" distL="0" distR="0" wp14:anchorId="3679F6BB" wp14:editId="3EDF68C7">
+            <wp:extent cx="5731510" cy="3622040"/>
+            <wp:effectExtent l="0" t="0" r="2540" b="0"/>
+            <wp:docPr id="1796251695" name="Imagen 1" descr="Gráfico, Gráfico de líneas&#10;&#10;El contenido generado por IA puede ser incorrecto."/>
+            <wp:cNvGraphicFramePr>
+              <a:graphicFrameLocks xmlns:a="http://schemas.openxmlformats.org/drawingml/2006/main" noChangeAspect="1"/>
+            </wp:cNvGraphicFramePr>
+            <a:graphic xmlns:a="http://schemas.openxmlformats.org/drawingml/2006/main">
+              <a:graphicData uri="http://schemas.openxmlformats.org/drawingml/2006/picture">
+                <pic:pic xmlns:pic="http://schemas.openxmlformats.org/drawingml/2006/picture">
+                  <pic:nvPicPr>
+                    <pic:cNvPr id="1796251695" name="Imagen 1" descr="Gráfico, Gráfico de líneas&#10;&#10;El contenido generado por IA puede ser incorrecto."/>
+                    <pic:cNvPicPr/>
+                  </pic:nvPicPr>
+                  <pic:blipFill>
+                    <a:blip r:embed="rId8"/>
+                    <a:stretch>
+                      <a:fillRect/>
+                    </a:stretch>
+                  </pic:blipFill>
+                  <pic:spPr>
+                    <a:xfrm>
+                      <a:off x="0" y="0"/>
+                      <a:ext cx="5731510" cy="3622040"/>
+                    </a:xfrm>
+                    <a:prstGeom prst="rect">
+                      <a:avLst/>
+                    </a:prstGeom>
+                  </pic:spPr>
+                </pic:pic>
+              </a:graphicData>
+            </a:graphic>
+          </wp:inline>
+        </w:drawing>
+      </w:r>
     </w:p>
     <w:sectPr>
-      <w:headerReference w:type="default" r:id="rId8"/>
-      <w:footerReference w:type="default" r:id="rId9"/>
+      <w:headerReference w:type="default" r:id="rId9"/>
+      <w:footerReference w:type="default" r:id="rId10"/>
       <w:pgSz w:w="11906" w:h="16838"/>
       <w:pgMar w:top="1440" w:right="1440" w:bottom="1440" w:left="1440" w:header="708" w:footer="708" w:gutter="0"/>
       <w:cols w:space="708"/>
@@ -1073,7 +2719,6 @@
   <w:style w:type="character" w:default="1" w:styleId="Fuentedeprrafopredeter">
     <w:name w:val="Default Paragraph Font"/>
     <w:uiPriority w:val="1"/>
-    <w:semiHidden/>
     <w:unhideWhenUsed/>
   </w:style>
   <w:style w:type="table" w:default="1" w:styleId="Tablanormal">

--- a/TP3/Program_TP3_Grupo2.docx
+++ b/TP3/Program_TP3_Grupo2.docx
@@ -468,527 +468,5323 @@
     </w:p>
     <w:p>
       <w:pPr>
-        <w:spacing w:after="0" w:line="240" w:lineRule="auto"/>
-        <w:rPr>
-          <w:rFonts w:ascii="Consolas" w:eastAsia="Times New Roman" w:hAnsi="Consolas" w:cs="Times New Roman"/>
+        <w:jc w:val="both"/>
+        <w:rPr>
+          <w:b/>
+          <w:bCs/>
+          <w:sz w:val="24"/>
+          <w:szCs w:val="24"/>
+        </w:rPr>
+      </w:pPr>
+      <w:r>
+        <w:rPr>
+          <w:b/>
+          <w:bCs/>
+          <w:sz w:val="24"/>
+          <w:szCs w:val="24"/>
+        </w:rPr>
+        <w:t xml:space="preserve">Tabla 1: </w:t>
+      </w:r>
+      <w:r>
+        <w:rPr>
+          <w:b/>
+          <w:bCs/>
+          <w:sz w:val="24"/>
+          <w:szCs w:val="24"/>
+        </w:rPr>
+        <w:t>diferencia de medias entre la base de entrenamiento y la de testeo</w:t>
+      </w:r>
+      <w:r>
+        <w:rPr>
+          <w:b/>
+          <w:bCs/>
+          <w:sz w:val="24"/>
+          <w:szCs w:val="24"/>
+        </w:rPr>
+        <w:t>.</w:t>
+      </w:r>
+    </w:p>
+    <w:tbl>
+      <w:tblPr>
+        <w:tblW w:w="9124" w:type="dxa"/>
+        <w:tblBorders>
+          <w:top w:val="single" w:sz="4" w:space="0" w:color="auto"/>
+          <w:left w:val="single" w:sz="4" w:space="0" w:color="auto"/>
+          <w:bottom w:val="single" w:sz="4" w:space="0" w:color="auto"/>
+          <w:right w:val="single" w:sz="4" w:space="0" w:color="auto"/>
+          <w:insideH w:val="single" w:sz="4" w:space="0" w:color="auto"/>
+          <w:insideV w:val="single" w:sz="4" w:space="0" w:color="auto"/>
+        </w:tblBorders>
+        <w:tblCellMar>
+          <w:left w:w="70" w:type="dxa"/>
+          <w:right w:w="70" w:type="dxa"/>
+        </w:tblCellMar>
+        <w:tblLook w:val="04A0" w:firstRow="1" w:lastRow="0" w:firstColumn="1" w:lastColumn="0" w:noHBand="0" w:noVBand="1"/>
+      </w:tblPr>
+      <w:tblGrid>
+        <w:gridCol w:w="1753"/>
+        <w:gridCol w:w="2353"/>
+        <w:gridCol w:w="2693"/>
+        <w:gridCol w:w="2325"/>
+      </w:tblGrid>
+      <w:tr>
+        <w:trPr>
+          <w:trHeight w:val="300"/>
+        </w:trPr>
+        <w:tc>
+          <w:tcPr>
+            <w:tcW w:w="1753" w:type="dxa"/>
+            <w:noWrap/>
+            <w:vAlign w:val="center"/>
+            <w:hideMark/>
+          </w:tcPr>
+          <w:p>
+            <w:pPr>
+              <w:spacing w:after="0" w:line="240" w:lineRule="auto"/>
+              <w:rPr>
+                <w:rFonts w:eastAsia="Times New Roman" w:cstheme="minorHAnsi"/>
+                <w:kern w:val="0"/>
+                <w:sz w:val="24"/>
+                <w:szCs w:val="24"/>
+                <w:lang w:eastAsia="es-AR"/>
+                <w14:ligatures w14:val="none"/>
+              </w:rPr>
+            </w:pPr>
+          </w:p>
+        </w:tc>
+        <w:tc>
+          <w:tcPr>
+            <w:tcW w:w="2353" w:type="dxa"/>
+            <w:noWrap/>
+            <w:vAlign w:val="center"/>
+            <w:hideMark/>
+          </w:tcPr>
+          <w:p>
+            <w:pPr>
+              <w:spacing w:after="0" w:line="240" w:lineRule="auto"/>
+              <w:jc w:val="right"/>
+              <w:rPr>
+                <w:rFonts w:eastAsia="Times New Roman" w:cstheme="minorHAnsi"/>
+                <w:b/>
+                <w:bCs/>
+                <w:color w:val="000000"/>
+                <w:kern w:val="0"/>
+                <w:sz w:val="24"/>
+                <w:szCs w:val="24"/>
+                <w:lang w:eastAsia="es-AR"/>
+                <w14:ligatures w14:val="none"/>
+              </w:rPr>
+            </w:pPr>
+            <w:proofErr w:type="spellStart"/>
+            <w:r>
+              <w:rPr>
+                <w:rFonts w:eastAsia="Times New Roman" w:cstheme="minorHAnsi"/>
+                <w:b/>
+                <w:bCs/>
+                <w:color w:val="000000"/>
+                <w:kern w:val="0"/>
+                <w:sz w:val="24"/>
+                <w:szCs w:val="24"/>
+                <w:lang w:eastAsia="es-AR"/>
+                <w14:ligatures w14:val="none"/>
+              </w:rPr>
+              <w:t>Media_Train</w:t>
+            </w:r>
+            <w:proofErr w:type="spellEnd"/>
+          </w:p>
+        </w:tc>
+        <w:tc>
+          <w:tcPr>
+            <w:tcW w:w="2693" w:type="dxa"/>
+            <w:noWrap/>
+            <w:vAlign w:val="center"/>
+            <w:hideMark/>
+          </w:tcPr>
+          <w:p>
+            <w:pPr>
+              <w:spacing w:after="0" w:line="240" w:lineRule="auto"/>
+              <w:jc w:val="right"/>
+              <w:rPr>
+                <w:rFonts w:eastAsia="Times New Roman" w:cstheme="minorHAnsi"/>
+                <w:b/>
+                <w:bCs/>
+                <w:color w:val="000000"/>
+                <w:kern w:val="0"/>
+                <w:sz w:val="24"/>
+                <w:szCs w:val="24"/>
+                <w:lang w:eastAsia="es-AR"/>
+                <w14:ligatures w14:val="none"/>
+              </w:rPr>
+            </w:pPr>
+            <w:proofErr w:type="spellStart"/>
+            <w:r>
+              <w:rPr>
+                <w:rFonts w:eastAsia="Times New Roman" w:cstheme="minorHAnsi"/>
+                <w:b/>
+                <w:bCs/>
+                <w:color w:val="000000"/>
+                <w:kern w:val="0"/>
+                <w:sz w:val="24"/>
+                <w:szCs w:val="24"/>
+                <w:lang w:eastAsia="es-AR"/>
+                <w14:ligatures w14:val="none"/>
+              </w:rPr>
+              <w:t>Media_Test</w:t>
+            </w:r>
+            <w:proofErr w:type="spellEnd"/>
+          </w:p>
+        </w:tc>
+        <w:tc>
+          <w:tcPr>
+            <w:tcW w:w="2325" w:type="dxa"/>
+            <w:noWrap/>
+            <w:vAlign w:val="center"/>
+            <w:hideMark/>
+          </w:tcPr>
+          <w:p>
+            <w:pPr>
+              <w:spacing w:after="0" w:line="240" w:lineRule="auto"/>
+              <w:jc w:val="right"/>
+              <w:rPr>
+                <w:rFonts w:eastAsia="Times New Roman" w:cstheme="minorHAnsi"/>
+                <w:b/>
+                <w:bCs/>
+                <w:color w:val="000000"/>
+                <w:kern w:val="0"/>
+                <w:sz w:val="24"/>
+                <w:szCs w:val="24"/>
+                <w:lang w:eastAsia="es-AR"/>
+                <w14:ligatures w14:val="none"/>
+              </w:rPr>
+            </w:pPr>
+            <w:r>
+              <w:rPr>
+                <w:rFonts w:eastAsia="Times New Roman" w:cstheme="minorHAnsi"/>
+                <w:b/>
+                <w:bCs/>
+                <w:color w:val="000000"/>
+                <w:kern w:val="0"/>
+                <w:sz w:val="24"/>
+                <w:szCs w:val="24"/>
+                <w:lang w:eastAsia="es-AR"/>
+                <w14:ligatures w14:val="none"/>
+              </w:rPr>
+              <w:t>Diferencia</w:t>
+            </w:r>
+          </w:p>
+        </w:tc>
+      </w:tr>
+      <w:tr>
+        <w:trPr>
+          <w:trHeight w:val="300"/>
+        </w:trPr>
+        <w:tc>
+          <w:tcPr>
+            <w:tcW w:w="1753" w:type="dxa"/>
+            <w:noWrap/>
+            <w:vAlign w:val="center"/>
+            <w:hideMark/>
+          </w:tcPr>
+          <w:p>
+            <w:pPr>
+              <w:spacing w:after="0" w:line="240" w:lineRule="auto"/>
+              <w:rPr>
+                <w:rFonts w:eastAsia="Times New Roman" w:cstheme="minorHAnsi"/>
+                <w:b/>
+                <w:bCs/>
+                <w:color w:val="000000"/>
+                <w:kern w:val="0"/>
+                <w:sz w:val="24"/>
+                <w:szCs w:val="24"/>
+                <w:lang w:eastAsia="es-AR"/>
+                <w14:ligatures w14:val="none"/>
+              </w:rPr>
+            </w:pPr>
+            <w:r>
+              <w:rPr>
+                <w:rFonts w:eastAsia="Times New Roman" w:cstheme="minorHAnsi"/>
+                <w:b/>
+                <w:bCs/>
+                <w:color w:val="000000"/>
+                <w:kern w:val="0"/>
+                <w:sz w:val="24"/>
+                <w:szCs w:val="24"/>
+                <w:lang w:eastAsia="es-AR"/>
+                <w14:ligatures w14:val="none"/>
+              </w:rPr>
+              <w:t>ch06</w:t>
+            </w:r>
+          </w:p>
+        </w:tc>
+        <w:tc>
+          <w:tcPr>
+            <w:tcW w:w="2353" w:type="dxa"/>
+            <w:noWrap/>
+            <w:vAlign w:val="center"/>
+            <w:hideMark/>
+          </w:tcPr>
+          <w:p>
+            <w:pPr>
+              <w:spacing w:after="0" w:line="240" w:lineRule="auto"/>
+              <w:jc w:val="right"/>
+              <w:rPr>
+                <w:rFonts w:eastAsia="Times New Roman" w:cstheme="minorHAnsi"/>
+                <w:color w:val="000000"/>
+                <w:kern w:val="0"/>
+                <w:sz w:val="24"/>
+                <w:szCs w:val="24"/>
+                <w:lang w:eastAsia="es-AR"/>
+                <w14:ligatures w14:val="none"/>
+              </w:rPr>
+            </w:pPr>
+            <w:r>
+              <w:rPr>
+                <w:rFonts w:eastAsia="Times New Roman" w:cstheme="minorHAnsi"/>
+                <w:color w:val="000000"/>
+                <w:kern w:val="0"/>
+                <w:sz w:val="24"/>
+                <w:szCs w:val="24"/>
+                <w:lang w:eastAsia="es-AR"/>
+                <w14:ligatures w14:val="none"/>
+              </w:rPr>
+              <w:t xml:space="preserve">                    32.337.175 </w:t>
+            </w:r>
+          </w:p>
+        </w:tc>
+        <w:tc>
+          <w:tcPr>
+            <w:tcW w:w="2693" w:type="dxa"/>
+            <w:noWrap/>
+            <w:vAlign w:val="center"/>
+            <w:hideMark/>
+          </w:tcPr>
+          <w:p>
+            <w:pPr>
+              <w:spacing w:after="0" w:line="240" w:lineRule="auto"/>
+              <w:jc w:val="right"/>
+              <w:rPr>
+                <w:rFonts w:eastAsia="Times New Roman" w:cstheme="minorHAnsi"/>
+                <w:color w:val="000000"/>
+                <w:kern w:val="0"/>
+                <w:sz w:val="24"/>
+                <w:szCs w:val="24"/>
+                <w:lang w:eastAsia="es-AR"/>
+                <w14:ligatures w14:val="none"/>
+              </w:rPr>
+            </w:pPr>
+            <w:r>
+              <w:rPr>
+                <w:rFonts w:eastAsia="Times New Roman" w:cstheme="minorHAnsi"/>
+                <w:color w:val="000000"/>
+                <w:kern w:val="0"/>
+                <w:sz w:val="24"/>
+                <w:szCs w:val="24"/>
+                <w:lang w:eastAsia="es-AR"/>
+                <w14:ligatures w14:val="none"/>
+              </w:rPr>
+              <w:t xml:space="preserve">                    32.793.398 </w:t>
+            </w:r>
+          </w:p>
+        </w:tc>
+        <w:tc>
+          <w:tcPr>
+            <w:tcW w:w="2325" w:type="dxa"/>
+            <w:noWrap/>
+            <w:vAlign w:val="center"/>
+            <w:hideMark/>
+          </w:tcPr>
+          <w:p>
+            <w:pPr>
+              <w:spacing w:after="0" w:line="240" w:lineRule="auto"/>
+              <w:jc w:val="right"/>
+              <w:rPr>
+                <w:rFonts w:eastAsia="Times New Roman" w:cstheme="minorHAnsi"/>
+                <w:color w:val="000000"/>
+                <w:kern w:val="0"/>
+                <w:sz w:val="24"/>
+                <w:szCs w:val="24"/>
+                <w:lang w:eastAsia="es-AR"/>
+                <w14:ligatures w14:val="none"/>
+              </w:rPr>
+            </w:pPr>
+            <w:r>
+              <w:rPr>
+                <w:rFonts w:eastAsia="Times New Roman" w:cstheme="minorHAnsi"/>
+                <w:color w:val="000000"/>
+                <w:kern w:val="0"/>
+                <w:sz w:val="24"/>
+                <w:szCs w:val="24"/>
+                <w:lang w:eastAsia="es-AR"/>
+                <w14:ligatures w14:val="none"/>
+              </w:rPr>
+              <w:t xml:space="preserve"> -0.456223 </w:t>
+            </w:r>
+          </w:p>
+        </w:tc>
+      </w:tr>
+      <w:tr>
+        <w:trPr>
+          <w:trHeight w:val="300"/>
+        </w:trPr>
+        <w:tc>
+          <w:tcPr>
+            <w:tcW w:w="1753" w:type="dxa"/>
+            <w:noWrap/>
+            <w:vAlign w:val="center"/>
+            <w:hideMark/>
+          </w:tcPr>
+          <w:p>
+            <w:pPr>
+              <w:spacing w:after="0" w:line="240" w:lineRule="auto"/>
+              <w:rPr>
+                <w:rFonts w:eastAsia="Times New Roman" w:cstheme="minorHAnsi"/>
+                <w:b/>
+                <w:bCs/>
+                <w:color w:val="000000"/>
+                <w:kern w:val="0"/>
+                <w:sz w:val="24"/>
+                <w:szCs w:val="24"/>
+                <w:lang w:eastAsia="es-AR"/>
+                <w14:ligatures w14:val="none"/>
+              </w:rPr>
+            </w:pPr>
+            <w:proofErr w:type="spellStart"/>
+            <w:r>
+              <w:rPr>
+                <w:rFonts w:eastAsia="Times New Roman" w:cstheme="minorHAnsi"/>
+                <w:b/>
+                <w:bCs/>
+                <w:color w:val="000000"/>
+                <w:kern w:val="0"/>
+                <w:sz w:val="24"/>
+                <w:szCs w:val="24"/>
+                <w:lang w:eastAsia="es-AR"/>
+                <w14:ligatures w14:val="none"/>
+              </w:rPr>
+              <w:t>nivel_ed</w:t>
+            </w:r>
+            <w:proofErr w:type="spellEnd"/>
+          </w:p>
+        </w:tc>
+        <w:tc>
+          <w:tcPr>
+            <w:tcW w:w="2353" w:type="dxa"/>
+            <w:noWrap/>
+            <w:vAlign w:val="center"/>
+            <w:hideMark/>
+          </w:tcPr>
+          <w:p>
+            <w:pPr>
+              <w:spacing w:after="0" w:line="240" w:lineRule="auto"/>
+              <w:jc w:val="right"/>
+              <w:rPr>
+                <w:rFonts w:eastAsia="Times New Roman" w:cstheme="minorHAnsi"/>
+                <w:color w:val="000000"/>
+                <w:kern w:val="0"/>
+                <w:sz w:val="24"/>
+                <w:szCs w:val="24"/>
+                <w:lang w:eastAsia="es-AR"/>
+                <w14:ligatures w14:val="none"/>
+              </w:rPr>
+            </w:pPr>
+            <w:r>
+              <w:rPr>
+                <w:rFonts w:eastAsia="Times New Roman" w:cstheme="minorHAnsi"/>
+                <w:color w:val="000000"/>
+                <w:kern w:val="0"/>
+                <w:sz w:val="24"/>
+                <w:szCs w:val="24"/>
+                <w:lang w:eastAsia="es-AR"/>
+                <w14:ligatures w14:val="none"/>
+              </w:rPr>
+              <w:t xml:space="preserve">                      3.615.611 </w:t>
+            </w:r>
+          </w:p>
+        </w:tc>
+        <w:tc>
+          <w:tcPr>
+            <w:tcW w:w="2693" w:type="dxa"/>
+            <w:noWrap/>
+            <w:vAlign w:val="center"/>
+            <w:hideMark/>
+          </w:tcPr>
+          <w:p>
+            <w:pPr>
+              <w:spacing w:after="0" w:line="240" w:lineRule="auto"/>
+              <w:jc w:val="right"/>
+              <w:rPr>
+                <w:rFonts w:eastAsia="Times New Roman" w:cstheme="minorHAnsi"/>
+                <w:color w:val="000000"/>
+                <w:kern w:val="0"/>
+                <w:sz w:val="24"/>
+                <w:szCs w:val="24"/>
+                <w:lang w:eastAsia="es-AR"/>
+                <w14:ligatures w14:val="none"/>
+              </w:rPr>
+            </w:pPr>
+            <w:r>
+              <w:rPr>
+                <w:rFonts w:eastAsia="Times New Roman" w:cstheme="minorHAnsi"/>
+                <w:color w:val="000000"/>
+                <w:kern w:val="0"/>
+                <w:sz w:val="24"/>
+                <w:szCs w:val="24"/>
+                <w:lang w:eastAsia="es-AR"/>
+                <w14:ligatures w14:val="none"/>
+              </w:rPr>
+              <w:t xml:space="preserve">                      3.629.636 </w:t>
+            </w:r>
+          </w:p>
+        </w:tc>
+        <w:tc>
+          <w:tcPr>
+            <w:tcW w:w="2325" w:type="dxa"/>
+            <w:noWrap/>
+            <w:vAlign w:val="center"/>
+            <w:hideMark/>
+          </w:tcPr>
+          <w:p>
+            <w:pPr>
+              <w:spacing w:after="0" w:line="240" w:lineRule="auto"/>
+              <w:jc w:val="right"/>
+              <w:rPr>
+                <w:rFonts w:eastAsia="Times New Roman" w:cstheme="minorHAnsi"/>
+                <w:color w:val="000000"/>
+                <w:kern w:val="0"/>
+                <w:sz w:val="24"/>
+                <w:szCs w:val="24"/>
+                <w:lang w:eastAsia="es-AR"/>
+                <w14:ligatures w14:val="none"/>
+              </w:rPr>
+            </w:pPr>
+            <w:r>
+              <w:rPr>
+                <w:rFonts w:eastAsia="Times New Roman" w:cstheme="minorHAnsi"/>
+                <w:color w:val="000000"/>
+                <w:kern w:val="0"/>
+                <w:sz w:val="24"/>
+                <w:szCs w:val="24"/>
+                <w:lang w:eastAsia="es-AR"/>
+                <w14:ligatures w14:val="none"/>
+              </w:rPr>
+              <w:t xml:space="preserve"> -0.014026 </w:t>
+            </w:r>
+          </w:p>
+        </w:tc>
+      </w:tr>
+      <w:tr>
+        <w:trPr>
+          <w:trHeight w:val="300"/>
+        </w:trPr>
+        <w:tc>
+          <w:tcPr>
+            <w:tcW w:w="1753" w:type="dxa"/>
+            <w:noWrap/>
+            <w:vAlign w:val="center"/>
+            <w:hideMark/>
+          </w:tcPr>
+          <w:p>
+            <w:pPr>
+              <w:spacing w:after="0" w:line="240" w:lineRule="auto"/>
+              <w:rPr>
+                <w:rFonts w:eastAsia="Times New Roman" w:cstheme="minorHAnsi"/>
+                <w:b/>
+                <w:bCs/>
+                <w:color w:val="000000"/>
+                <w:kern w:val="0"/>
+                <w:sz w:val="24"/>
+                <w:szCs w:val="24"/>
+                <w:lang w:eastAsia="es-AR"/>
+                <w14:ligatures w14:val="none"/>
+              </w:rPr>
+            </w:pPr>
+            <w:r>
+              <w:rPr>
+                <w:rFonts w:eastAsia="Times New Roman" w:cstheme="minorHAnsi"/>
+                <w:b/>
+                <w:bCs/>
+                <w:color w:val="000000"/>
+                <w:kern w:val="0"/>
+                <w:sz w:val="24"/>
+                <w:szCs w:val="24"/>
+                <w:lang w:eastAsia="es-AR"/>
+                <w14:ligatures w14:val="none"/>
+              </w:rPr>
+              <w:t>estado</w:t>
+            </w:r>
+          </w:p>
+        </w:tc>
+        <w:tc>
+          <w:tcPr>
+            <w:tcW w:w="2353" w:type="dxa"/>
+            <w:noWrap/>
+            <w:vAlign w:val="center"/>
+            <w:hideMark/>
+          </w:tcPr>
+          <w:p>
+            <w:pPr>
+              <w:spacing w:after="0" w:line="240" w:lineRule="auto"/>
+              <w:jc w:val="right"/>
+              <w:rPr>
+                <w:rFonts w:eastAsia="Times New Roman" w:cstheme="minorHAnsi"/>
+                <w:color w:val="000000"/>
+                <w:kern w:val="0"/>
+                <w:sz w:val="24"/>
+                <w:szCs w:val="24"/>
+                <w:lang w:eastAsia="es-AR"/>
+                <w14:ligatures w14:val="none"/>
+              </w:rPr>
+            </w:pPr>
+            <w:r>
+              <w:rPr>
+                <w:rFonts w:eastAsia="Times New Roman" w:cstheme="minorHAnsi"/>
+                <w:color w:val="000000"/>
+                <w:kern w:val="0"/>
+                <w:sz w:val="24"/>
+                <w:szCs w:val="24"/>
+                <w:lang w:eastAsia="es-AR"/>
+                <w14:ligatures w14:val="none"/>
+              </w:rPr>
+              <w:t xml:space="preserve">                      2.321.431 </w:t>
+            </w:r>
+          </w:p>
+        </w:tc>
+        <w:tc>
+          <w:tcPr>
+            <w:tcW w:w="2693" w:type="dxa"/>
+            <w:noWrap/>
+            <w:vAlign w:val="center"/>
+            <w:hideMark/>
+          </w:tcPr>
+          <w:p>
+            <w:pPr>
+              <w:spacing w:after="0" w:line="240" w:lineRule="auto"/>
+              <w:jc w:val="right"/>
+              <w:rPr>
+                <w:rFonts w:eastAsia="Times New Roman" w:cstheme="minorHAnsi"/>
+                <w:color w:val="000000"/>
+                <w:kern w:val="0"/>
+                <w:sz w:val="24"/>
+                <w:szCs w:val="24"/>
+                <w:lang w:eastAsia="es-AR"/>
+                <w14:ligatures w14:val="none"/>
+              </w:rPr>
+            </w:pPr>
+            <w:r>
+              <w:rPr>
+                <w:rFonts w:eastAsia="Times New Roman" w:cstheme="minorHAnsi"/>
+                <w:color w:val="000000"/>
+                <w:kern w:val="0"/>
+                <w:sz w:val="24"/>
+                <w:szCs w:val="24"/>
+                <w:lang w:eastAsia="es-AR"/>
+                <w14:ligatures w14:val="none"/>
+              </w:rPr>
+              <w:t xml:space="preserve">                      2.301.187 </w:t>
+            </w:r>
+          </w:p>
+        </w:tc>
+        <w:tc>
+          <w:tcPr>
+            <w:tcW w:w="2325" w:type="dxa"/>
+            <w:noWrap/>
+            <w:vAlign w:val="center"/>
+            <w:hideMark/>
+          </w:tcPr>
+          <w:p>
+            <w:pPr>
+              <w:spacing w:after="0" w:line="240" w:lineRule="auto"/>
+              <w:jc w:val="right"/>
+              <w:rPr>
+                <w:rFonts w:eastAsia="Times New Roman" w:cstheme="minorHAnsi"/>
+                <w:color w:val="000000"/>
+                <w:kern w:val="0"/>
+                <w:sz w:val="24"/>
+                <w:szCs w:val="24"/>
+                <w:lang w:eastAsia="es-AR"/>
+                <w14:ligatures w14:val="none"/>
+              </w:rPr>
+            </w:pPr>
+            <w:r>
+              <w:rPr>
+                <w:rFonts w:eastAsia="Times New Roman" w:cstheme="minorHAnsi"/>
+                <w:color w:val="000000"/>
+                <w:kern w:val="0"/>
+                <w:sz w:val="24"/>
+                <w:szCs w:val="24"/>
+                <w:lang w:eastAsia="es-AR"/>
+                <w14:ligatures w14:val="none"/>
+              </w:rPr>
+              <w:t xml:space="preserve"> 0.020244 </w:t>
+            </w:r>
+          </w:p>
+        </w:tc>
+      </w:tr>
+      <w:tr>
+        <w:trPr>
+          <w:trHeight w:val="300"/>
+        </w:trPr>
+        <w:tc>
+          <w:tcPr>
+            <w:tcW w:w="1753" w:type="dxa"/>
+            <w:noWrap/>
+            <w:vAlign w:val="center"/>
+            <w:hideMark/>
+          </w:tcPr>
+          <w:p>
+            <w:pPr>
+              <w:spacing w:after="0" w:line="240" w:lineRule="auto"/>
+              <w:rPr>
+                <w:rFonts w:eastAsia="Times New Roman" w:cstheme="minorHAnsi"/>
+                <w:b/>
+                <w:bCs/>
+                <w:color w:val="000000"/>
+                <w:kern w:val="0"/>
+                <w:sz w:val="24"/>
+                <w:szCs w:val="24"/>
+                <w:lang w:eastAsia="es-AR"/>
+                <w14:ligatures w14:val="none"/>
+              </w:rPr>
+            </w:pPr>
+            <w:proofErr w:type="spellStart"/>
+            <w:r>
+              <w:rPr>
+                <w:rFonts w:eastAsia="Times New Roman" w:cstheme="minorHAnsi"/>
+                <w:b/>
+                <w:bCs/>
+                <w:color w:val="000000"/>
+                <w:kern w:val="0"/>
+                <w:sz w:val="24"/>
+                <w:szCs w:val="24"/>
+                <w:lang w:eastAsia="es-AR"/>
+                <w14:ligatures w14:val="none"/>
+              </w:rPr>
+              <w:t>cat_inac</w:t>
+            </w:r>
+            <w:proofErr w:type="spellEnd"/>
+          </w:p>
+        </w:tc>
+        <w:tc>
+          <w:tcPr>
+            <w:tcW w:w="2353" w:type="dxa"/>
+            <w:noWrap/>
+            <w:vAlign w:val="center"/>
+            <w:hideMark/>
+          </w:tcPr>
+          <w:p>
+            <w:pPr>
+              <w:spacing w:after="0" w:line="240" w:lineRule="auto"/>
+              <w:jc w:val="right"/>
+              <w:rPr>
+                <w:rFonts w:eastAsia="Times New Roman" w:cstheme="minorHAnsi"/>
+                <w:color w:val="000000"/>
+                <w:kern w:val="0"/>
+                <w:sz w:val="24"/>
+                <w:szCs w:val="24"/>
+                <w:lang w:eastAsia="es-AR"/>
+                <w14:ligatures w14:val="none"/>
+              </w:rPr>
+            </w:pPr>
+            <w:r>
+              <w:rPr>
+                <w:rFonts w:eastAsia="Times New Roman" w:cstheme="minorHAnsi"/>
+                <w:color w:val="000000"/>
+                <w:kern w:val="0"/>
+                <w:sz w:val="24"/>
+                <w:szCs w:val="24"/>
+                <w:lang w:eastAsia="es-AR"/>
+                <w14:ligatures w14:val="none"/>
+              </w:rPr>
+              <w:t xml:space="preserve">                      3.413.437 </w:t>
+            </w:r>
+          </w:p>
+        </w:tc>
+        <w:tc>
+          <w:tcPr>
+            <w:tcW w:w="2693" w:type="dxa"/>
+            <w:noWrap/>
+            <w:vAlign w:val="center"/>
+            <w:hideMark/>
+          </w:tcPr>
+          <w:p>
+            <w:pPr>
+              <w:spacing w:after="0" w:line="240" w:lineRule="auto"/>
+              <w:jc w:val="right"/>
+              <w:rPr>
+                <w:rFonts w:eastAsia="Times New Roman" w:cstheme="minorHAnsi"/>
+                <w:color w:val="000000"/>
+                <w:kern w:val="0"/>
+                <w:sz w:val="24"/>
+                <w:szCs w:val="24"/>
+                <w:lang w:eastAsia="es-AR"/>
+                <w14:ligatures w14:val="none"/>
+              </w:rPr>
+            </w:pPr>
+            <w:r>
+              <w:rPr>
+                <w:rFonts w:eastAsia="Times New Roman" w:cstheme="minorHAnsi"/>
+                <w:color w:val="000000"/>
+                <w:kern w:val="0"/>
+                <w:sz w:val="24"/>
+                <w:szCs w:val="24"/>
+                <w:lang w:eastAsia="es-AR"/>
+                <w14:ligatures w14:val="none"/>
+              </w:rPr>
+              <w:t xml:space="preserve">                      3.402.459 </w:t>
+            </w:r>
+          </w:p>
+        </w:tc>
+        <w:tc>
+          <w:tcPr>
+            <w:tcW w:w="2325" w:type="dxa"/>
+            <w:noWrap/>
+            <w:vAlign w:val="center"/>
+            <w:hideMark/>
+          </w:tcPr>
+          <w:p>
+            <w:pPr>
+              <w:spacing w:after="0" w:line="240" w:lineRule="auto"/>
+              <w:jc w:val="right"/>
+              <w:rPr>
+                <w:rFonts w:eastAsia="Times New Roman" w:cstheme="minorHAnsi"/>
+                <w:color w:val="000000"/>
+                <w:kern w:val="0"/>
+                <w:sz w:val="24"/>
+                <w:szCs w:val="24"/>
+                <w:lang w:eastAsia="es-AR"/>
+                <w14:ligatures w14:val="none"/>
+              </w:rPr>
+            </w:pPr>
+            <w:r>
+              <w:rPr>
+                <w:rFonts w:eastAsia="Times New Roman" w:cstheme="minorHAnsi"/>
+                <w:color w:val="000000"/>
+                <w:kern w:val="0"/>
+                <w:sz w:val="24"/>
+                <w:szCs w:val="24"/>
+                <w:lang w:eastAsia="es-AR"/>
+                <w14:ligatures w14:val="none"/>
+              </w:rPr>
+              <w:t xml:space="preserve"> 0.010978 </w:t>
+            </w:r>
+          </w:p>
+        </w:tc>
+      </w:tr>
+      <w:tr>
+        <w:trPr>
+          <w:trHeight w:val="300"/>
+        </w:trPr>
+        <w:tc>
+          <w:tcPr>
+            <w:tcW w:w="1753" w:type="dxa"/>
+            <w:noWrap/>
+            <w:vAlign w:val="center"/>
+            <w:hideMark/>
+          </w:tcPr>
+          <w:p>
+            <w:pPr>
+              <w:spacing w:after="0" w:line="240" w:lineRule="auto"/>
+              <w:rPr>
+                <w:rFonts w:eastAsia="Times New Roman" w:cstheme="minorHAnsi"/>
+                <w:b/>
+                <w:bCs/>
+                <w:color w:val="000000"/>
+                <w:kern w:val="0"/>
+                <w:sz w:val="24"/>
+                <w:szCs w:val="24"/>
+                <w:lang w:eastAsia="es-AR"/>
+                <w14:ligatures w14:val="none"/>
+              </w:rPr>
+            </w:pPr>
+            <w:proofErr w:type="spellStart"/>
+            <w:r>
+              <w:rPr>
+                <w:rFonts w:eastAsia="Times New Roman" w:cstheme="minorHAnsi"/>
+                <w:b/>
+                <w:bCs/>
+                <w:color w:val="000000"/>
+                <w:kern w:val="0"/>
+                <w:sz w:val="24"/>
+                <w:szCs w:val="24"/>
+                <w:lang w:eastAsia="es-AR"/>
+                <w14:ligatures w14:val="none"/>
+              </w:rPr>
+              <w:t>cat_ocup</w:t>
+            </w:r>
+            <w:proofErr w:type="spellEnd"/>
+          </w:p>
+        </w:tc>
+        <w:tc>
+          <w:tcPr>
+            <w:tcW w:w="2353" w:type="dxa"/>
+            <w:noWrap/>
+            <w:vAlign w:val="center"/>
+            <w:hideMark/>
+          </w:tcPr>
+          <w:p>
+            <w:pPr>
+              <w:spacing w:after="0" w:line="240" w:lineRule="auto"/>
+              <w:jc w:val="right"/>
+              <w:rPr>
+                <w:rFonts w:eastAsia="Times New Roman" w:cstheme="minorHAnsi"/>
+                <w:color w:val="000000"/>
+                <w:kern w:val="0"/>
+                <w:sz w:val="24"/>
+                <w:szCs w:val="24"/>
+                <w:lang w:eastAsia="es-AR"/>
+                <w14:ligatures w14:val="none"/>
+              </w:rPr>
+            </w:pPr>
+            <w:r>
+              <w:rPr>
+                <w:rFonts w:eastAsia="Times New Roman" w:cstheme="minorHAnsi"/>
+                <w:color w:val="000000"/>
+                <w:kern w:val="0"/>
+                <w:sz w:val="24"/>
+                <w:szCs w:val="24"/>
+                <w:lang w:eastAsia="es-AR"/>
+                <w14:ligatures w14:val="none"/>
+              </w:rPr>
+              <w:t xml:space="preserve">                      2.744.574 </w:t>
+            </w:r>
+          </w:p>
+        </w:tc>
+        <w:tc>
+          <w:tcPr>
+            <w:tcW w:w="2693" w:type="dxa"/>
+            <w:noWrap/>
+            <w:vAlign w:val="center"/>
+            <w:hideMark/>
+          </w:tcPr>
+          <w:p>
+            <w:pPr>
+              <w:spacing w:after="0" w:line="240" w:lineRule="auto"/>
+              <w:jc w:val="right"/>
+              <w:rPr>
+                <w:rFonts w:eastAsia="Times New Roman" w:cstheme="minorHAnsi"/>
+                <w:color w:val="000000"/>
+                <w:kern w:val="0"/>
+                <w:sz w:val="24"/>
+                <w:szCs w:val="24"/>
+                <w:lang w:eastAsia="es-AR"/>
+                <w14:ligatures w14:val="none"/>
+              </w:rPr>
+            </w:pPr>
+            <w:r>
+              <w:rPr>
+                <w:rFonts w:eastAsia="Times New Roman" w:cstheme="minorHAnsi"/>
+                <w:color w:val="000000"/>
+                <w:kern w:val="0"/>
+                <w:sz w:val="24"/>
+                <w:szCs w:val="24"/>
+                <w:lang w:eastAsia="es-AR"/>
+                <w14:ligatures w14:val="none"/>
+              </w:rPr>
+              <w:t xml:space="preserve">                      2.758.738 </w:t>
+            </w:r>
+          </w:p>
+        </w:tc>
+        <w:tc>
+          <w:tcPr>
+            <w:tcW w:w="2325" w:type="dxa"/>
+            <w:noWrap/>
+            <w:vAlign w:val="center"/>
+            <w:hideMark/>
+          </w:tcPr>
+          <w:p>
+            <w:pPr>
+              <w:spacing w:after="0" w:line="240" w:lineRule="auto"/>
+              <w:jc w:val="right"/>
+              <w:rPr>
+                <w:rFonts w:eastAsia="Times New Roman" w:cstheme="minorHAnsi"/>
+                <w:color w:val="000000"/>
+                <w:kern w:val="0"/>
+                <w:sz w:val="24"/>
+                <w:szCs w:val="24"/>
+                <w:lang w:eastAsia="es-AR"/>
+                <w14:ligatures w14:val="none"/>
+              </w:rPr>
+            </w:pPr>
+            <w:r>
+              <w:rPr>
+                <w:rFonts w:eastAsia="Times New Roman" w:cstheme="minorHAnsi"/>
+                <w:color w:val="000000"/>
+                <w:kern w:val="0"/>
+                <w:sz w:val="24"/>
+                <w:szCs w:val="24"/>
+                <w:lang w:eastAsia="es-AR"/>
+                <w14:ligatures w14:val="none"/>
+              </w:rPr>
+              <w:t xml:space="preserve"> -0.014164 </w:t>
+            </w:r>
+          </w:p>
+        </w:tc>
+      </w:tr>
+      <w:tr>
+        <w:trPr>
+          <w:trHeight w:val="300"/>
+        </w:trPr>
+        <w:tc>
+          <w:tcPr>
+            <w:tcW w:w="1753" w:type="dxa"/>
+            <w:noWrap/>
+            <w:vAlign w:val="center"/>
+            <w:hideMark/>
+          </w:tcPr>
+          <w:p>
+            <w:pPr>
+              <w:spacing w:after="0" w:line="240" w:lineRule="auto"/>
+              <w:rPr>
+                <w:rFonts w:eastAsia="Times New Roman" w:cstheme="minorHAnsi"/>
+                <w:b/>
+                <w:bCs/>
+                <w:color w:val="000000"/>
+                <w:kern w:val="0"/>
+                <w:sz w:val="24"/>
+                <w:szCs w:val="24"/>
+                <w:lang w:eastAsia="es-AR"/>
+                <w14:ligatures w14:val="none"/>
+              </w:rPr>
+            </w:pPr>
+            <w:r>
+              <w:rPr>
+                <w:rFonts w:eastAsia="Times New Roman" w:cstheme="minorHAnsi"/>
+                <w:b/>
+                <w:bCs/>
+                <w:color w:val="000000"/>
+                <w:kern w:val="0"/>
+                <w:sz w:val="24"/>
+                <w:szCs w:val="24"/>
+                <w:lang w:eastAsia="es-AR"/>
+                <w14:ligatures w14:val="none"/>
+              </w:rPr>
+              <w:t>pp10a</w:t>
+            </w:r>
+          </w:p>
+        </w:tc>
+        <w:tc>
+          <w:tcPr>
+            <w:tcW w:w="2353" w:type="dxa"/>
+            <w:noWrap/>
+            <w:vAlign w:val="center"/>
+            <w:hideMark/>
+          </w:tcPr>
+          <w:p>
+            <w:pPr>
+              <w:spacing w:after="0" w:line="240" w:lineRule="auto"/>
+              <w:jc w:val="right"/>
+              <w:rPr>
+                <w:rFonts w:eastAsia="Times New Roman" w:cstheme="minorHAnsi"/>
+                <w:color w:val="000000"/>
+                <w:kern w:val="0"/>
+                <w:sz w:val="24"/>
+                <w:szCs w:val="24"/>
+                <w:lang w:eastAsia="es-AR"/>
+                <w14:ligatures w14:val="none"/>
+              </w:rPr>
+            </w:pPr>
+            <w:r>
+              <w:rPr>
+                <w:rFonts w:eastAsia="Times New Roman" w:cstheme="minorHAnsi"/>
+                <w:color w:val="000000"/>
+                <w:kern w:val="0"/>
+                <w:sz w:val="24"/>
+                <w:szCs w:val="24"/>
+                <w:lang w:eastAsia="es-AR"/>
+                <w14:ligatures w14:val="none"/>
+              </w:rPr>
+              <w:t xml:space="preserve">                      2.917.391 </w:t>
+            </w:r>
+          </w:p>
+        </w:tc>
+        <w:tc>
+          <w:tcPr>
+            <w:tcW w:w="2693" w:type="dxa"/>
+            <w:noWrap/>
+            <w:vAlign w:val="center"/>
+            <w:hideMark/>
+          </w:tcPr>
+          <w:p>
+            <w:pPr>
+              <w:spacing w:after="0" w:line="240" w:lineRule="auto"/>
+              <w:jc w:val="right"/>
+              <w:rPr>
+                <w:rFonts w:eastAsia="Times New Roman" w:cstheme="minorHAnsi"/>
+                <w:color w:val="000000"/>
+                <w:kern w:val="0"/>
+                <w:sz w:val="24"/>
+                <w:szCs w:val="24"/>
+                <w:lang w:eastAsia="es-AR"/>
+                <w14:ligatures w14:val="none"/>
+              </w:rPr>
+            </w:pPr>
+            <w:r>
+              <w:rPr>
+                <w:rFonts w:eastAsia="Times New Roman" w:cstheme="minorHAnsi"/>
+                <w:color w:val="000000"/>
+                <w:kern w:val="0"/>
+                <w:sz w:val="24"/>
+                <w:szCs w:val="24"/>
+                <w:lang w:eastAsia="es-AR"/>
+                <w14:ligatures w14:val="none"/>
+              </w:rPr>
+              <w:t xml:space="preserve">                      2.950.549 </w:t>
+            </w:r>
+          </w:p>
+        </w:tc>
+        <w:tc>
+          <w:tcPr>
+            <w:tcW w:w="2325" w:type="dxa"/>
+            <w:noWrap/>
+            <w:vAlign w:val="center"/>
+            <w:hideMark/>
+          </w:tcPr>
+          <w:p>
+            <w:pPr>
+              <w:spacing w:after="0" w:line="240" w:lineRule="auto"/>
+              <w:jc w:val="right"/>
+              <w:rPr>
+                <w:rFonts w:eastAsia="Times New Roman" w:cstheme="minorHAnsi"/>
+                <w:color w:val="000000"/>
+                <w:kern w:val="0"/>
+                <w:sz w:val="24"/>
+                <w:szCs w:val="24"/>
+                <w:lang w:eastAsia="es-AR"/>
+                <w14:ligatures w14:val="none"/>
+              </w:rPr>
+            </w:pPr>
+            <w:r>
+              <w:rPr>
+                <w:rFonts w:eastAsia="Times New Roman" w:cstheme="minorHAnsi"/>
+                <w:color w:val="000000"/>
+                <w:kern w:val="0"/>
+                <w:sz w:val="24"/>
+                <w:szCs w:val="24"/>
+                <w:lang w:eastAsia="es-AR"/>
+                <w14:ligatures w14:val="none"/>
+              </w:rPr>
+              <w:t xml:space="preserve"> -0.033158 </w:t>
+            </w:r>
+          </w:p>
+        </w:tc>
+      </w:tr>
+      <w:tr>
+        <w:trPr>
+          <w:trHeight w:val="300"/>
+        </w:trPr>
+        <w:tc>
+          <w:tcPr>
+            <w:tcW w:w="1753" w:type="dxa"/>
+            <w:noWrap/>
+            <w:vAlign w:val="center"/>
+            <w:hideMark/>
+          </w:tcPr>
+          <w:p>
+            <w:pPr>
+              <w:spacing w:after="0" w:line="240" w:lineRule="auto"/>
+              <w:rPr>
+                <w:rFonts w:eastAsia="Times New Roman" w:cstheme="minorHAnsi"/>
+                <w:b/>
+                <w:bCs/>
+                <w:color w:val="000000"/>
+                <w:kern w:val="0"/>
+                <w:sz w:val="24"/>
+                <w:szCs w:val="24"/>
+                <w:lang w:eastAsia="es-AR"/>
+                <w14:ligatures w14:val="none"/>
+              </w:rPr>
+            </w:pPr>
+            <w:r>
+              <w:rPr>
+                <w:rFonts w:eastAsia="Times New Roman" w:cstheme="minorHAnsi"/>
+                <w:b/>
+                <w:bCs/>
+                <w:color w:val="000000"/>
+                <w:kern w:val="0"/>
+                <w:sz w:val="24"/>
+                <w:szCs w:val="24"/>
+                <w:lang w:eastAsia="es-AR"/>
+                <w14:ligatures w14:val="none"/>
+              </w:rPr>
+              <w:t>p21</w:t>
+            </w:r>
+          </w:p>
+        </w:tc>
+        <w:tc>
+          <w:tcPr>
+            <w:tcW w:w="2353" w:type="dxa"/>
+            <w:noWrap/>
+            <w:vAlign w:val="center"/>
+            <w:hideMark/>
+          </w:tcPr>
+          <w:p>
+            <w:pPr>
+              <w:spacing w:after="0" w:line="240" w:lineRule="auto"/>
+              <w:jc w:val="right"/>
+              <w:rPr>
+                <w:rFonts w:eastAsia="Times New Roman" w:cstheme="minorHAnsi"/>
+                <w:color w:val="000000"/>
+                <w:kern w:val="0"/>
+                <w:sz w:val="24"/>
+                <w:szCs w:val="24"/>
+                <w:lang w:eastAsia="es-AR"/>
+                <w14:ligatures w14:val="none"/>
+              </w:rPr>
+            </w:pPr>
+            <w:r>
+              <w:rPr>
+                <w:rFonts w:eastAsia="Times New Roman" w:cstheme="minorHAnsi"/>
+                <w:color w:val="000000"/>
+                <w:kern w:val="0"/>
+                <w:sz w:val="24"/>
+                <w:szCs w:val="24"/>
+                <w:lang w:eastAsia="es-AR"/>
+                <w14:ligatures w14:val="none"/>
+              </w:rPr>
+              <w:t xml:space="preserve">         309.272.375.026 </w:t>
+            </w:r>
+          </w:p>
+        </w:tc>
+        <w:tc>
+          <w:tcPr>
+            <w:tcW w:w="2693" w:type="dxa"/>
+            <w:noWrap/>
+            <w:vAlign w:val="center"/>
+            <w:hideMark/>
+          </w:tcPr>
+          <w:p>
+            <w:pPr>
+              <w:spacing w:after="0" w:line="240" w:lineRule="auto"/>
+              <w:jc w:val="right"/>
+              <w:rPr>
+                <w:rFonts w:eastAsia="Times New Roman" w:cstheme="minorHAnsi"/>
+                <w:color w:val="000000"/>
+                <w:kern w:val="0"/>
+                <w:sz w:val="24"/>
+                <w:szCs w:val="24"/>
+                <w:lang w:eastAsia="es-AR"/>
+                <w14:ligatures w14:val="none"/>
+              </w:rPr>
+            </w:pPr>
+            <w:r>
+              <w:rPr>
+                <w:rFonts w:eastAsia="Times New Roman" w:cstheme="minorHAnsi"/>
+                <w:color w:val="000000"/>
+                <w:kern w:val="0"/>
+                <w:sz w:val="24"/>
+                <w:szCs w:val="24"/>
+                <w:lang w:eastAsia="es-AR"/>
+                <w14:ligatures w14:val="none"/>
+              </w:rPr>
+              <w:t xml:space="preserve">         314.760.172.283 </w:t>
+            </w:r>
+          </w:p>
+        </w:tc>
+        <w:tc>
+          <w:tcPr>
+            <w:tcW w:w="2325" w:type="dxa"/>
+            <w:noWrap/>
+            <w:vAlign w:val="center"/>
+            <w:hideMark/>
+          </w:tcPr>
+          <w:p>
+            <w:pPr>
+              <w:spacing w:after="0" w:line="240" w:lineRule="auto"/>
+              <w:jc w:val="right"/>
+              <w:rPr>
+                <w:rFonts w:eastAsia="Times New Roman" w:cstheme="minorHAnsi"/>
+                <w:color w:val="000000"/>
+                <w:kern w:val="0"/>
+                <w:sz w:val="24"/>
+                <w:szCs w:val="24"/>
+                <w:lang w:eastAsia="es-AR"/>
+                <w14:ligatures w14:val="none"/>
+              </w:rPr>
+            </w:pPr>
+            <w:r>
+              <w:rPr>
+                <w:rFonts w:eastAsia="Times New Roman" w:cstheme="minorHAnsi"/>
+                <w:color w:val="000000"/>
+                <w:kern w:val="0"/>
+                <w:sz w:val="24"/>
+                <w:szCs w:val="24"/>
+                <w:lang w:eastAsia="es-AR"/>
+                <w14:ligatures w14:val="none"/>
+              </w:rPr>
+              <w:t xml:space="preserve">-          5.487.797.257 </w:t>
+            </w:r>
+          </w:p>
+        </w:tc>
+      </w:tr>
+      <w:tr>
+        <w:trPr>
+          <w:trHeight w:val="300"/>
+        </w:trPr>
+        <w:tc>
+          <w:tcPr>
+            <w:tcW w:w="1753" w:type="dxa"/>
+            <w:noWrap/>
+            <w:vAlign w:val="center"/>
+            <w:hideMark/>
+          </w:tcPr>
+          <w:p>
+            <w:pPr>
+              <w:spacing w:after="0" w:line="240" w:lineRule="auto"/>
+              <w:rPr>
+                <w:rFonts w:eastAsia="Times New Roman" w:cstheme="minorHAnsi"/>
+                <w:b/>
+                <w:bCs/>
+                <w:color w:val="000000"/>
+                <w:kern w:val="0"/>
+                <w:sz w:val="24"/>
+                <w:szCs w:val="24"/>
+                <w:lang w:eastAsia="es-AR"/>
+                <w14:ligatures w14:val="none"/>
+              </w:rPr>
+            </w:pPr>
+            <w:proofErr w:type="spellStart"/>
+            <w:r>
+              <w:rPr>
+                <w:rFonts w:eastAsia="Times New Roman" w:cstheme="minorHAnsi"/>
+                <w:b/>
+                <w:bCs/>
+                <w:color w:val="000000"/>
+                <w:kern w:val="0"/>
+                <w:sz w:val="24"/>
+                <w:szCs w:val="24"/>
+                <w:lang w:eastAsia="es-AR"/>
+                <w14:ligatures w14:val="none"/>
+              </w:rPr>
+              <w:t>t_vi</w:t>
+            </w:r>
+            <w:proofErr w:type="spellEnd"/>
+          </w:p>
+        </w:tc>
+        <w:tc>
+          <w:tcPr>
+            <w:tcW w:w="2353" w:type="dxa"/>
+            <w:noWrap/>
+            <w:vAlign w:val="center"/>
+            <w:hideMark/>
+          </w:tcPr>
+          <w:p>
+            <w:pPr>
+              <w:spacing w:after="0" w:line="240" w:lineRule="auto"/>
+              <w:jc w:val="right"/>
+              <w:rPr>
+                <w:rFonts w:eastAsia="Times New Roman" w:cstheme="minorHAnsi"/>
+                <w:color w:val="000000"/>
+                <w:kern w:val="0"/>
+                <w:sz w:val="24"/>
+                <w:szCs w:val="24"/>
+                <w:lang w:eastAsia="es-AR"/>
+                <w14:ligatures w14:val="none"/>
+              </w:rPr>
+            </w:pPr>
+            <w:r>
+              <w:rPr>
+                <w:rFonts w:eastAsia="Times New Roman" w:cstheme="minorHAnsi"/>
+                <w:color w:val="000000"/>
+                <w:kern w:val="0"/>
+                <w:sz w:val="24"/>
+                <w:szCs w:val="24"/>
+                <w:lang w:eastAsia="es-AR"/>
+                <w14:ligatures w14:val="none"/>
+              </w:rPr>
+              <w:t xml:space="preserve">         258.066.373.106 </w:t>
+            </w:r>
+          </w:p>
+        </w:tc>
+        <w:tc>
+          <w:tcPr>
+            <w:tcW w:w="2693" w:type="dxa"/>
+            <w:noWrap/>
+            <w:vAlign w:val="center"/>
+            <w:hideMark/>
+          </w:tcPr>
+          <w:p>
+            <w:pPr>
+              <w:spacing w:after="0" w:line="240" w:lineRule="auto"/>
+              <w:jc w:val="right"/>
+              <w:rPr>
+                <w:rFonts w:eastAsia="Times New Roman" w:cstheme="minorHAnsi"/>
+                <w:color w:val="000000"/>
+                <w:kern w:val="0"/>
+                <w:sz w:val="24"/>
+                <w:szCs w:val="24"/>
+                <w:lang w:eastAsia="es-AR"/>
+                <w14:ligatures w14:val="none"/>
+              </w:rPr>
+            </w:pPr>
+            <w:r>
+              <w:rPr>
+                <w:rFonts w:eastAsia="Times New Roman" w:cstheme="minorHAnsi"/>
+                <w:color w:val="000000"/>
+                <w:kern w:val="0"/>
+                <w:sz w:val="24"/>
+                <w:szCs w:val="24"/>
+                <w:lang w:eastAsia="es-AR"/>
+                <w14:ligatures w14:val="none"/>
+              </w:rPr>
+              <w:t xml:space="preserve">         272.706.535.135 </w:t>
+            </w:r>
+          </w:p>
+        </w:tc>
+        <w:tc>
+          <w:tcPr>
+            <w:tcW w:w="2325" w:type="dxa"/>
+            <w:noWrap/>
+            <w:vAlign w:val="center"/>
+            <w:hideMark/>
+          </w:tcPr>
+          <w:p>
+            <w:pPr>
+              <w:spacing w:after="0" w:line="240" w:lineRule="auto"/>
+              <w:jc w:val="right"/>
+              <w:rPr>
+                <w:rFonts w:eastAsia="Times New Roman" w:cstheme="minorHAnsi"/>
+                <w:color w:val="000000"/>
+                <w:kern w:val="0"/>
+                <w:sz w:val="24"/>
+                <w:szCs w:val="24"/>
+                <w:lang w:eastAsia="es-AR"/>
+                <w14:ligatures w14:val="none"/>
+              </w:rPr>
+            </w:pPr>
+            <w:r>
+              <w:rPr>
+                <w:rFonts w:eastAsia="Times New Roman" w:cstheme="minorHAnsi"/>
+                <w:color w:val="000000"/>
+                <w:kern w:val="0"/>
+                <w:sz w:val="24"/>
+                <w:szCs w:val="24"/>
+                <w:lang w:eastAsia="es-AR"/>
+                <w14:ligatures w14:val="none"/>
+              </w:rPr>
+              <w:t xml:space="preserve">-       14.640.162.029 </w:t>
+            </w:r>
+          </w:p>
+        </w:tc>
+      </w:tr>
+      <w:tr>
+        <w:trPr>
+          <w:trHeight w:val="300"/>
+        </w:trPr>
+        <w:tc>
+          <w:tcPr>
+            <w:tcW w:w="1753" w:type="dxa"/>
+            <w:noWrap/>
+            <w:vAlign w:val="center"/>
+            <w:hideMark/>
+          </w:tcPr>
+          <w:p>
+            <w:pPr>
+              <w:spacing w:after="0" w:line="240" w:lineRule="auto"/>
+              <w:rPr>
+                <w:rFonts w:eastAsia="Times New Roman" w:cstheme="minorHAnsi"/>
+                <w:b/>
+                <w:bCs/>
+                <w:color w:val="000000"/>
+                <w:kern w:val="0"/>
+                <w:sz w:val="24"/>
+                <w:szCs w:val="24"/>
+                <w:lang w:eastAsia="es-AR"/>
+                <w14:ligatures w14:val="none"/>
+              </w:rPr>
+            </w:pPr>
+            <w:proofErr w:type="spellStart"/>
+            <w:r>
+              <w:rPr>
+                <w:rFonts w:eastAsia="Times New Roman" w:cstheme="minorHAnsi"/>
+                <w:b/>
+                <w:bCs/>
+                <w:color w:val="000000"/>
+                <w:kern w:val="0"/>
+                <w:sz w:val="24"/>
+                <w:szCs w:val="24"/>
+                <w:lang w:eastAsia="es-AR"/>
+                <w14:ligatures w14:val="none"/>
+              </w:rPr>
+              <w:t>adulto_esquiv</w:t>
+            </w:r>
+            <w:proofErr w:type="spellEnd"/>
+          </w:p>
+        </w:tc>
+        <w:tc>
+          <w:tcPr>
+            <w:tcW w:w="2353" w:type="dxa"/>
+            <w:noWrap/>
+            <w:vAlign w:val="center"/>
+            <w:hideMark/>
+          </w:tcPr>
+          <w:p>
+            <w:pPr>
+              <w:spacing w:after="0" w:line="240" w:lineRule="auto"/>
+              <w:jc w:val="right"/>
+              <w:rPr>
+                <w:rFonts w:eastAsia="Times New Roman" w:cstheme="minorHAnsi"/>
+                <w:color w:val="000000"/>
+                <w:kern w:val="0"/>
+                <w:sz w:val="24"/>
+                <w:szCs w:val="24"/>
+                <w:lang w:eastAsia="es-AR"/>
+                <w14:ligatures w14:val="none"/>
+              </w:rPr>
+            </w:pPr>
+            <w:r>
+              <w:rPr>
+                <w:rFonts w:eastAsia="Times New Roman" w:cstheme="minorHAnsi"/>
+                <w:color w:val="000000"/>
+                <w:kern w:val="0"/>
+                <w:sz w:val="24"/>
+                <w:szCs w:val="24"/>
+                <w:lang w:eastAsia="es-AR"/>
+                <w14:ligatures w14:val="none"/>
+              </w:rPr>
+              <w:t xml:space="preserve"> 0.810421 </w:t>
+            </w:r>
+          </w:p>
+        </w:tc>
+        <w:tc>
+          <w:tcPr>
+            <w:tcW w:w="2693" w:type="dxa"/>
+            <w:noWrap/>
+            <w:vAlign w:val="center"/>
+            <w:hideMark/>
+          </w:tcPr>
+          <w:p>
+            <w:pPr>
+              <w:spacing w:after="0" w:line="240" w:lineRule="auto"/>
+              <w:jc w:val="right"/>
+              <w:rPr>
+                <w:rFonts w:eastAsia="Times New Roman" w:cstheme="minorHAnsi"/>
+                <w:color w:val="000000"/>
+                <w:kern w:val="0"/>
+                <w:sz w:val="24"/>
+                <w:szCs w:val="24"/>
+                <w:lang w:eastAsia="es-AR"/>
+                <w14:ligatures w14:val="none"/>
+              </w:rPr>
+            </w:pPr>
+            <w:r>
+              <w:rPr>
+                <w:rFonts w:eastAsia="Times New Roman" w:cstheme="minorHAnsi"/>
+                <w:color w:val="000000"/>
+                <w:kern w:val="0"/>
+                <w:sz w:val="24"/>
+                <w:szCs w:val="24"/>
+                <w:lang w:eastAsia="es-AR"/>
+                <w14:ligatures w14:val="none"/>
+              </w:rPr>
+              <w:t xml:space="preserve"> 0.809940 </w:t>
+            </w:r>
+          </w:p>
+        </w:tc>
+        <w:tc>
+          <w:tcPr>
+            <w:tcW w:w="2325" w:type="dxa"/>
+            <w:noWrap/>
+            <w:vAlign w:val="center"/>
+            <w:hideMark/>
+          </w:tcPr>
+          <w:p>
+            <w:pPr>
+              <w:spacing w:after="0" w:line="240" w:lineRule="auto"/>
+              <w:jc w:val="right"/>
+              <w:rPr>
+                <w:rFonts w:eastAsia="Times New Roman" w:cstheme="minorHAnsi"/>
+                <w:color w:val="000000"/>
+                <w:kern w:val="0"/>
+                <w:sz w:val="24"/>
+                <w:szCs w:val="24"/>
+                <w:lang w:eastAsia="es-AR"/>
+                <w14:ligatures w14:val="none"/>
+              </w:rPr>
+            </w:pPr>
+            <w:r>
+              <w:rPr>
+                <w:rFonts w:eastAsia="Times New Roman" w:cstheme="minorHAnsi"/>
+                <w:color w:val="000000"/>
+                <w:kern w:val="0"/>
+                <w:sz w:val="24"/>
+                <w:szCs w:val="24"/>
+                <w:lang w:eastAsia="es-AR"/>
+                <w14:ligatures w14:val="none"/>
+              </w:rPr>
+              <w:t xml:space="preserve"> 0.000481 </w:t>
+            </w:r>
+          </w:p>
+        </w:tc>
+      </w:tr>
+      <w:tr>
+        <w:trPr>
+          <w:trHeight w:val="300"/>
+        </w:trPr>
+        <w:tc>
+          <w:tcPr>
+            <w:tcW w:w="1753" w:type="dxa"/>
+            <w:noWrap/>
+            <w:vAlign w:val="center"/>
+            <w:hideMark/>
+          </w:tcPr>
+          <w:p>
+            <w:pPr>
+              <w:spacing w:after="0" w:line="240" w:lineRule="auto"/>
+              <w:rPr>
+                <w:rFonts w:eastAsia="Times New Roman" w:cstheme="minorHAnsi"/>
+                <w:b/>
+                <w:bCs/>
+                <w:color w:val="000000"/>
+                <w:kern w:val="0"/>
+                <w:sz w:val="24"/>
+                <w:szCs w:val="24"/>
+                <w:lang w:eastAsia="es-AR"/>
+                <w14:ligatures w14:val="none"/>
+              </w:rPr>
+            </w:pPr>
+            <w:proofErr w:type="spellStart"/>
+            <w:r>
+              <w:rPr>
+                <w:rFonts w:eastAsia="Times New Roman" w:cstheme="minorHAnsi"/>
+                <w:b/>
+                <w:bCs/>
+                <w:color w:val="000000"/>
+                <w:kern w:val="0"/>
+                <w:sz w:val="24"/>
+                <w:szCs w:val="24"/>
+                <w:lang w:eastAsia="es-AR"/>
+                <w14:ligatures w14:val="none"/>
+              </w:rPr>
+              <w:t>ad_equiv_hogar</w:t>
+            </w:r>
+            <w:proofErr w:type="spellEnd"/>
+          </w:p>
+        </w:tc>
+        <w:tc>
+          <w:tcPr>
+            <w:tcW w:w="2353" w:type="dxa"/>
+            <w:noWrap/>
+            <w:vAlign w:val="center"/>
+            <w:hideMark/>
+          </w:tcPr>
+          <w:p>
+            <w:pPr>
+              <w:spacing w:after="0" w:line="240" w:lineRule="auto"/>
+              <w:jc w:val="right"/>
+              <w:rPr>
+                <w:rFonts w:eastAsia="Times New Roman" w:cstheme="minorHAnsi"/>
+                <w:color w:val="000000"/>
+                <w:kern w:val="0"/>
+                <w:sz w:val="24"/>
+                <w:szCs w:val="24"/>
+                <w:lang w:eastAsia="es-AR"/>
+                <w14:ligatures w14:val="none"/>
+              </w:rPr>
+            </w:pPr>
+            <w:r>
+              <w:rPr>
+                <w:rFonts w:eastAsia="Times New Roman" w:cstheme="minorHAnsi"/>
+                <w:color w:val="000000"/>
+                <w:kern w:val="0"/>
+                <w:sz w:val="24"/>
+                <w:szCs w:val="24"/>
+                <w:lang w:eastAsia="es-AR"/>
+                <w14:ligatures w14:val="none"/>
+              </w:rPr>
+              <w:t xml:space="preserve">                      3.749.800 </w:t>
+            </w:r>
+          </w:p>
+        </w:tc>
+        <w:tc>
+          <w:tcPr>
+            <w:tcW w:w="2693" w:type="dxa"/>
+            <w:noWrap/>
+            <w:vAlign w:val="center"/>
+            <w:hideMark/>
+          </w:tcPr>
+          <w:p>
+            <w:pPr>
+              <w:spacing w:after="0" w:line="240" w:lineRule="auto"/>
+              <w:jc w:val="right"/>
+              <w:rPr>
+                <w:rFonts w:eastAsia="Times New Roman" w:cstheme="minorHAnsi"/>
+                <w:color w:val="000000"/>
+                <w:kern w:val="0"/>
+                <w:sz w:val="24"/>
+                <w:szCs w:val="24"/>
+                <w:lang w:eastAsia="es-AR"/>
+                <w14:ligatures w14:val="none"/>
+              </w:rPr>
+            </w:pPr>
+            <w:r>
+              <w:rPr>
+                <w:rFonts w:eastAsia="Times New Roman" w:cstheme="minorHAnsi"/>
+                <w:color w:val="000000"/>
+                <w:kern w:val="0"/>
+                <w:sz w:val="24"/>
+                <w:szCs w:val="24"/>
+                <w:lang w:eastAsia="es-AR"/>
+                <w14:ligatures w14:val="none"/>
+              </w:rPr>
+              <w:t xml:space="preserve">                      3.777.778 </w:t>
+            </w:r>
+          </w:p>
+        </w:tc>
+        <w:tc>
+          <w:tcPr>
+            <w:tcW w:w="2325" w:type="dxa"/>
+            <w:noWrap/>
+            <w:vAlign w:val="center"/>
+            <w:hideMark/>
+          </w:tcPr>
+          <w:p>
+            <w:pPr>
+              <w:spacing w:after="0" w:line="240" w:lineRule="auto"/>
+              <w:jc w:val="right"/>
+              <w:rPr>
+                <w:rFonts w:eastAsia="Times New Roman" w:cstheme="minorHAnsi"/>
+                <w:color w:val="000000"/>
+                <w:kern w:val="0"/>
+                <w:sz w:val="24"/>
+                <w:szCs w:val="24"/>
+                <w:lang w:eastAsia="es-AR"/>
+                <w14:ligatures w14:val="none"/>
+              </w:rPr>
+            </w:pPr>
+            <w:r>
+              <w:rPr>
+                <w:rFonts w:eastAsia="Times New Roman" w:cstheme="minorHAnsi"/>
+                <w:color w:val="000000"/>
+                <w:kern w:val="0"/>
+                <w:sz w:val="24"/>
+                <w:szCs w:val="24"/>
+                <w:lang w:eastAsia="es-AR"/>
+                <w14:ligatures w14:val="none"/>
+              </w:rPr>
+              <w:t xml:space="preserve"> -0.027978 </w:t>
+            </w:r>
+          </w:p>
+        </w:tc>
+      </w:tr>
+      <w:tr>
+        <w:trPr>
+          <w:trHeight w:val="300"/>
+        </w:trPr>
+        <w:tc>
+          <w:tcPr>
+            <w:tcW w:w="1753" w:type="dxa"/>
+            <w:noWrap/>
+            <w:vAlign w:val="center"/>
+            <w:hideMark/>
+          </w:tcPr>
+          <w:p>
+            <w:pPr>
+              <w:spacing w:after="0" w:line="240" w:lineRule="auto"/>
+              <w:rPr>
+                <w:rFonts w:eastAsia="Times New Roman" w:cstheme="minorHAnsi"/>
+                <w:b/>
+                <w:bCs/>
+                <w:color w:val="000000"/>
+                <w:kern w:val="0"/>
+                <w:sz w:val="24"/>
+                <w:szCs w:val="24"/>
+                <w:lang w:eastAsia="es-AR"/>
+                <w14:ligatures w14:val="none"/>
+              </w:rPr>
+            </w:pPr>
+            <w:proofErr w:type="spellStart"/>
+            <w:r>
+              <w:rPr>
+                <w:rFonts w:eastAsia="Times New Roman" w:cstheme="minorHAnsi"/>
+                <w:b/>
+                <w:bCs/>
+                <w:color w:val="000000"/>
+                <w:kern w:val="0"/>
+                <w:sz w:val="24"/>
+                <w:szCs w:val="24"/>
+                <w:lang w:eastAsia="es-AR"/>
+                <w14:ligatures w14:val="none"/>
+              </w:rPr>
+              <w:t>intercept</w:t>
+            </w:r>
+            <w:proofErr w:type="spellEnd"/>
+          </w:p>
+        </w:tc>
+        <w:tc>
+          <w:tcPr>
+            <w:tcW w:w="2353" w:type="dxa"/>
+            <w:noWrap/>
+            <w:vAlign w:val="center"/>
+            <w:hideMark/>
+          </w:tcPr>
+          <w:p>
+            <w:pPr>
+              <w:spacing w:after="0" w:line="240" w:lineRule="auto"/>
+              <w:jc w:val="right"/>
+              <w:rPr>
+                <w:rFonts w:eastAsia="Times New Roman" w:cstheme="minorHAnsi"/>
+                <w:color w:val="000000"/>
+                <w:kern w:val="0"/>
+                <w:sz w:val="24"/>
+                <w:szCs w:val="24"/>
+                <w:lang w:eastAsia="es-AR"/>
+                <w14:ligatures w14:val="none"/>
+              </w:rPr>
+            </w:pPr>
+            <w:r>
+              <w:rPr>
+                <w:rFonts w:eastAsia="Times New Roman" w:cstheme="minorHAnsi"/>
+                <w:color w:val="000000"/>
+                <w:kern w:val="0"/>
+                <w:sz w:val="24"/>
+                <w:szCs w:val="24"/>
+                <w:lang w:eastAsia="es-AR"/>
+                <w14:ligatures w14:val="none"/>
+              </w:rPr>
+              <w:t xml:space="preserve">                      1.000.000 </w:t>
+            </w:r>
+          </w:p>
+        </w:tc>
+        <w:tc>
+          <w:tcPr>
+            <w:tcW w:w="2693" w:type="dxa"/>
+            <w:noWrap/>
+            <w:vAlign w:val="center"/>
+            <w:hideMark/>
+          </w:tcPr>
+          <w:p>
+            <w:pPr>
+              <w:spacing w:after="0" w:line="240" w:lineRule="auto"/>
+              <w:jc w:val="right"/>
+              <w:rPr>
+                <w:rFonts w:eastAsia="Times New Roman" w:cstheme="minorHAnsi"/>
+                <w:color w:val="000000"/>
+                <w:kern w:val="0"/>
+                <w:sz w:val="24"/>
+                <w:szCs w:val="24"/>
+                <w:lang w:eastAsia="es-AR"/>
+                <w14:ligatures w14:val="none"/>
+              </w:rPr>
+            </w:pPr>
+            <w:r>
+              <w:rPr>
+                <w:rFonts w:eastAsia="Times New Roman" w:cstheme="minorHAnsi"/>
+                <w:color w:val="000000"/>
+                <w:kern w:val="0"/>
+                <w:sz w:val="24"/>
+                <w:szCs w:val="24"/>
+                <w:lang w:eastAsia="es-AR"/>
+                <w14:ligatures w14:val="none"/>
+              </w:rPr>
+              <w:t xml:space="preserve">                      1.000.000 </w:t>
+            </w:r>
+          </w:p>
+        </w:tc>
+        <w:tc>
+          <w:tcPr>
+            <w:tcW w:w="2325" w:type="dxa"/>
+            <w:noWrap/>
+            <w:vAlign w:val="center"/>
+            <w:hideMark/>
+          </w:tcPr>
+          <w:p>
+            <w:pPr>
+              <w:spacing w:after="0" w:line="240" w:lineRule="auto"/>
+              <w:jc w:val="right"/>
+              <w:rPr>
+                <w:rFonts w:eastAsia="Times New Roman" w:cstheme="minorHAnsi"/>
+                <w:color w:val="000000"/>
+                <w:kern w:val="0"/>
+                <w:sz w:val="24"/>
+                <w:szCs w:val="24"/>
+                <w:lang w:eastAsia="es-AR"/>
+                <w14:ligatures w14:val="none"/>
+              </w:rPr>
+            </w:pPr>
+            <w:r>
+              <w:rPr>
+                <w:rFonts w:eastAsia="Times New Roman" w:cstheme="minorHAnsi"/>
+                <w:color w:val="000000"/>
+                <w:kern w:val="0"/>
+                <w:sz w:val="24"/>
+                <w:szCs w:val="24"/>
+                <w:lang w:eastAsia="es-AR"/>
+                <w14:ligatures w14:val="none"/>
+              </w:rPr>
+              <w:t xml:space="preserve"> 0.000000 </w:t>
+            </w:r>
+          </w:p>
+        </w:tc>
+      </w:tr>
+    </w:tbl>
+    <w:p>
+      <w:pPr>
+        <w:spacing w:after="0"/>
+        <w:rPr>
+          <w:rFonts w:eastAsia="Times New Roman" w:cstheme="minorHAnsi"/>
+          <w:b/>
+          <w:bCs/>
           <w:color w:val="000000" w:themeColor="text1"/>
           <w:kern w:val="0"/>
-          <w:sz w:val="21"/>
-          <w:szCs w:val="21"/>
+          <w:sz w:val="24"/>
+          <w:szCs w:val="24"/>
           <w:lang w:eastAsia="es-AR"/>
           <w14:ligatures w14:val="none"/>
         </w:rPr>
       </w:pPr>
-      <w:r>
-        <w:rPr>
-          <w:rFonts w:ascii="Consolas" w:eastAsia="Times New Roman" w:hAnsi="Consolas" w:cs="Times New Roman"/>
-          <w:color w:val="000000" w:themeColor="text1"/>
-          <w:kern w:val="0"/>
-          <w:sz w:val="21"/>
-          <w:szCs w:val="21"/>
-          <w:lang w:eastAsia="es-AR"/>
-          <w14:ligatures w14:val="none"/>
-        </w:rPr>
-        <w:t xml:space="preserve">                  </w:t>
-      </w:r>
-      <w:proofErr w:type="spellStart"/>
-      <w:r>
-        <w:rPr>
-          <w:rFonts w:ascii="Consolas" w:eastAsia="Times New Roman" w:hAnsi="Consolas" w:cs="Times New Roman"/>
-          <w:color w:val="000000" w:themeColor="text1"/>
-          <w:kern w:val="0"/>
-          <w:sz w:val="21"/>
-          <w:szCs w:val="21"/>
-          <w:lang w:eastAsia="es-AR"/>
-          <w14:ligatures w14:val="none"/>
-        </w:rPr>
-        <w:t>Media_Train</w:t>
-      </w:r>
-      <w:proofErr w:type="spellEnd"/>
-      <w:r>
-        <w:rPr>
-          <w:rFonts w:ascii="Consolas" w:eastAsia="Times New Roman" w:hAnsi="Consolas" w:cs="Times New Roman"/>
-          <w:color w:val="000000" w:themeColor="text1"/>
-          <w:kern w:val="0"/>
-          <w:sz w:val="21"/>
-          <w:szCs w:val="21"/>
-          <w:lang w:eastAsia="es-AR"/>
-          <w14:ligatures w14:val="none"/>
-        </w:rPr>
-        <w:t xml:space="preserve">     </w:t>
-      </w:r>
-      <w:proofErr w:type="spellStart"/>
-      <w:r>
-        <w:rPr>
-          <w:rFonts w:ascii="Consolas" w:eastAsia="Times New Roman" w:hAnsi="Consolas" w:cs="Times New Roman"/>
-          <w:color w:val="000000" w:themeColor="text1"/>
-          <w:kern w:val="0"/>
-          <w:sz w:val="21"/>
-          <w:szCs w:val="21"/>
-          <w:lang w:eastAsia="es-AR"/>
-          <w14:ligatures w14:val="none"/>
-        </w:rPr>
-        <w:t>Media_Test</w:t>
-      </w:r>
-      <w:proofErr w:type="spellEnd"/>
-      <w:r>
-        <w:rPr>
-          <w:rFonts w:ascii="Consolas" w:eastAsia="Times New Roman" w:hAnsi="Consolas" w:cs="Times New Roman"/>
-          <w:color w:val="000000" w:themeColor="text1"/>
-          <w:kern w:val="0"/>
-          <w:sz w:val="21"/>
-          <w:szCs w:val="21"/>
-          <w:lang w:eastAsia="es-AR"/>
-          <w14:ligatures w14:val="none"/>
-        </w:rPr>
-        <w:t xml:space="preserve">    Diferencia</w:t>
-      </w:r>
     </w:p>
     <w:p>
       <w:pPr>
-        <w:spacing w:after="0" w:line="240" w:lineRule="auto"/>
-        <w:rPr>
-          <w:rFonts w:ascii="Consolas" w:eastAsia="Times New Roman" w:hAnsi="Consolas" w:cs="Times New Roman"/>
+        <w:rPr>
+          <w:rFonts w:eastAsia="Times New Roman" w:cstheme="minorHAnsi"/>
+          <w:b/>
+          <w:bCs/>
           <w:color w:val="000000" w:themeColor="text1"/>
           <w:kern w:val="0"/>
-          <w:sz w:val="21"/>
-          <w:szCs w:val="21"/>
+          <w:sz w:val="24"/>
+          <w:szCs w:val="24"/>
           <w:lang w:eastAsia="es-AR"/>
           <w14:ligatures w14:val="none"/>
         </w:rPr>
       </w:pPr>
       <w:r>
         <w:rPr>
-          <w:rFonts w:ascii="Consolas" w:eastAsia="Times New Roman" w:hAnsi="Consolas" w:cs="Times New Roman"/>
+          <w:rFonts w:eastAsia="Times New Roman" w:cstheme="minorHAnsi"/>
+          <w:b/>
+          <w:bCs/>
           <w:color w:val="000000" w:themeColor="text1"/>
           <w:kern w:val="0"/>
-          <w:sz w:val="21"/>
-          <w:szCs w:val="21"/>
+          <w:sz w:val="24"/>
+          <w:szCs w:val="24"/>
           <w:lang w:eastAsia="es-AR"/>
           <w14:ligatures w14:val="none"/>
         </w:rPr>
-        <w:t>ch06                32.337175      32.793398     -0.456223</w:t>
+        <w:t>PARTE B</w:t>
       </w:r>
     </w:p>
     <w:p>
       <w:pPr>
-        <w:spacing w:after="0" w:line="240" w:lineRule="auto"/>
-        <w:rPr>
-          <w:rFonts w:ascii="Consolas" w:eastAsia="Times New Roman" w:hAnsi="Consolas" w:cs="Times New Roman"/>
+        <w:rPr>
+          <w:rFonts w:eastAsia="Times New Roman" w:cstheme="minorHAnsi"/>
+          <w:b/>
+          <w:bCs/>
           <w:color w:val="000000" w:themeColor="text1"/>
           <w:kern w:val="0"/>
-          <w:sz w:val="21"/>
-          <w:szCs w:val="21"/>
+          <w:sz w:val="24"/>
+          <w:szCs w:val="24"/>
           <w:lang w:eastAsia="es-AR"/>
           <w14:ligatures w14:val="none"/>
         </w:rPr>
       </w:pPr>
-      <w:proofErr w:type="spellStart"/>
-      <w:r>
-        <w:rPr>
-          <w:rFonts w:ascii="Consolas" w:eastAsia="Times New Roman" w:hAnsi="Consolas" w:cs="Times New Roman"/>
+      <w:r>
+        <w:rPr>
+          <w:rFonts w:eastAsia="Times New Roman" w:cstheme="minorHAnsi"/>
+          <w:b/>
+          <w:bCs/>
           <w:color w:val="000000" w:themeColor="text1"/>
           <w:kern w:val="0"/>
-          <w:sz w:val="21"/>
-          <w:szCs w:val="21"/>
+          <w:sz w:val="24"/>
+          <w:szCs w:val="24"/>
           <w:lang w:eastAsia="es-AR"/>
           <w14:ligatures w14:val="none"/>
         </w:rPr>
-        <w:t>nivel_ed</w:t>
-      </w:r>
-      <w:proofErr w:type="spellEnd"/>
-      <w:r>
-        <w:rPr>
-          <w:rFonts w:ascii="Consolas" w:eastAsia="Times New Roman" w:hAnsi="Consolas" w:cs="Times New Roman"/>
+        <w:t xml:space="preserve">Consigna </w:t>
+      </w:r>
+      <w:r>
+        <w:rPr>
+          <w:rFonts w:eastAsia="Times New Roman" w:cstheme="minorHAnsi"/>
+          <w:b/>
+          <w:bCs/>
           <w:color w:val="000000" w:themeColor="text1"/>
           <w:kern w:val="0"/>
-          <w:sz w:val="21"/>
-          <w:szCs w:val="21"/>
+          <w:sz w:val="24"/>
+          <w:szCs w:val="24"/>
           <w:lang w:eastAsia="es-AR"/>
           <w14:ligatures w14:val="none"/>
         </w:rPr>
-        <w:t xml:space="preserve">             3.615611       3.629636     -0.014026</w:t>
+        <w:t>3</w:t>
       </w:r>
     </w:p>
     <w:p>
       <w:pPr>
-        <w:spacing w:after="0" w:line="240" w:lineRule="auto"/>
-        <w:rPr>
-          <w:rFonts w:ascii="Consolas" w:eastAsia="Times New Roman" w:hAnsi="Consolas" w:cs="Times New Roman"/>
+        <w:ind w:firstLine="284"/>
+        <w:jc w:val="both"/>
+        <w:rPr>
+          <w:rFonts w:eastAsia="Times New Roman" w:cstheme="minorHAnsi"/>
           <w:color w:val="000000" w:themeColor="text1"/>
           <w:kern w:val="0"/>
-          <w:sz w:val="21"/>
-          <w:szCs w:val="21"/>
+          <w:sz w:val="24"/>
+          <w:szCs w:val="24"/>
           <w:lang w:eastAsia="es-AR"/>
           <w14:ligatures w14:val="none"/>
         </w:rPr>
       </w:pPr>
       <w:r>
         <w:rPr>
-          <w:rFonts w:ascii="Consolas" w:eastAsia="Times New Roman" w:hAnsi="Consolas" w:cs="Times New Roman"/>
+          <w:rFonts w:eastAsia="Times New Roman" w:cstheme="minorHAnsi"/>
           <w:color w:val="000000" w:themeColor="text1"/>
           <w:kern w:val="0"/>
-          <w:sz w:val="21"/>
-          <w:szCs w:val="21"/>
+          <w:sz w:val="24"/>
+          <w:szCs w:val="24"/>
           <w:lang w:eastAsia="es-AR"/>
           <w14:ligatures w14:val="none"/>
         </w:rPr>
-        <w:t>estado               2.321431       2.301187      0.020244</w:t>
+        <w:t>El modelo logístico estimado para el año 2025 muestra que varias características sociodemográficas y laborales están significativamente asociadas con la probabilidad de ser pobre. En primer lugar, la edad (ch06) presenta un coeficiente negativo y significativo, indicando que, manteniendo todo lo demás constante, las personas de mayor edad tienen una probabilidad ligeramente menor de ser pobres, probablemente porque acumulan más experiencia laboral y estabilidad económica. De manera consistente, el nivel educativo (</w:t>
+      </w:r>
+      <w:proofErr w:type="spellStart"/>
+      <w:r>
+        <w:rPr>
+          <w:rFonts w:eastAsia="Times New Roman" w:cstheme="minorHAnsi"/>
+          <w:color w:val="000000" w:themeColor="text1"/>
+          <w:kern w:val="0"/>
+          <w:sz w:val="24"/>
+          <w:szCs w:val="24"/>
+          <w:lang w:eastAsia="es-AR"/>
+          <w14:ligatures w14:val="none"/>
+        </w:rPr>
+        <w:t>nivel_ed</w:t>
+      </w:r>
+      <w:proofErr w:type="spellEnd"/>
+      <w:r>
+        <w:rPr>
+          <w:rFonts w:eastAsia="Times New Roman" w:cstheme="minorHAnsi"/>
+          <w:color w:val="000000" w:themeColor="text1"/>
+          <w:kern w:val="0"/>
+          <w:sz w:val="24"/>
+          <w:szCs w:val="24"/>
+          <w:lang w:eastAsia="es-AR"/>
+          <w14:ligatures w14:val="none"/>
+        </w:rPr>
+        <w:t>) también reduce fuertemente la probabilidad de pobreza: cada incremento en el nivel educativo disminuye de forma sustancial la probabilidad estimada de ser pobre, lo cual coincide con la evidencia empírica sobre los retornos de la educación en el mercado laboral argentino.</w:t>
       </w:r>
     </w:p>
     <w:p>
       <w:pPr>
-        <w:spacing w:after="0" w:line="240" w:lineRule="auto"/>
-        <w:rPr>
-          <w:rFonts w:ascii="Consolas" w:eastAsia="Times New Roman" w:hAnsi="Consolas" w:cs="Times New Roman"/>
+        <w:ind w:firstLine="284"/>
+        <w:jc w:val="both"/>
+        <w:rPr>
+          <w:rFonts w:eastAsia="Times New Roman" w:cstheme="minorHAnsi"/>
           <w:color w:val="000000" w:themeColor="text1"/>
           <w:kern w:val="0"/>
-          <w:sz w:val="21"/>
-          <w:szCs w:val="21"/>
+          <w:sz w:val="24"/>
+          <w:szCs w:val="24"/>
           <w:lang w:eastAsia="es-AR"/>
           <w14:ligatures w14:val="none"/>
         </w:rPr>
       </w:pPr>
-      <w:proofErr w:type="spellStart"/>
-      <w:r>
-        <w:rPr>
-          <w:rFonts w:ascii="Consolas" w:eastAsia="Times New Roman" w:hAnsi="Consolas" w:cs="Times New Roman"/>
+      <w:r>
+        <w:rPr>
+          <w:rFonts w:eastAsia="Times New Roman" w:cstheme="minorHAnsi"/>
           <w:color w:val="000000" w:themeColor="text1"/>
           <w:kern w:val="0"/>
-          <w:sz w:val="21"/>
-          <w:szCs w:val="21"/>
+          <w:sz w:val="24"/>
+          <w:szCs w:val="24"/>
           <w:lang w:eastAsia="es-AR"/>
           <w14:ligatures w14:val="none"/>
         </w:rPr>
-        <w:t>cat_inac</w:t>
-      </w:r>
-      <w:proofErr w:type="spellEnd"/>
-      <w:r>
-        <w:rPr>
-          <w:rFonts w:ascii="Consolas" w:eastAsia="Times New Roman" w:hAnsi="Consolas" w:cs="Times New Roman"/>
+        <w:t>En contraste, variables vinculadas a la situación laboral incrementan la probabilidad de pobreza. Estar en una categoría laboral más precaria (estado, donde valores altos suelen reflejar desocupación o inactividad) aumenta significativamente la probabilidad de ser pobre. Asimismo, quienes pertenecen a determinadas categorías de inactividad (</w:t>
+      </w:r>
+      <w:proofErr w:type="spellStart"/>
+      <w:r>
+        <w:rPr>
+          <w:rFonts w:eastAsia="Times New Roman" w:cstheme="minorHAnsi"/>
           <w:color w:val="000000" w:themeColor="text1"/>
           <w:kern w:val="0"/>
-          <w:sz w:val="21"/>
-          <w:szCs w:val="21"/>
+          <w:sz w:val="24"/>
+          <w:szCs w:val="24"/>
           <w:lang w:eastAsia="es-AR"/>
           <w14:ligatures w14:val="none"/>
         </w:rPr>
-        <w:t xml:space="preserve">             3.413437       3.402459      0.010978</w:t>
+        <w:t>cat_inac</w:t>
+      </w:r>
+      <w:proofErr w:type="spellEnd"/>
+      <w:r>
+        <w:rPr>
+          <w:rFonts w:eastAsia="Times New Roman" w:cstheme="minorHAnsi"/>
+          <w:color w:val="000000" w:themeColor="text1"/>
+          <w:kern w:val="0"/>
+          <w:sz w:val="24"/>
+          <w:szCs w:val="24"/>
+          <w:lang w:eastAsia="es-AR"/>
+          <w14:ligatures w14:val="none"/>
+        </w:rPr>
+        <w:t>) presentan mayor riesgo, mientras que quienes ocupan categorías laborales más formales o de mayor jerarquía (</w:t>
+      </w:r>
+      <w:proofErr w:type="spellStart"/>
+      <w:r>
+        <w:rPr>
+          <w:rFonts w:eastAsia="Times New Roman" w:cstheme="minorHAnsi"/>
+          <w:color w:val="000000" w:themeColor="text1"/>
+          <w:kern w:val="0"/>
+          <w:sz w:val="24"/>
+          <w:szCs w:val="24"/>
+          <w:lang w:eastAsia="es-AR"/>
+          <w14:ligatures w14:val="none"/>
+        </w:rPr>
+        <w:t>cat_ocup</w:t>
+      </w:r>
+      <w:proofErr w:type="spellEnd"/>
+      <w:r>
+        <w:rPr>
+          <w:rFonts w:eastAsia="Times New Roman" w:cstheme="minorHAnsi"/>
+          <w:color w:val="000000" w:themeColor="text1"/>
+          <w:kern w:val="0"/>
+          <w:sz w:val="24"/>
+          <w:szCs w:val="24"/>
+          <w:lang w:eastAsia="es-AR"/>
+          <w14:ligatures w14:val="none"/>
+        </w:rPr>
+        <w:t xml:space="preserve">) reducen su probabilidad de ser pobres. Las variables económicas del hogar también resultan claves: pp10a (ingresos laborales individuales declarados), cuando aumenta, se asocia positivamente con la probabilidad de pobreza debido a la lógica inversa </w:t>
+      </w:r>
+      <w:r>
+        <w:rPr>
+          <w:rFonts w:eastAsia="Times New Roman" w:cstheme="minorHAnsi"/>
+          <w:color w:val="000000" w:themeColor="text1"/>
+          <w:kern w:val="0"/>
+          <w:sz w:val="24"/>
+          <w:szCs w:val="24"/>
+          <w:lang w:eastAsia="es-AR"/>
+          <w14:ligatures w14:val="none"/>
+        </w:rPr>
+        <w:lastRenderedPageBreak/>
+        <w:t xml:space="preserve">del índice de ingresos usado en la imputación; y tanto p21 como </w:t>
+      </w:r>
+      <w:proofErr w:type="spellStart"/>
+      <w:r>
+        <w:rPr>
+          <w:rFonts w:eastAsia="Times New Roman" w:cstheme="minorHAnsi"/>
+          <w:color w:val="000000" w:themeColor="text1"/>
+          <w:kern w:val="0"/>
+          <w:sz w:val="24"/>
+          <w:szCs w:val="24"/>
+          <w:lang w:eastAsia="es-AR"/>
+          <w14:ligatures w14:val="none"/>
+        </w:rPr>
+        <w:t>t_vi</w:t>
+      </w:r>
+      <w:proofErr w:type="spellEnd"/>
+      <w:r>
+        <w:rPr>
+          <w:rFonts w:eastAsia="Times New Roman" w:cstheme="minorHAnsi"/>
+          <w:color w:val="000000" w:themeColor="text1"/>
+          <w:kern w:val="0"/>
+          <w:sz w:val="24"/>
+          <w:szCs w:val="24"/>
+          <w:lang w:eastAsia="es-AR"/>
+          <w14:ligatures w14:val="none"/>
+        </w:rPr>
+        <w:t xml:space="preserve">, que son montos monetarios y valor de bienes, presentan coeficientes negativos, sugiriendo que mayores activos y transferencias contribuyen a reducir el riesgo de pobreza. Finalmente, indicadores de composición familiar como </w:t>
+      </w:r>
+      <w:proofErr w:type="spellStart"/>
+      <w:r>
+        <w:rPr>
+          <w:rFonts w:eastAsia="Times New Roman" w:cstheme="minorHAnsi"/>
+          <w:color w:val="000000" w:themeColor="text1"/>
+          <w:kern w:val="0"/>
+          <w:sz w:val="24"/>
+          <w:szCs w:val="24"/>
+          <w:lang w:eastAsia="es-AR"/>
+          <w14:ligatures w14:val="none"/>
+        </w:rPr>
+        <w:t>adulto_esquiv</w:t>
+      </w:r>
+      <w:proofErr w:type="spellEnd"/>
+      <w:r>
+        <w:rPr>
+          <w:rFonts w:eastAsia="Times New Roman" w:cstheme="minorHAnsi"/>
+          <w:color w:val="000000" w:themeColor="text1"/>
+          <w:kern w:val="0"/>
+          <w:sz w:val="24"/>
+          <w:szCs w:val="24"/>
+          <w:lang w:eastAsia="es-AR"/>
+          <w14:ligatures w14:val="none"/>
+        </w:rPr>
+        <w:t xml:space="preserve"> y </w:t>
+      </w:r>
+      <w:proofErr w:type="spellStart"/>
+      <w:r>
+        <w:rPr>
+          <w:rFonts w:eastAsia="Times New Roman" w:cstheme="minorHAnsi"/>
+          <w:color w:val="000000" w:themeColor="text1"/>
+          <w:kern w:val="0"/>
+          <w:sz w:val="24"/>
+          <w:szCs w:val="24"/>
+          <w:lang w:eastAsia="es-AR"/>
+          <w14:ligatures w14:val="none"/>
+        </w:rPr>
+        <w:t>ad_equiv_hogar</w:t>
+      </w:r>
+      <w:proofErr w:type="spellEnd"/>
+      <w:r>
+        <w:rPr>
+          <w:rFonts w:eastAsia="Times New Roman" w:cstheme="minorHAnsi"/>
+          <w:color w:val="000000" w:themeColor="text1"/>
+          <w:kern w:val="0"/>
+          <w:sz w:val="24"/>
+          <w:szCs w:val="24"/>
+          <w:lang w:eastAsia="es-AR"/>
+          <w14:ligatures w14:val="none"/>
+        </w:rPr>
+        <w:t xml:space="preserve"> muestran que mayores necesidades económicas por estructura del hogar incrementan fuertemente la probabilidad de pobreza. En conjunto, el modelo ofrece un ajuste razonable (Pseudo R² ≈ 0.20) y confirma que las condiciones laborales, el capital humano y la estructura del hogar son determinantes centrales de la pobreza en la región analizada durante 2025.</w:t>
       </w:r>
     </w:p>
     <w:p>
       <w:pPr>
-        <w:spacing w:after="0" w:line="240" w:lineRule="auto"/>
-        <w:rPr>
-          <w:rFonts w:ascii="Consolas" w:eastAsia="Times New Roman" w:hAnsi="Consolas" w:cs="Times New Roman"/>
-          <w:color w:val="000000" w:themeColor="text1"/>
-          <w:kern w:val="0"/>
-          <w:sz w:val="21"/>
-          <w:szCs w:val="21"/>
-          <w:lang w:eastAsia="es-AR"/>
-          <w14:ligatures w14:val="none"/>
+        <w:rPr>
+          <w:b/>
+          <w:bCs/>
+          <w:color w:val="000000" w:themeColor="text1"/>
+          <w:sz w:val="24"/>
+          <w:szCs w:val="24"/>
         </w:rPr>
       </w:pPr>
-      <w:proofErr w:type="spellStart"/>
-      <w:r>
-        <w:rPr>
-          <w:rFonts w:ascii="Consolas" w:eastAsia="Times New Roman" w:hAnsi="Consolas" w:cs="Times New Roman"/>
-          <w:color w:val="000000" w:themeColor="text1"/>
-          <w:kern w:val="0"/>
-          <w:sz w:val="21"/>
-          <w:szCs w:val="21"/>
-          <w:lang w:eastAsia="es-AR"/>
-          <w14:ligatures w14:val="none"/>
-        </w:rPr>
-        <w:t>cat_ocup</w:t>
-      </w:r>
-      <w:proofErr w:type="spellEnd"/>
-      <w:r>
-        <w:rPr>
-          <w:rFonts w:ascii="Consolas" w:eastAsia="Times New Roman" w:hAnsi="Consolas" w:cs="Times New Roman"/>
-          <w:color w:val="000000" w:themeColor="text1"/>
-          <w:kern w:val="0"/>
-          <w:sz w:val="21"/>
-          <w:szCs w:val="21"/>
-          <w:lang w:eastAsia="es-AR"/>
-          <w14:ligatures w14:val="none"/>
-        </w:rPr>
-        <w:t xml:space="preserve">             2.744574       2.758738     -0.014164</w:t>
+      <w:r>
+        <w:rPr>
+          <w:b/>
+          <w:bCs/>
+          <w:color w:val="000000" w:themeColor="text1"/>
+          <w:sz w:val="24"/>
+          <w:szCs w:val="24"/>
+        </w:rPr>
+        <w:t>Tabla 2: resultados de regresión logística.</w:t>
+      </w:r>
+      <w:r>
+        <w:rPr>
+          <w:b/>
+          <w:bCs/>
+          <w:color w:val="000000" w:themeColor="text1"/>
+          <w:sz w:val="24"/>
+          <w:szCs w:val="24"/>
+        </w:rPr>
+        <w:t xml:space="preserve">                           </w:t>
       </w:r>
     </w:p>
+    <w:tbl>
+      <w:tblPr>
+        <w:tblW w:w="8756" w:type="dxa"/>
+        <w:tblBorders>
+          <w:top w:val="single" w:sz="4" w:space="0" w:color="auto"/>
+          <w:left w:val="single" w:sz="4" w:space="0" w:color="auto"/>
+          <w:bottom w:val="single" w:sz="4" w:space="0" w:color="auto"/>
+          <w:right w:val="single" w:sz="4" w:space="0" w:color="auto"/>
+          <w:insideH w:val="single" w:sz="4" w:space="0" w:color="auto"/>
+          <w:insideV w:val="single" w:sz="4" w:space="0" w:color="auto"/>
+        </w:tblBorders>
+        <w:tblCellMar>
+          <w:left w:w="70" w:type="dxa"/>
+          <w:right w:w="70" w:type="dxa"/>
+        </w:tblCellMar>
+        <w:tblLook w:val="04A0" w:firstRow="1" w:lastRow="0" w:firstColumn="1" w:lastColumn="0" w:noHBand="0" w:noVBand="1"/>
+      </w:tblPr>
+      <w:tblGrid>
+        <w:gridCol w:w="1753"/>
+        <w:gridCol w:w="1200"/>
+        <w:gridCol w:w="1200"/>
+        <w:gridCol w:w="1200"/>
+        <w:gridCol w:w="1200"/>
+        <w:gridCol w:w="1200"/>
+        <w:gridCol w:w="1200"/>
+      </w:tblGrid>
+      <w:tr>
+        <w:trPr>
+          <w:trHeight w:val="300"/>
+        </w:trPr>
+        <w:tc>
+          <w:tcPr>
+            <w:tcW w:w="1556" w:type="dxa"/>
+            <w:noWrap/>
+            <w:vAlign w:val="bottom"/>
+            <w:hideMark/>
+          </w:tcPr>
+          <w:p>
+            <w:pPr>
+              <w:spacing w:after="0" w:line="240" w:lineRule="auto"/>
+              <w:rPr>
+                <w:rFonts w:eastAsia="Times New Roman" w:cstheme="minorHAnsi"/>
+                <w:kern w:val="0"/>
+                <w:sz w:val="24"/>
+                <w:szCs w:val="24"/>
+                <w:lang w:eastAsia="es-AR"/>
+                <w14:ligatures w14:val="none"/>
+              </w:rPr>
+            </w:pPr>
+          </w:p>
+        </w:tc>
+        <w:tc>
+          <w:tcPr>
+            <w:tcW w:w="1200" w:type="dxa"/>
+            <w:noWrap/>
+            <w:vAlign w:val="bottom"/>
+            <w:hideMark/>
+          </w:tcPr>
+          <w:p>
+            <w:pPr>
+              <w:spacing w:after="0" w:line="240" w:lineRule="auto"/>
+              <w:jc w:val="center"/>
+              <w:rPr>
+                <w:rFonts w:eastAsia="Times New Roman" w:cstheme="minorHAnsi"/>
+                <w:b/>
+                <w:bCs/>
+                <w:color w:val="000000"/>
+                <w:kern w:val="0"/>
+                <w:sz w:val="24"/>
+                <w:szCs w:val="24"/>
+                <w:lang w:eastAsia="es-AR"/>
+                <w14:ligatures w14:val="none"/>
+              </w:rPr>
+            </w:pPr>
+            <w:proofErr w:type="spellStart"/>
+            <w:r>
+              <w:rPr>
+                <w:rFonts w:eastAsia="Times New Roman" w:cstheme="minorHAnsi"/>
+                <w:b/>
+                <w:bCs/>
+                <w:color w:val="000000"/>
+                <w:kern w:val="0"/>
+                <w:sz w:val="24"/>
+                <w:szCs w:val="24"/>
+                <w:lang w:eastAsia="es-AR"/>
+                <w14:ligatures w14:val="none"/>
+              </w:rPr>
+              <w:t>coef</w:t>
+            </w:r>
+            <w:proofErr w:type="spellEnd"/>
+          </w:p>
+        </w:tc>
+        <w:tc>
+          <w:tcPr>
+            <w:tcW w:w="1200" w:type="dxa"/>
+            <w:noWrap/>
+            <w:vAlign w:val="bottom"/>
+            <w:hideMark/>
+          </w:tcPr>
+          <w:p>
+            <w:pPr>
+              <w:spacing w:after="0" w:line="240" w:lineRule="auto"/>
+              <w:jc w:val="center"/>
+              <w:rPr>
+                <w:rFonts w:eastAsia="Times New Roman" w:cstheme="minorHAnsi"/>
+                <w:b/>
+                <w:bCs/>
+                <w:color w:val="000000"/>
+                <w:kern w:val="0"/>
+                <w:sz w:val="24"/>
+                <w:szCs w:val="24"/>
+                <w:lang w:eastAsia="es-AR"/>
+                <w14:ligatures w14:val="none"/>
+              </w:rPr>
+            </w:pPr>
+            <w:proofErr w:type="spellStart"/>
+            <w:r>
+              <w:rPr>
+                <w:rFonts w:eastAsia="Times New Roman" w:cstheme="minorHAnsi"/>
+                <w:b/>
+                <w:bCs/>
+                <w:color w:val="000000"/>
+                <w:kern w:val="0"/>
+                <w:sz w:val="24"/>
+                <w:szCs w:val="24"/>
+                <w:lang w:eastAsia="es-AR"/>
+                <w14:ligatures w14:val="none"/>
+              </w:rPr>
+              <w:t>std</w:t>
+            </w:r>
+            <w:proofErr w:type="spellEnd"/>
+            <w:r>
+              <w:rPr>
+                <w:rFonts w:eastAsia="Times New Roman" w:cstheme="minorHAnsi"/>
+                <w:b/>
+                <w:bCs/>
+                <w:color w:val="000000"/>
+                <w:kern w:val="0"/>
+                <w:sz w:val="24"/>
+                <w:szCs w:val="24"/>
+                <w:lang w:eastAsia="es-AR"/>
+                <w14:ligatures w14:val="none"/>
+              </w:rPr>
+              <w:t xml:space="preserve"> </w:t>
+            </w:r>
+            <w:proofErr w:type="spellStart"/>
+            <w:r>
+              <w:rPr>
+                <w:rFonts w:eastAsia="Times New Roman" w:cstheme="minorHAnsi"/>
+                <w:b/>
+                <w:bCs/>
+                <w:color w:val="000000"/>
+                <w:kern w:val="0"/>
+                <w:sz w:val="24"/>
+                <w:szCs w:val="24"/>
+                <w:lang w:eastAsia="es-AR"/>
+                <w14:ligatures w14:val="none"/>
+              </w:rPr>
+              <w:t>err</w:t>
+            </w:r>
+            <w:proofErr w:type="spellEnd"/>
+          </w:p>
+        </w:tc>
+        <w:tc>
+          <w:tcPr>
+            <w:tcW w:w="1200" w:type="dxa"/>
+            <w:noWrap/>
+            <w:vAlign w:val="bottom"/>
+            <w:hideMark/>
+          </w:tcPr>
+          <w:p>
+            <w:pPr>
+              <w:spacing w:after="0" w:line="240" w:lineRule="auto"/>
+              <w:jc w:val="center"/>
+              <w:rPr>
+                <w:rFonts w:eastAsia="Times New Roman" w:cstheme="minorHAnsi"/>
+                <w:b/>
+                <w:bCs/>
+                <w:color w:val="000000"/>
+                <w:kern w:val="0"/>
+                <w:sz w:val="24"/>
+                <w:szCs w:val="24"/>
+                <w:lang w:eastAsia="es-AR"/>
+                <w14:ligatures w14:val="none"/>
+              </w:rPr>
+            </w:pPr>
+            <w:r>
+              <w:rPr>
+                <w:rFonts w:eastAsia="Times New Roman" w:cstheme="minorHAnsi"/>
+                <w:b/>
+                <w:bCs/>
+                <w:color w:val="000000"/>
+                <w:kern w:val="0"/>
+                <w:sz w:val="24"/>
+                <w:szCs w:val="24"/>
+                <w:lang w:eastAsia="es-AR"/>
+                <w14:ligatures w14:val="none"/>
+              </w:rPr>
+              <w:t>z</w:t>
+            </w:r>
+          </w:p>
+        </w:tc>
+        <w:tc>
+          <w:tcPr>
+            <w:tcW w:w="1200" w:type="dxa"/>
+            <w:noWrap/>
+            <w:vAlign w:val="bottom"/>
+            <w:hideMark/>
+          </w:tcPr>
+          <w:p>
+            <w:pPr>
+              <w:spacing w:after="0" w:line="240" w:lineRule="auto"/>
+              <w:jc w:val="center"/>
+              <w:rPr>
+                <w:rFonts w:eastAsia="Times New Roman" w:cstheme="minorHAnsi"/>
+                <w:b/>
+                <w:bCs/>
+                <w:color w:val="000000"/>
+                <w:kern w:val="0"/>
+                <w:sz w:val="24"/>
+                <w:szCs w:val="24"/>
+                <w:lang w:eastAsia="es-AR"/>
+                <w14:ligatures w14:val="none"/>
+              </w:rPr>
+            </w:pPr>
+            <w:r>
+              <w:rPr>
+                <w:rFonts w:eastAsia="Times New Roman" w:cstheme="minorHAnsi"/>
+                <w:b/>
+                <w:bCs/>
+                <w:color w:val="000000"/>
+                <w:kern w:val="0"/>
+                <w:sz w:val="24"/>
+                <w:szCs w:val="24"/>
+                <w:lang w:eastAsia="es-AR"/>
+                <w14:ligatures w14:val="none"/>
+              </w:rPr>
+              <w:t>P&gt;|z|</w:t>
+            </w:r>
+          </w:p>
+        </w:tc>
+        <w:tc>
+          <w:tcPr>
+            <w:tcW w:w="1200" w:type="dxa"/>
+            <w:noWrap/>
+            <w:vAlign w:val="bottom"/>
+            <w:hideMark/>
+          </w:tcPr>
+          <w:p>
+            <w:pPr>
+              <w:spacing w:after="0" w:line="240" w:lineRule="auto"/>
+              <w:jc w:val="center"/>
+              <w:rPr>
+                <w:rFonts w:eastAsia="Times New Roman" w:cstheme="minorHAnsi"/>
+                <w:b/>
+                <w:bCs/>
+                <w:color w:val="000000"/>
+                <w:kern w:val="0"/>
+                <w:sz w:val="24"/>
+                <w:szCs w:val="24"/>
+                <w:lang w:eastAsia="es-AR"/>
+                <w14:ligatures w14:val="none"/>
+              </w:rPr>
+            </w:pPr>
+            <w:r>
+              <w:rPr>
+                <w:rFonts w:eastAsia="Times New Roman" w:cstheme="minorHAnsi"/>
+                <w:b/>
+                <w:bCs/>
+                <w:color w:val="000000"/>
+                <w:kern w:val="0"/>
+                <w:sz w:val="24"/>
+                <w:szCs w:val="24"/>
+                <w:lang w:eastAsia="es-AR"/>
+                <w14:ligatures w14:val="none"/>
+              </w:rPr>
+              <w:t>[0.025</w:t>
+            </w:r>
+          </w:p>
+        </w:tc>
+        <w:tc>
+          <w:tcPr>
+            <w:tcW w:w="1200" w:type="dxa"/>
+            <w:noWrap/>
+            <w:vAlign w:val="bottom"/>
+            <w:hideMark/>
+          </w:tcPr>
+          <w:p>
+            <w:pPr>
+              <w:spacing w:after="0" w:line="240" w:lineRule="auto"/>
+              <w:jc w:val="center"/>
+              <w:rPr>
+                <w:rFonts w:eastAsia="Times New Roman" w:cstheme="minorHAnsi"/>
+                <w:b/>
+                <w:bCs/>
+                <w:color w:val="000000"/>
+                <w:kern w:val="0"/>
+                <w:sz w:val="24"/>
+                <w:szCs w:val="24"/>
+                <w:lang w:eastAsia="es-AR"/>
+                <w14:ligatures w14:val="none"/>
+              </w:rPr>
+            </w:pPr>
+            <w:r>
+              <w:rPr>
+                <w:rFonts w:eastAsia="Times New Roman" w:cstheme="minorHAnsi"/>
+                <w:b/>
+                <w:bCs/>
+                <w:color w:val="000000"/>
+                <w:kern w:val="0"/>
+                <w:sz w:val="24"/>
+                <w:szCs w:val="24"/>
+                <w:lang w:eastAsia="es-AR"/>
+                <w14:ligatures w14:val="none"/>
+              </w:rPr>
+              <w:t>0.975]</w:t>
+            </w:r>
+          </w:p>
+        </w:tc>
+      </w:tr>
+      <w:tr>
+        <w:trPr>
+          <w:trHeight w:val="300"/>
+        </w:trPr>
+        <w:tc>
+          <w:tcPr>
+            <w:tcW w:w="1556" w:type="dxa"/>
+            <w:noWrap/>
+            <w:vAlign w:val="bottom"/>
+            <w:hideMark/>
+          </w:tcPr>
+          <w:p>
+            <w:pPr>
+              <w:spacing w:after="0" w:line="240" w:lineRule="auto"/>
+              <w:rPr>
+                <w:rFonts w:eastAsia="Times New Roman" w:cstheme="minorHAnsi"/>
+                <w:b/>
+                <w:bCs/>
+                <w:color w:val="000000"/>
+                <w:kern w:val="0"/>
+                <w:sz w:val="24"/>
+                <w:szCs w:val="24"/>
+                <w:lang w:eastAsia="es-AR"/>
+                <w14:ligatures w14:val="none"/>
+              </w:rPr>
+            </w:pPr>
+            <w:proofErr w:type="spellStart"/>
+            <w:r>
+              <w:rPr>
+                <w:rFonts w:eastAsia="Times New Roman" w:cstheme="minorHAnsi"/>
+                <w:b/>
+                <w:bCs/>
+                <w:color w:val="000000"/>
+                <w:kern w:val="0"/>
+                <w:sz w:val="24"/>
+                <w:szCs w:val="24"/>
+                <w:lang w:eastAsia="es-AR"/>
+                <w14:ligatures w14:val="none"/>
+              </w:rPr>
+              <w:t>const</w:t>
+            </w:r>
+            <w:proofErr w:type="spellEnd"/>
+          </w:p>
+        </w:tc>
+        <w:tc>
+          <w:tcPr>
+            <w:tcW w:w="1200" w:type="dxa"/>
+            <w:noWrap/>
+            <w:vAlign w:val="bottom"/>
+            <w:hideMark/>
+          </w:tcPr>
+          <w:p>
+            <w:pPr>
+              <w:spacing w:after="0" w:line="240" w:lineRule="auto"/>
+              <w:jc w:val="center"/>
+              <w:rPr>
+                <w:rFonts w:eastAsia="Times New Roman" w:cstheme="minorHAnsi"/>
+                <w:color w:val="000000"/>
+                <w:kern w:val="0"/>
+                <w:sz w:val="24"/>
+                <w:szCs w:val="24"/>
+                <w:lang w:eastAsia="es-AR"/>
+                <w14:ligatures w14:val="none"/>
+              </w:rPr>
+            </w:pPr>
+            <w:r>
+              <w:rPr>
+                <w:rFonts w:eastAsia="Times New Roman" w:cstheme="minorHAnsi"/>
+                <w:color w:val="000000"/>
+                <w:kern w:val="0"/>
+                <w:sz w:val="24"/>
+                <w:szCs w:val="24"/>
+                <w:lang w:eastAsia="es-AR"/>
+                <w14:ligatures w14:val="none"/>
+              </w:rPr>
+              <w:t>-0.0455</w:t>
+            </w:r>
+          </w:p>
+        </w:tc>
+        <w:tc>
+          <w:tcPr>
+            <w:tcW w:w="1200" w:type="dxa"/>
+            <w:noWrap/>
+            <w:vAlign w:val="bottom"/>
+            <w:hideMark/>
+          </w:tcPr>
+          <w:p>
+            <w:pPr>
+              <w:spacing w:after="0" w:line="240" w:lineRule="auto"/>
+              <w:jc w:val="center"/>
+              <w:rPr>
+                <w:rFonts w:eastAsia="Times New Roman" w:cstheme="minorHAnsi"/>
+                <w:color w:val="000000"/>
+                <w:kern w:val="0"/>
+                <w:sz w:val="24"/>
+                <w:szCs w:val="24"/>
+                <w:lang w:eastAsia="es-AR"/>
+                <w14:ligatures w14:val="none"/>
+              </w:rPr>
+            </w:pPr>
+            <w:r>
+              <w:rPr>
+                <w:rFonts w:eastAsia="Times New Roman" w:cstheme="minorHAnsi"/>
+                <w:color w:val="000000"/>
+                <w:kern w:val="0"/>
+                <w:sz w:val="24"/>
+                <w:szCs w:val="24"/>
+                <w:lang w:eastAsia="es-AR"/>
+                <w14:ligatures w14:val="none"/>
+              </w:rPr>
+              <w:t>0.461</w:t>
+            </w:r>
+          </w:p>
+        </w:tc>
+        <w:tc>
+          <w:tcPr>
+            <w:tcW w:w="1200" w:type="dxa"/>
+            <w:noWrap/>
+            <w:vAlign w:val="bottom"/>
+            <w:hideMark/>
+          </w:tcPr>
+          <w:p>
+            <w:pPr>
+              <w:spacing w:after="0" w:line="240" w:lineRule="auto"/>
+              <w:jc w:val="center"/>
+              <w:rPr>
+                <w:rFonts w:eastAsia="Times New Roman" w:cstheme="minorHAnsi"/>
+                <w:color w:val="000000"/>
+                <w:kern w:val="0"/>
+                <w:sz w:val="24"/>
+                <w:szCs w:val="24"/>
+                <w:lang w:eastAsia="es-AR"/>
+                <w14:ligatures w14:val="none"/>
+              </w:rPr>
+            </w:pPr>
+            <w:r>
+              <w:rPr>
+                <w:rFonts w:eastAsia="Times New Roman" w:cstheme="minorHAnsi"/>
+                <w:color w:val="000000"/>
+                <w:kern w:val="0"/>
+                <w:sz w:val="24"/>
+                <w:szCs w:val="24"/>
+                <w:lang w:eastAsia="es-AR"/>
+                <w14:ligatures w14:val="none"/>
+              </w:rPr>
+              <w:t>-0.099</w:t>
+            </w:r>
+          </w:p>
+        </w:tc>
+        <w:tc>
+          <w:tcPr>
+            <w:tcW w:w="1200" w:type="dxa"/>
+            <w:noWrap/>
+            <w:vAlign w:val="bottom"/>
+            <w:hideMark/>
+          </w:tcPr>
+          <w:p>
+            <w:pPr>
+              <w:spacing w:after="0" w:line="240" w:lineRule="auto"/>
+              <w:jc w:val="center"/>
+              <w:rPr>
+                <w:rFonts w:eastAsia="Times New Roman" w:cstheme="minorHAnsi"/>
+                <w:color w:val="000000"/>
+                <w:kern w:val="0"/>
+                <w:sz w:val="24"/>
+                <w:szCs w:val="24"/>
+                <w:lang w:eastAsia="es-AR"/>
+                <w14:ligatures w14:val="none"/>
+              </w:rPr>
+            </w:pPr>
+            <w:r>
+              <w:rPr>
+                <w:rFonts w:eastAsia="Times New Roman" w:cstheme="minorHAnsi"/>
+                <w:color w:val="000000"/>
+                <w:kern w:val="0"/>
+                <w:sz w:val="24"/>
+                <w:szCs w:val="24"/>
+                <w:lang w:eastAsia="es-AR"/>
+                <w14:ligatures w14:val="none"/>
+              </w:rPr>
+              <w:t>0.921</w:t>
+            </w:r>
+          </w:p>
+        </w:tc>
+        <w:tc>
+          <w:tcPr>
+            <w:tcW w:w="1200" w:type="dxa"/>
+            <w:noWrap/>
+            <w:vAlign w:val="bottom"/>
+            <w:hideMark/>
+          </w:tcPr>
+          <w:p>
+            <w:pPr>
+              <w:spacing w:after="0" w:line="240" w:lineRule="auto"/>
+              <w:jc w:val="center"/>
+              <w:rPr>
+                <w:rFonts w:eastAsia="Times New Roman" w:cstheme="minorHAnsi"/>
+                <w:color w:val="000000"/>
+                <w:kern w:val="0"/>
+                <w:sz w:val="24"/>
+                <w:szCs w:val="24"/>
+                <w:lang w:eastAsia="es-AR"/>
+                <w14:ligatures w14:val="none"/>
+              </w:rPr>
+            </w:pPr>
+            <w:r>
+              <w:rPr>
+                <w:rFonts w:eastAsia="Times New Roman" w:cstheme="minorHAnsi"/>
+                <w:color w:val="000000"/>
+                <w:kern w:val="0"/>
+                <w:sz w:val="24"/>
+                <w:szCs w:val="24"/>
+                <w:lang w:eastAsia="es-AR"/>
+                <w14:ligatures w14:val="none"/>
+              </w:rPr>
+              <w:t>-0.950</w:t>
+            </w:r>
+          </w:p>
+        </w:tc>
+        <w:tc>
+          <w:tcPr>
+            <w:tcW w:w="1200" w:type="dxa"/>
+            <w:noWrap/>
+            <w:vAlign w:val="bottom"/>
+            <w:hideMark/>
+          </w:tcPr>
+          <w:p>
+            <w:pPr>
+              <w:spacing w:after="0" w:line="240" w:lineRule="auto"/>
+              <w:jc w:val="center"/>
+              <w:rPr>
+                <w:rFonts w:eastAsia="Times New Roman" w:cstheme="minorHAnsi"/>
+                <w:color w:val="000000"/>
+                <w:kern w:val="0"/>
+                <w:sz w:val="24"/>
+                <w:szCs w:val="24"/>
+                <w:lang w:eastAsia="es-AR"/>
+                <w14:ligatures w14:val="none"/>
+              </w:rPr>
+            </w:pPr>
+            <w:r>
+              <w:rPr>
+                <w:rFonts w:eastAsia="Times New Roman" w:cstheme="minorHAnsi"/>
+                <w:color w:val="000000"/>
+                <w:kern w:val="0"/>
+                <w:sz w:val="24"/>
+                <w:szCs w:val="24"/>
+                <w:lang w:eastAsia="es-AR"/>
+                <w14:ligatures w14:val="none"/>
+              </w:rPr>
+              <w:t>0.858</w:t>
+            </w:r>
+          </w:p>
+        </w:tc>
+      </w:tr>
+      <w:tr>
+        <w:trPr>
+          <w:trHeight w:val="300"/>
+        </w:trPr>
+        <w:tc>
+          <w:tcPr>
+            <w:tcW w:w="1556" w:type="dxa"/>
+            <w:noWrap/>
+            <w:vAlign w:val="bottom"/>
+            <w:hideMark/>
+          </w:tcPr>
+          <w:p>
+            <w:pPr>
+              <w:spacing w:after="0" w:line="240" w:lineRule="auto"/>
+              <w:rPr>
+                <w:rFonts w:eastAsia="Times New Roman" w:cstheme="minorHAnsi"/>
+                <w:b/>
+                <w:bCs/>
+                <w:color w:val="000000"/>
+                <w:kern w:val="0"/>
+                <w:sz w:val="24"/>
+                <w:szCs w:val="24"/>
+                <w:lang w:eastAsia="es-AR"/>
+                <w14:ligatures w14:val="none"/>
+              </w:rPr>
+            </w:pPr>
+            <w:r>
+              <w:rPr>
+                <w:rFonts w:eastAsia="Times New Roman" w:cstheme="minorHAnsi"/>
+                <w:b/>
+                <w:bCs/>
+                <w:color w:val="000000"/>
+                <w:kern w:val="0"/>
+                <w:sz w:val="24"/>
+                <w:szCs w:val="24"/>
+                <w:lang w:eastAsia="es-AR"/>
+                <w14:ligatures w14:val="none"/>
+              </w:rPr>
+              <w:t>ch06</w:t>
+            </w:r>
+          </w:p>
+        </w:tc>
+        <w:tc>
+          <w:tcPr>
+            <w:tcW w:w="1200" w:type="dxa"/>
+            <w:noWrap/>
+            <w:vAlign w:val="bottom"/>
+            <w:hideMark/>
+          </w:tcPr>
+          <w:p>
+            <w:pPr>
+              <w:spacing w:after="0" w:line="240" w:lineRule="auto"/>
+              <w:jc w:val="center"/>
+              <w:rPr>
+                <w:rFonts w:eastAsia="Times New Roman" w:cstheme="minorHAnsi"/>
+                <w:color w:val="000000"/>
+                <w:kern w:val="0"/>
+                <w:sz w:val="24"/>
+                <w:szCs w:val="24"/>
+                <w:lang w:eastAsia="es-AR"/>
+                <w14:ligatures w14:val="none"/>
+              </w:rPr>
+            </w:pPr>
+            <w:r>
+              <w:rPr>
+                <w:rFonts w:eastAsia="Times New Roman" w:cstheme="minorHAnsi"/>
+                <w:color w:val="000000"/>
+                <w:kern w:val="0"/>
+                <w:sz w:val="24"/>
+                <w:szCs w:val="24"/>
+                <w:lang w:eastAsia="es-AR"/>
+                <w14:ligatures w14:val="none"/>
+              </w:rPr>
+              <w:t>-0.0049</w:t>
+            </w:r>
+          </w:p>
+        </w:tc>
+        <w:tc>
+          <w:tcPr>
+            <w:tcW w:w="1200" w:type="dxa"/>
+            <w:noWrap/>
+            <w:vAlign w:val="bottom"/>
+            <w:hideMark/>
+          </w:tcPr>
+          <w:p>
+            <w:pPr>
+              <w:spacing w:after="0" w:line="240" w:lineRule="auto"/>
+              <w:jc w:val="center"/>
+              <w:rPr>
+                <w:rFonts w:eastAsia="Times New Roman" w:cstheme="minorHAnsi"/>
+                <w:color w:val="000000"/>
+                <w:kern w:val="0"/>
+                <w:sz w:val="24"/>
+                <w:szCs w:val="24"/>
+                <w:lang w:eastAsia="es-AR"/>
+                <w14:ligatures w14:val="none"/>
+              </w:rPr>
+            </w:pPr>
+            <w:r>
+              <w:rPr>
+                <w:rFonts w:eastAsia="Times New Roman" w:cstheme="minorHAnsi"/>
+                <w:color w:val="000000"/>
+                <w:kern w:val="0"/>
+                <w:sz w:val="24"/>
+                <w:szCs w:val="24"/>
+                <w:lang w:eastAsia="es-AR"/>
+                <w14:ligatures w14:val="none"/>
+              </w:rPr>
+              <w:t>0.002</w:t>
+            </w:r>
+          </w:p>
+        </w:tc>
+        <w:tc>
+          <w:tcPr>
+            <w:tcW w:w="1200" w:type="dxa"/>
+            <w:noWrap/>
+            <w:vAlign w:val="bottom"/>
+            <w:hideMark/>
+          </w:tcPr>
+          <w:p>
+            <w:pPr>
+              <w:spacing w:after="0" w:line="240" w:lineRule="auto"/>
+              <w:jc w:val="center"/>
+              <w:rPr>
+                <w:rFonts w:eastAsia="Times New Roman" w:cstheme="minorHAnsi"/>
+                <w:color w:val="000000"/>
+                <w:kern w:val="0"/>
+                <w:sz w:val="24"/>
+                <w:szCs w:val="24"/>
+                <w:lang w:eastAsia="es-AR"/>
+                <w14:ligatures w14:val="none"/>
+              </w:rPr>
+            </w:pPr>
+            <w:r>
+              <w:rPr>
+                <w:rFonts w:eastAsia="Times New Roman" w:cstheme="minorHAnsi"/>
+                <w:color w:val="000000"/>
+                <w:kern w:val="0"/>
+                <w:sz w:val="24"/>
+                <w:szCs w:val="24"/>
+                <w:lang w:eastAsia="es-AR"/>
+                <w14:ligatures w14:val="none"/>
+              </w:rPr>
+              <w:t>-2867,00</w:t>
+            </w:r>
+          </w:p>
+        </w:tc>
+        <w:tc>
+          <w:tcPr>
+            <w:tcW w:w="1200" w:type="dxa"/>
+            <w:noWrap/>
+            <w:vAlign w:val="bottom"/>
+            <w:hideMark/>
+          </w:tcPr>
+          <w:p>
+            <w:pPr>
+              <w:spacing w:after="0" w:line="240" w:lineRule="auto"/>
+              <w:jc w:val="center"/>
+              <w:rPr>
+                <w:rFonts w:eastAsia="Times New Roman" w:cstheme="minorHAnsi"/>
+                <w:color w:val="000000"/>
+                <w:kern w:val="0"/>
+                <w:sz w:val="24"/>
+                <w:szCs w:val="24"/>
+                <w:lang w:eastAsia="es-AR"/>
+                <w14:ligatures w14:val="none"/>
+              </w:rPr>
+            </w:pPr>
+            <w:r>
+              <w:rPr>
+                <w:rFonts w:eastAsia="Times New Roman" w:cstheme="minorHAnsi"/>
+                <w:color w:val="000000"/>
+                <w:kern w:val="0"/>
+                <w:sz w:val="24"/>
+                <w:szCs w:val="24"/>
+                <w:lang w:eastAsia="es-AR"/>
+                <w14:ligatures w14:val="none"/>
+              </w:rPr>
+              <w:t>0.004</w:t>
+            </w:r>
+          </w:p>
+        </w:tc>
+        <w:tc>
+          <w:tcPr>
+            <w:tcW w:w="1200" w:type="dxa"/>
+            <w:noWrap/>
+            <w:vAlign w:val="bottom"/>
+            <w:hideMark/>
+          </w:tcPr>
+          <w:p>
+            <w:pPr>
+              <w:spacing w:after="0" w:line="240" w:lineRule="auto"/>
+              <w:jc w:val="center"/>
+              <w:rPr>
+                <w:rFonts w:eastAsia="Times New Roman" w:cstheme="minorHAnsi"/>
+                <w:color w:val="000000"/>
+                <w:kern w:val="0"/>
+                <w:sz w:val="24"/>
+                <w:szCs w:val="24"/>
+                <w:lang w:eastAsia="es-AR"/>
+                <w14:ligatures w14:val="none"/>
+              </w:rPr>
+            </w:pPr>
+            <w:r>
+              <w:rPr>
+                <w:rFonts w:eastAsia="Times New Roman" w:cstheme="minorHAnsi"/>
+                <w:color w:val="000000"/>
+                <w:kern w:val="0"/>
+                <w:sz w:val="24"/>
+                <w:szCs w:val="24"/>
+                <w:lang w:eastAsia="es-AR"/>
+                <w14:ligatures w14:val="none"/>
+              </w:rPr>
+              <w:t>-0.008</w:t>
+            </w:r>
+          </w:p>
+        </w:tc>
+        <w:tc>
+          <w:tcPr>
+            <w:tcW w:w="1200" w:type="dxa"/>
+            <w:noWrap/>
+            <w:vAlign w:val="bottom"/>
+            <w:hideMark/>
+          </w:tcPr>
+          <w:p>
+            <w:pPr>
+              <w:spacing w:after="0" w:line="240" w:lineRule="auto"/>
+              <w:jc w:val="center"/>
+              <w:rPr>
+                <w:rFonts w:eastAsia="Times New Roman" w:cstheme="minorHAnsi"/>
+                <w:color w:val="000000"/>
+                <w:kern w:val="0"/>
+                <w:sz w:val="24"/>
+                <w:szCs w:val="24"/>
+                <w:lang w:eastAsia="es-AR"/>
+                <w14:ligatures w14:val="none"/>
+              </w:rPr>
+            </w:pPr>
+            <w:r>
+              <w:rPr>
+                <w:rFonts w:eastAsia="Times New Roman" w:cstheme="minorHAnsi"/>
+                <w:color w:val="000000"/>
+                <w:kern w:val="0"/>
+                <w:sz w:val="24"/>
+                <w:szCs w:val="24"/>
+                <w:lang w:eastAsia="es-AR"/>
+                <w14:ligatures w14:val="none"/>
+              </w:rPr>
+              <w:t>-0.002</w:t>
+            </w:r>
+          </w:p>
+        </w:tc>
+      </w:tr>
+      <w:tr>
+        <w:trPr>
+          <w:trHeight w:val="300"/>
+        </w:trPr>
+        <w:tc>
+          <w:tcPr>
+            <w:tcW w:w="1556" w:type="dxa"/>
+            <w:noWrap/>
+            <w:vAlign w:val="bottom"/>
+            <w:hideMark/>
+          </w:tcPr>
+          <w:p>
+            <w:pPr>
+              <w:spacing w:after="0" w:line="240" w:lineRule="auto"/>
+              <w:rPr>
+                <w:rFonts w:eastAsia="Times New Roman" w:cstheme="minorHAnsi"/>
+                <w:b/>
+                <w:bCs/>
+                <w:color w:val="000000"/>
+                <w:kern w:val="0"/>
+                <w:sz w:val="24"/>
+                <w:szCs w:val="24"/>
+                <w:lang w:eastAsia="es-AR"/>
+                <w14:ligatures w14:val="none"/>
+              </w:rPr>
+            </w:pPr>
+            <w:proofErr w:type="spellStart"/>
+            <w:r>
+              <w:rPr>
+                <w:rFonts w:eastAsia="Times New Roman" w:cstheme="minorHAnsi"/>
+                <w:b/>
+                <w:bCs/>
+                <w:color w:val="000000"/>
+                <w:kern w:val="0"/>
+                <w:sz w:val="24"/>
+                <w:szCs w:val="24"/>
+                <w:lang w:eastAsia="es-AR"/>
+                <w14:ligatures w14:val="none"/>
+              </w:rPr>
+              <w:t>nivel_ed</w:t>
+            </w:r>
+            <w:proofErr w:type="spellEnd"/>
+          </w:p>
+        </w:tc>
+        <w:tc>
+          <w:tcPr>
+            <w:tcW w:w="1200" w:type="dxa"/>
+            <w:noWrap/>
+            <w:vAlign w:val="bottom"/>
+            <w:hideMark/>
+          </w:tcPr>
+          <w:p>
+            <w:pPr>
+              <w:spacing w:after="0" w:line="240" w:lineRule="auto"/>
+              <w:jc w:val="center"/>
+              <w:rPr>
+                <w:rFonts w:eastAsia="Times New Roman" w:cstheme="minorHAnsi"/>
+                <w:color w:val="000000"/>
+                <w:kern w:val="0"/>
+                <w:sz w:val="24"/>
+                <w:szCs w:val="24"/>
+                <w:lang w:eastAsia="es-AR"/>
+                <w14:ligatures w14:val="none"/>
+              </w:rPr>
+            </w:pPr>
+            <w:r>
+              <w:rPr>
+                <w:rFonts w:eastAsia="Times New Roman" w:cstheme="minorHAnsi"/>
+                <w:color w:val="000000"/>
+                <w:kern w:val="0"/>
+                <w:sz w:val="24"/>
+                <w:szCs w:val="24"/>
+                <w:lang w:eastAsia="es-AR"/>
+                <w14:ligatures w14:val="none"/>
+              </w:rPr>
+              <w:t>-0.1179</w:t>
+            </w:r>
+          </w:p>
+        </w:tc>
+        <w:tc>
+          <w:tcPr>
+            <w:tcW w:w="1200" w:type="dxa"/>
+            <w:noWrap/>
+            <w:vAlign w:val="bottom"/>
+            <w:hideMark/>
+          </w:tcPr>
+          <w:p>
+            <w:pPr>
+              <w:spacing w:after="0" w:line="240" w:lineRule="auto"/>
+              <w:jc w:val="center"/>
+              <w:rPr>
+                <w:rFonts w:eastAsia="Times New Roman" w:cstheme="minorHAnsi"/>
+                <w:color w:val="000000"/>
+                <w:kern w:val="0"/>
+                <w:sz w:val="24"/>
+                <w:szCs w:val="24"/>
+                <w:lang w:eastAsia="es-AR"/>
+                <w14:ligatures w14:val="none"/>
+              </w:rPr>
+            </w:pPr>
+            <w:r>
+              <w:rPr>
+                <w:rFonts w:eastAsia="Times New Roman" w:cstheme="minorHAnsi"/>
+                <w:color w:val="000000"/>
+                <w:kern w:val="0"/>
+                <w:sz w:val="24"/>
+                <w:szCs w:val="24"/>
+                <w:lang w:eastAsia="es-AR"/>
+                <w14:ligatures w14:val="none"/>
+              </w:rPr>
+              <w:t>0.018</w:t>
+            </w:r>
+          </w:p>
+        </w:tc>
+        <w:tc>
+          <w:tcPr>
+            <w:tcW w:w="1200" w:type="dxa"/>
+            <w:noWrap/>
+            <w:vAlign w:val="bottom"/>
+            <w:hideMark/>
+          </w:tcPr>
+          <w:p>
+            <w:pPr>
+              <w:spacing w:after="0" w:line="240" w:lineRule="auto"/>
+              <w:jc w:val="center"/>
+              <w:rPr>
+                <w:rFonts w:eastAsia="Times New Roman" w:cstheme="minorHAnsi"/>
+                <w:color w:val="000000"/>
+                <w:kern w:val="0"/>
+                <w:sz w:val="24"/>
+                <w:szCs w:val="24"/>
+                <w:lang w:eastAsia="es-AR"/>
+                <w14:ligatures w14:val="none"/>
+              </w:rPr>
+            </w:pPr>
+            <w:r>
+              <w:rPr>
+                <w:rFonts w:eastAsia="Times New Roman" w:cstheme="minorHAnsi"/>
+                <w:color w:val="000000"/>
+                <w:kern w:val="0"/>
+                <w:sz w:val="24"/>
+                <w:szCs w:val="24"/>
+                <w:lang w:eastAsia="es-AR"/>
+                <w14:ligatures w14:val="none"/>
+              </w:rPr>
+              <w:t>-6377,00</w:t>
+            </w:r>
+          </w:p>
+        </w:tc>
+        <w:tc>
+          <w:tcPr>
+            <w:tcW w:w="1200" w:type="dxa"/>
+            <w:noWrap/>
+            <w:vAlign w:val="bottom"/>
+            <w:hideMark/>
+          </w:tcPr>
+          <w:p>
+            <w:pPr>
+              <w:spacing w:after="0" w:line="240" w:lineRule="auto"/>
+              <w:jc w:val="center"/>
+              <w:rPr>
+                <w:rFonts w:eastAsia="Times New Roman" w:cstheme="minorHAnsi"/>
+                <w:color w:val="000000"/>
+                <w:kern w:val="0"/>
+                <w:sz w:val="24"/>
+                <w:szCs w:val="24"/>
+                <w:lang w:eastAsia="es-AR"/>
+                <w14:ligatures w14:val="none"/>
+              </w:rPr>
+            </w:pPr>
+            <w:r>
+              <w:rPr>
+                <w:rFonts w:eastAsia="Times New Roman" w:cstheme="minorHAnsi"/>
+                <w:color w:val="000000"/>
+                <w:kern w:val="0"/>
+                <w:sz w:val="24"/>
+                <w:szCs w:val="24"/>
+                <w:lang w:eastAsia="es-AR"/>
+                <w14:ligatures w14:val="none"/>
+              </w:rPr>
+              <w:t>0.000</w:t>
+            </w:r>
+          </w:p>
+        </w:tc>
+        <w:tc>
+          <w:tcPr>
+            <w:tcW w:w="1200" w:type="dxa"/>
+            <w:noWrap/>
+            <w:vAlign w:val="bottom"/>
+            <w:hideMark/>
+          </w:tcPr>
+          <w:p>
+            <w:pPr>
+              <w:spacing w:after="0" w:line="240" w:lineRule="auto"/>
+              <w:jc w:val="center"/>
+              <w:rPr>
+                <w:rFonts w:eastAsia="Times New Roman" w:cstheme="minorHAnsi"/>
+                <w:color w:val="000000"/>
+                <w:kern w:val="0"/>
+                <w:sz w:val="24"/>
+                <w:szCs w:val="24"/>
+                <w:lang w:eastAsia="es-AR"/>
+                <w14:ligatures w14:val="none"/>
+              </w:rPr>
+            </w:pPr>
+            <w:r>
+              <w:rPr>
+                <w:rFonts w:eastAsia="Times New Roman" w:cstheme="minorHAnsi"/>
+                <w:color w:val="000000"/>
+                <w:kern w:val="0"/>
+                <w:sz w:val="24"/>
+                <w:szCs w:val="24"/>
+                <w:lang w:eastAsia="es-AR"/>
+                <w14:ligatures w14:val="none"/>
+              </w:rPr>
+              <w:t>-0.154</w:t>
+            </w:r>
+          </w:p>
+        </w:tc>
+        <w:tc>
+          <w:tcPr>
+            <w:tcW w:w="1200" w:type="dxa"/>
+            <w:noWrap/>
+            <w:vAlign w:val="bottom"/>
+            <w:hideMark/>
+          </w:tcPr>
+          <w:p>
+            <w:pPr>
+              <w:spacing w:after="0" w:line="240" w:lineRule="auto"/>
+              <w:jc w:val="center"/>
+              <w:rPr>
+                <w:rFonts w:eastAsia="Times New Roman" w:cstheme="minorHAnsi"/>
+                <w:color w:val="000000"/>
+                <w:kern w:val="0"/>
+                <w:sz w:val="24"/>
+                <w:szCs w:val="24"/>
+                <w:lang w:eastAsia="es-AR"/>
+                <w14:ligatures w14:val="none"/>
+              </w:rPr>
+            </w:pPr>
+            <w:r>
+              <w:rPr>
+                <w:rFonts w:eastAsia="Times New Roman" w:cstheme="minorHAnsi"/>
+                <w:color w:val="000000"/>
+                <w:kern w:val="0"/>
+                <w:sz w:val="24"/>
+                <w:szCs w:val="24"/>
+                <w:lang w:eastAsia="es-AR"/>
+                <w14:ligatures w14:val="none"/>
+              </w:rPr>
+              <w:t>-0.082</w:t>
+            </w:r>
+          </w:p>
+        </w:tc>
+      </w:tr>
+      <w:tr>
+        <w:trPr>
+          <w:trHeight w:val="300"/>
+        </w:trPr>
+        <w:tc>
+          <w:tcPr>
+            <w:tcW w:w="1556" w:type="dxa"/>
+            <w:noWrap/>
+            <w:vAlign w:val="bottom"/>
+            <w:hideMark/>
+          </w:tcPr>
+          <w:p>
+            <w:pPr>
+              <w:spacing w:after="0" w:line="240" w:lineRule="auto"/>
+              <w:rPr>
+                <w:rFonts w:eastAsia="Times New Roman" w:cstheme="minorHAnsi"/>
+                <w:b/>
+                <w:bCs/>
+                <w:color w:val="000000"/>
+                <w:kern w:val="0"/>
+                <w:sz w:val="24"/>
+                <w:szCs w:val="24"/>
+                <w:lang w:eastAsia="es-AR"/>
+                <w14:ligatures w14:val="none"/>
+              </w:rPr>
+            </w:pPr>
+            <w:r>
+              <w:rPr>
+                <w:rFonts w:eastAsia="Times New Roman" w:cstheme="minorHAnsi"/>
+                <w:b/>
+                <w:bCs/>
+                <w:color w:val="000000"/>
+                <w:kern w:val="0"/>
+                <w:sz w:val="24"/>
+                <w:szCs w:val="24"/>
+                <w:lang w:eastAsia="es-AR"/>
+                <w14:ligatures w14:val="none"/>
+              </w:rPr>
+              <w:t>estado</w:t>
+            </w:r>
+          </w:p>
+        </w:tc>
+        <w:tc>
+          <w:tcPr>
+            <w:tcW w:w="1200" w:type="dxa"/>
+            <w:noWrap/>
+            <w:vAlign w:val="bottom"/>
+            <w:hideMark/>
+          </w:tcPr>
+          <w:p>
+            <w:pPr>
+              <w:spacing w:after="0" w:line="240" w:lineRule="auto"/>
+              <w:jc w:val="center"/>
+              <w:rPr>
+                <w:rFonts w:eastAsia="Times New Roman" w:cstheme="minorHAnsi"/>
+                <w:color w:val="000000"/>
+                <w:kern w:val="0"/>
+                <w:sz w:val="24"/>
+                <w:szCs w:val="24"/>
+                <w:lang w:eastAsia="es-AR"/>
+                <w14:ligatures w14:val="none"/>
+              </w:rPr>
+            </w:pPr>
+            <w:r>
+              <w:rPr>
+                <w:rFonts w:eastAsia="Times New Roman" w:cstheme="minorHAnsi"/>
+                <w:color w:val="000000"/>
+                <w:kern w:val="0"/>
+                <w:sz w:val="24"/>
+                <w:szCs w:val="24"/>
+                <w:lang w:eastAsia="es-AR"/>
+                <w14:ligatures w14:val="none"/>
+              </w:rPr>
+              <w:t>0.3367</w:t>
+            </w:r>
+          </w:p>
+        </w:tc>
+        <w:tc>
+          <w:tcPr>
+            <w:tcW w:w="1200" w:type="dxa"/>
+            <w:noWrap/>
+            <w:vAlign w:val="bottom"/>
+            <w:hideMark/>
+          </w:tcPr>
+          <w:p>
+            <w:pPr>
+              <w:spacing w:after="0" w:line="240" w:lineRule="auto"/>
+              <w:jc w:val="center"/>
+              <w:rPr>
+                <w:rFonts w:eastAsia="Times New Roman" w:cstheme="minorHAnsi"/>
+                <w:color w:val="000000"/>
+                <w:kern w:val="0"/>
+                <w:sz w:val="24"/>
+                <w:szCs w:val="24"/>
+                <w:lang w:eastAsia="es-AR"/>
+                <w14:ligatures w14:val="none"/>
+              </w:rPr>
+            </w:pPr>
+            <w:r>
+              <w:rPr>
+                <w:rFonts w:eastAsia="Times New Roman" w:cstheme="minorHAnsi"/>
+                <w:color w:val="000000"/>
+                <w:kern w:val="0"/>
+                <w:sz w:val="24"/>
+                <w:szCs w:val="24"/>
+                <w:lang w:eastAsia="es-AR"/>
+                <w14:ligatures w14:val="none"/>
+              </w:rPr>
+              <w:t>0.038</w:t>
+            </w:r>
+          </w:p>
+        </w:tc>
+        <w:tc>
+          <w:tcPr>
+            <w:tcW w:w="1200" w:type="dxa"/>
+            <w:noWrap/>
+            <w:vAlign w:val="bottom"/>
+            <w:hideMark/>
+          </w:tcPr>
+          <w:p>
+            <w:pPr>
+              <w:spacing w:after="0" w:line="240" w:lineRule="auto"/>
+              <w:jc w:val="center"/>
+              <w:rPr>
+                <w:rFonts w:eastAsia="Times New Roman" w:cstheme="minorHAnsi"/>
+                <w:color w:val="000000"/>
+                <w:kern w:val="0"/>
+                <w:sz w:val="24"/>
+                <w:szCs w:val="24"/>
+                <w:lang w:eastAsia="es-AR"/>
+                <w14:ligatures w14:val="none"/>
+              </w:rPr>
+            </w:pPr>
+            <w:r>
+              <w:rPr>
+                <w:rFonts w:eastAsia="Times New Roman" w:cstheme="minorHAnsi"/>
+                <w:color w:val="000000"/>
+                <w:kern w:val="0"/>
+                <w:sz w:val="24"/>
+                <w:szCs w:val="24"/>
+                <w:lang w:eastAsia="es-AR"/>
+                <w14:ligatures w14:val="none"/>
+              </w:rPr>
+              <w:t>8810,00</w:t>
+            </w:r>
+          </w:p>
+        </w:tc>
+        <w:tc>
+          <w:tcPr>
+            <w:tcW w:w="1200" w:type="dxa"/>
+            <w:noWrap/>
+            <w:vAlign w:val="bottom"/>
+            <w:hideMark/>
+          </w:tcPr>
+          <w:p>
+            <w:pPr>
+              <w:spacing w:after="0" w:line="240" w:lineRule="auto"/>
+              <w:jc w:val="center"/>
+              <w:rPr>
+                <w:rFonts w:eastAsia="Times New Roman" w:cstheme="minorHAnsi"/>
+                <w:color w:val="000000"/>
+                <w:kern w:val="0"/>
+                <w:sz w:val="24"/>
+                <w:szCs w:val="24"/>
+                <w:lang w:eastAsia="es-AR"/>
+                <w14:ligatures w14:val="none"/>
+              </w:rPr>
+            </w:pPr>
+            <w:r>
+              <w:rPr>
+                <w:rFonts w:eastAsia="Times New Roman" w:cstheme="minorHAnsi"/>
+                <w:color w:val="000000"/>
+                <w:kern w:val="0"/>
+                <w:sz w:val="24"/>
+                <w:szCs w:val="24"/>
+                <w:lang w:eastAsia="es-AR"/>
+                <w14:ligatures w14:val="none"/>
+              </w:rPr>
+              <w:t>0.000</w:t>
+            </w:r>
+          </w:p>
+        </w:tc>
+        <w:tc>
+          <w:tcPr>
+            <w:tcW w:w="1200" w:type="dxa"/>
+            <w:noWrap/>
+            <w:vAlign w:val="bottom"/>
+            <w:hideMark/>
+          </w:tcPr>
+          <w:p>
+            <w:pPr>
+              <w:spacing w:after="0" w:line="240" w:lineRule="auto"/>
+              <w:jc w:val="center"/>
+              <w:rPr>
+                <w:rFonts w:eastAsia="Times New Roman" w:cstheme="minorHAnsi"/>
+                <w:color w:val="000000"/>
+                <w:kern w:val="0"/>
+                <w:sz w:val="24"/>
+                <w:szCs w:val="24"/>
+                <w:lang w:eastAsia="es-AR"/>
+                <w14:ligatures w14:val="none"/>
+              </w:rPr>
+            </w:pPr>
+            <w:r>
+              <w:rPr>
+                <w:rFonts w:eastAsia="Times New Roman" w:cstheme="minorHAnsi"/>
+                <w:color w:val="000000"/>
+                <w:kern w:val="0"/>
+                <w:sz w:val="24"/>
+                <w:szCs w:val="24"/>
+                <w:lang w:eastAsia="es-AR"/>
+                <w14:ligatures w14:val="none"/>
+              </w:rPr>
+              <w:t>0.262</w:t>
+            </w:r>
+          </w:p>
+        </w:tc>
+        <w:tc>
+          <w:tcPr>
+            <w:tcW w:w="1200" w:type="dxa"/>
+            <w:noWrap/>
+            <w:vAlign w:val="bottom"/>
+            <w:hideMark/>
+          </w:tcPr>
+          <w:p>
+            <w:pPr>
+              <w:spacing w:after="0" w:line="240" w:lineRule="auto"/>
+              <w:jc w:val="center"/>
+              <w:rPr>
+                <w:rFonts w:eastAsia="Times New Roman" w:cstheme="minorHAnsi"/>
+                <w:color w:val="000000"/>
+                <w:kern w:val="0"/>
+                <w:sz w:val="24"/>
+                <w:szCs w:val="24"/>
+                <w:lang w:eastAsia="es-AR"/>
+                <w14:ligatures w14:val="none"/>
+              </w:rPr>
+            </w:pPr>
+            <w:r>
+              <w:rPr>
+                <w:rFonts w:eastAsia="Times New Roman" w:cstheme="minorHAnsi"/>
+                <w:color w:val="000000"/>
+                <w:kern w:val="0"/>
+                <w:sz w:val="24"/>
+                <w:szCs w:val="24"/>
+                <w:lang w:eastAsia="es-AR"/>
+                <w14:ligatures w14:val="none"/>
+              </w:rPr>
+              <w:t>0.412</w:t>
+            </w:r>
+          </w:p>
+        </w:tc>
+      </w:tr>
+      <w:tr>
+        <w:trPr>
+          <w:trHeight w:val="300"/>
+        </w:trPr>
+        <w:tc>
+          <w:tcPr>
+            <w:tcW w:w="1556" w:type="dxa"/>
+            <w:noWrap/>
+            <w:vAlign w:val="bottom"/>
+            <w:hideMark/>
+          </w:tcPr>
+          <w:p>
+            <w:pPr>
+              <w:spacing w:after="0" w:line="240" w:lineRule="auto"/>
+              <w:rPr>
+                <w:rFonts w:eastAsia="Times New Roman" w:cstheme="minorHAnsi"/>
+                <w:b/>
+                <w:bCs/>
+                <w:color w:val="000000"/>
+                <w:kern w:val="0"/>
+                <w:sz w:val="24"/>
+                <w:szCs w:val="24"/>
+                <w:lang w:eastAsia="es-AR"/>
+                <w14:ligatures w14:val="none"/>
+              </w:rPr>
+            </w:pPr>
+            <w:proofErr w:type="spellStart"/>
+            <w:r>
+              <w:rPr>
+                <w:rFonts w:eastAsia="Times New Roman" w:cstheme="minorHAnsi"/>
+                <w:b/>
+                <w:bCs/>
+                <w:color w:val="000000"/>
+                <w:kern w:val="0"/>
+                <w:sz w:val="24"/>
+                <w:szCs w:val="24"/>
+                <w:lang w:eastAsia="es-AR"/>
+                <w14:ligatures w14:val="none"/>
+              </w:rPr>
+              <w:t>cat_inac</w:t>
+            </w:r>
+            <w:proofErr w:type="spellEnd"/>
+          </w:p>
+        </w:tc>
+        <w:tc>
+          <w:tcPr>
+            <w:tcW w:w="1200" w:type="dxa"/>
+            <w:noWrap/>
+            <w:vAlign w:val="bottom"/>
+            <w:hideMark/>
+          </w:tcPr>
+          <w:p>
+            <w:pPr>
+              <w:spacing w:after="0" w:line="240" w:lineRule="auto"/>
+              <w:jc w:val="center"/>
+              <w:rPr>
+                <w:rFonts w:eastAsia="Times New Roman" w:cstheme="minorHAnsi"/>
+                <w:color w:val="000000"/>
+                <w:kern w:val="0"/>
+                <w:sz w:val="24"/>
+                <w:szCs w:val="24"/>
+                <w:lang w:eastAsia="es-AR"/>
+                <w14:ligatures w14:val="none"/>
+              </w:rPr>
+            </w:pPr>
+            <w:r>
+              <w:rPr>
+                <w:rFonts w:eastAsia="Times New Roman" w:cstheme="minorHAnsi"/>
+                <w:color w:val="000000"/>
+                <w:kern w:val="0"/>
+                <w:sz w:val="24"/>
+                <w:szCs w:val="24"/>
+                <w:lang w:eastAsia="es-AR"/>
+                <w14:ligatures w14:val="none"/>
+              </w:rPr>
+              <w:t>0.1377</w:t>
+            </w:r>
+          </w:p>
+        </w:tc>
+        <w:tc>
+          <w:tcPr>
+            <w:tcW w:w="1200" w:type="dxa"/>
+            <w:noWrap/>
+            <w:vAlign w:val="bottom"/>
+            <w:hideMark/>
+          </w:tcPr>
+          <w:p>
+            <w:pPr>
+              <w:spacing w:after="0" w:line="240" w:lineRule="auto"/>
+              <w:jc w:val="center"/>
+              <w:rPr>
+                <w:rFonts w:eastAsia="Times New Roman" w:cstheme="minorHAnsi"/>
+                <w:color w:val="000000"/>
+                <w:kern w:val="0"/>
+                <w:sz w:val="24"/>
+                <w:szCs w:val="24"/>
+                <w:lang w:eastAsia="es-AR"/>
+                <w14:ligatures w14:val="none"/>
+              </w:rPr>
+            </w:pPr>
+            <w:r>
+              <w:rPr>
+                <w:rFonts w:eastAsia="Times New Roman" w:cstheme="minorHAnsi"/>
+                <w:color w:val="000000"/>
+                <w:kern w:val="0"/>
+                <w:sz w:val="24"/>
+                <w:szCs w:val="24"/>
+                <w:lang w:eastAsia="es-AR"/>
+                <w14:ligatures w14:val="none"/>
+              </w:rPr>
+              <w:t>0.032</w:t>
+            </w:r>
+          </w:p>
+        </w:tc>
+        <w:tc>
+          <w:tcPr>
+            <w:tcW w:w="1200" w:type="dxa"/>
+            <w:noWrap/>
+            <w:vAlign w:val="bottom"/>
+            <w:hideMark/>
+          </w:tcPr>
+          <w:p>
+            <w:pPr>
+              <w:spacing w:after="0" w:line="240" w:lineRule="auto"/>
+              <w:jc w:val="center"/>
+              <w:rPr>
+                <w:rFonts w:eastAsia="Times New Roman" w:cstheme="minorHAnsi"/>
+                <w:color w:val="000000"/>
+                <w:kern w:val="0"/>
+                <w:sz w:val="24"/>
+                <w:szCs w:val="24"/>
+                <w:lang w:eastAsia="es-AR"/>
+                <w14:ligatures w14:val="none"/>
+              </w:rPr>
+            </w:pPr>
+            <w:r>
+              <w:rPr>
+                <w:rFonts w:eastAsia="Times New Roman" w:cstheme="minorHAnsi"/>
+                <w:color w:val="000000"/>
+                <w:kern w:val="0"/>
+                <w:sz w:val="24"/>
+                <w:szCs w:val="24"/>
+                <w:lang w:eastAsia="es-AR"/>
+                <w14:ligatures w14:val="none"/>
+              </w:rPr>
+              <w:t>4273,00</w:t>
+            </w:r>
+          </w:p>
+        </w:tc>
+        <w:tc>
+          <w:tcPr>
+            <w:tcW w:w="1200" w:type="dxa"/>
+            <w:noWrap/>
+            <w:vAlign w:val="bottom"/>
+            <w:hideMark/>
+          </w:tcPr>
+          <w:p>
+            <w:pPr>
+              <w:spacing w:after="0" w:line="240" w:lineRule="auto"/>
+              <w:jc w:val="center"/>
+              <w:rPr>
+                <w:rFonts w:eastAsia="Times New Roman" w:cstheme="minorHAnsi"/>
+                <w:color w:val="000000"/>
+                <w:kern w:val="0"/>
+                <w:sz w:val="24"/>
+                <w:szCs w:val="24"/>
+                <w:lang w:eastAsia="es-AR"/>
+                <w14:ligatures w14:val="none"/>
+              </w:rPr>
+            </w:pPr>
+            <w:r>
+              <w:rPr>
+                <w:rFonts w:eastAsia="Times New Roman" w:cstheme="minorHAnsi"/>
+                <w:color w:val="000000"/>
+                <w:kern w:val="0"/>
+                <w:sz w:val="24"/>
+                <w:szCs w:val="24"/>
+                <w:lang w:eastAsia="es-AR"/>
+                <w14:ligatures w14:val="none"/>
+              </w:rPr>
+              <w:t>0.000</w:t>
+            </w:r>
+          </w:p>
+        </w:tc>
+        <w:tc>
+          <w:tcPr>
+            <w:tcW w:w="1200" w:type="dxa"/>
+            <w:noWrap/>
+            <w:vAlign w:val="bottom"/>
+            <w:hideMark/>
+          </w:tcPr>
+          <w:p>
+            <w:pPr>
+              <w:spacing w:after="0" w:line="240" w:lineRule="auto"/>
+              <w:jc w:val="center"/>
+              <w:rPr>
+                <w:rFonts w:eastAsia="Times New Roman" w:cstheme="minorHAnsi"/>
+                <w:color w:val="000000"/>
+                <w:kern w:val="0"/>
+                <w:sz w:val="24"/>
+                <w:szCs w:val="24"/>
+                <w:lang w:eastAsia="es-AR"/>
+                <w14:ligatures w14:val="none"/>
+              </w:rPr>
+            </w:pPr>
+            <w:r>
+              <w:rPr>
+                <w:rFonts w:eastAsia="Times New Roman" w:cstheme="minorHAnsi"/>
+                <w:color w:val="000000"/>
+                <w:kern w:val="0"/>
+                <w:sz w:val="24"/>
+                <w:szCs w:val="24"/>
+                <w:lang w:eastAsia="es-AR"/>
+                <w14:ligatures w14:val="none"/>
+              </w:rPr>
+              <w:t>0.075</w:t>
+            </w:r>
+          </w:p>
+        </w:tc>
+        <w:tc>
+          <w:tcPr>
+            <w:tcW w:w="1200" w:type="dxa"/>
+            <w:noWrap/>
+            <w:vAlign w:val="bottom"/>
+            <w:hideMark/>
+          </w:tcPr>
+          <w:p>
+            <w:pPr>
+              <w:spacing w:after="0" w:line="240" w:lineRule="auto"/>
+              <w:jc w:val="center"/>
+              <w:rPr>
+                <w:rFonts w:eastAsia="Times New Roman" w:cstheme="minorHAnsi"/>
+                <w:color w:val="000000"/>
+                <w:kern w:val="0"/>
+                <w:sz w:val="24"/>
+                <w:szCs w:val="24"/>
+                <w:lang w:eastAsia="es-AR"/>
+                <w14:ligatures w14:val="none"/>
+              </w:rPr>
+            </w:pPr>
+            <w:r>
+              <w:rPr>
+                <w:rFonts w:eastAsia="Times New Roman" w:cstheme="minorHAnsi"/>
+                <w:color w:val="000000"/>
+                <w:kern w:val="0"/>
+                <w:sz w:val="24"/>
+                <w:szCs w:val="24"/>
+                <w:lang w:eastAsia="es-AR"/>
+                <w14:ligatures w14:val="none"/>
+              </w:rPr>
+              <w:t>0.201</w:t>
+            </w:r>
+          </w:p>
+        </w:tc>
+      </w:tr>
+      <w:tr>
+        <w:trPr>
+          <w:trHeight w:val="300"/>
+        </w:trPr>
+        <w:tc>
+          <w:tcPr>
+            <w:tcW w:w="1556" w:type="dxa"/>
+            <w:noWrap/>
+            <w:vAlign w:val="bottom"/>
+            <w:hideMark/>
+          </w:tcPr>
+          <w:p>
+            <w:pPr>
+              <w:spacing w:after="0" w:line="240" w:lineRule="auto"/>
+              <w:rPr>
+                <w:rFonts w:eastAsia="Times New Roman" w:cstheme="minorHAnsi"/>
+                <w:b/>
+                <w:bCs/>
+                <w:color w:val="000000"/>
+                <w:kern w:val="0"/>
+                <w:sz w:val="24"/>
+                <w:szCs w:val="24"/>
+                <w:lang w:eastAsia="es-AR"/>
+                <w14:ligatures w14:val="none"/>
+              </w:rPr>
+            </w:pPr>
+            <w:proofErr w:type="spellStart"/>
+            <w:r>
+              <w:rPr>
+                <w:rFonts w:eastAsia="Times New Roman" w:cstheme="minorHAnsi"/>
+                <w:b/>
+                <w:bCs/>
+                <w:color w:val="000000"/>
+                <w:kern w:val="0"/>
+                <w:sz w:val="24"/>
+                <w:szCs w:val="24"/>
+                <w:lang w:eastAsia="es-AR"/>
+                <w14:ligatures w14:val="none"/>
+              </w:rPr>
+              <w:t>cat_ocup</w:t>
+            </w:r>
+            <w:proofErr w:type="spellEnd"/>
+          </w:p>
+        </w:tc>
+        <w:tc>
+          <w:tcPr>
+            <w:tcW w:w="1200" w:type="dxa"/>
+            <w:noWrap/>
+            <w:vAlign w:val="bottom"/>
+            <w:hideMark/>
+          </w:tcPr>
+          <w:p>
+            <w:pPr>
+              <w:spacing w:after="0" w:line="240" w:lineRule="auto"/>
+              <w:jc w:val="center"/>
+              <w:rPr>
+                <w:rFonts w:eastAsia="Times New Roman" w:cstheme="minorHAnsi"/>
+                <w:color w:val="000000"/>
+                <w:kern w:val="0"/>
+                <w:sz w:val="24"/>
+                <w:szCs w:val="24"/>
+                <w:lang w:eastAsia="es-AR"/>
+                <w14:ligatures w14:val="none"/>
+              </w:rPr>
+            </w:pPr>
+            <w:r>
+              <w:rPr>
+                <w:rFonts w:eastAsia="Times New Roman" w:cstheme="minorHAnsi"/>
+                <w:color w:val="000000"/>
+                <w:kern w:val="0"/>
+                <w:sz w:val="24"/>
+                <w:szCs w:val="24"/>
+                <w:lang w:eastAsia="es-AR"/>
+                <w14:ligatures w14:val="none"/>
+              </w:rPr>
+              <w:t>-0.3178</w:t>
+            </w:r>
+          </w:p>
+        </w:tc>
+        <w:tc>
+          <w:tcPr>
+            <w:tcW w:w="1200" w:type="dxa"/>
+            <w:noWrap/>
+            <w:vAlign w:val="bottom"/>
+            <w:hideMark/>
+          </w:tcPr>
+          <w:p>
+            <w:pPr>
+              <w:spacing w:after="0" w:line="240" w:lineRule="auto"/>
+              <w:jc w:val="center"/>
+              <w:rPr>
+                <w:rFonts w:eastAsia="Times New Roman" w:cstheme="minorHAnsi"/>
+                <w:color w:val="000000"/>
+                <w:kern w:val="0"/>
+                <w:sz w:val="24"/>
+                <w:szCs w:val="24"/>
+                <w:lang w:eastAsia="es-AR"/>
+                <w14:ligatures w14:val="none"/>
+              </w:rPr>
+            </w:pPr>
+            <w:r>
+              <w:rPr>
+                <w:rFonts w:eastAsia="Times New Roman" w:cstheme="minorHAnsi"/>
+                <w:color w:val="000000"/>
+                <w:kern w:val="0"/>
+                <w:sz w:val="24"/>
+                <w:szCs w:val="24"/>
+                <w:lang w:eastAsia="es-AR"/>
+                <w14:ligatures w14:val="none"/>
+              </w:rPr>
+              <w:t>0.087</w:t>
+            </w:r>
+          </w:p>
+        </w:tc>
+        <w:tc>
+          <w:tcPr>
+            <w:tcW w:w="1200" w:type="dxa"/>
+            <w:noWrap/>
+            <w:vAlign w:val="bottom"/>
+            <w:hideMark/>
+          </w:tcPr>
+          <w:p>
+            <w:pPr>
+              <w:spacing w:after="0" w:line="240" w:lineRule="auto"/>
+              <w:jc w:val="center"/>
+              <w:rPr>
+                <w:rFonts w:eastAsia="Times New Roman" w:cstheme="minorHAnsi"/>
+                <w:color w:val="000000"/>
+                <w:kern w:val="0"/>
+                <w:sz w:val="24"/>
+                <w:szCs w:val="24"/>
+                <w:lang w:eastAsia="es-AR"/>
+                <w14:ligatures w14:val="none"/>
+              </w:rPr>
+            </w:pPr>
+            <w:r>
+              <w:rPr>
+                <w:rFonts w:eastAsia="Times New Roman" w:cstheme="minorHAnsi"/>
+                <w:color w:val="000000"/>
+                <w:kern w:val="0"/>
+                <w:sz w:val="24"/>
+                <w:szCs w:val="24"/>
+                <w:lang w:eastAsia="es-AR"/>
+                <w14:ligatures w14:val="none"/>
+              </w:rPr>
+              <w:t>-3672,00</w:t>
+            </w:r>
+          </w:p>
+        </w:tc>
+        <w:tc>
+          <w:tcPr>
+            <w:tcW w:w="1200" w:type="dxa"/>
+            <w:noWrap/>
+            <w:vAlign w:val="bottom"/>
+            <w:hideMark/>
+          </w:tcPr>
+          <w:p>
+            <w:pPr>
+              <w:spacing w:after="0" w:line="240" w:lineRule="auto"/>
+              <w:jc w:val="center"/>
+              <w:rPr>
+                <w:rFonts w:eastAsia="Times New Roman" w:cstheme="minorHAnsi"/>
+                <w:color w:val="000000"/>
+                <w:kern w:val="0"/>
+                <w:sz w:val="24"/>
+                <w:szCs w:val="24"/>
+                <w:lang w:eastAsia="es-AR"/>
+                <w14:ligatures w14:val="none"/>
+              </w:rPr>
+            </w:pPr>
+            <w:r>
+              <w:rPr>
+                <w:rFonts w:eastAsia="Times New Roman" w:cstheme="minorHAnsi"/>
+                <w:color w:val="000000"/>
+                <w:kern w:val="0"/>
+                <w:sz w:val="24"/>
+                <w:szCs w:val="24"/>
+                <w:lang w:eastAsia="es-AR"/>
+                <w14:ligatures w14:val="none"/>
+              </w:rPr>
+              <w:t>0.000</w:t>
+            </w:r>
+          </w:p>
+        </w:tc>
+        <w:tc>
+          <w:tcPr>
+            <w:tcW w:w="1200" w:type="dxa"/>
+            <w:noWrap/>
+            <w:vAlign w:val="bottom"/>
+            <w:hideMark/>
+          </w:tcPr>
+          <w:p>
+            <w:pPr>
+              <w:spacing w:after="0" w:line="240" w:lineRule="auto"/>
+              <w:jc w:val="center"/>
+              <w:rPr>
+                <w:rFonts w:eastAsia="Times New Roman" w:cstheme="minorHAnsi"/>
+                <w:color w:val="000000"/>
+                <w:kern w:val="0"/>
+                <w:sz w:val="24"/>
+                <w:szCs w:val="24"/>
+                <w:lang w:eastAsia="es-AR"/>
+                <w14:ligatures w14:val="none"/>
+              </w:rPr>
+            </w:pPr>
+            <w:r>
+              <w:rPr>
+                <w:rFonts w:eastAsia="Times New Roman" w:cstheme="minorHAnsi"/>
+                <w:color w:val="000000"/>
+                <w:kern w:val="0"/>
+                <w:sz w:val="24"/>
+                <w:szCs w:val="24"/>
+                <w:lang w:eastAsia="es-AR"/>
+                <w14:ligatures w14:val="none"/>
+              </w:rPr>
+              <w:t>-0.487</w:t>
+            </w:r>
+          </w:p>
+        </w:tc>
+        <w:tc>
+          <w:tcPr>
+            <w:tcW w:w="1200" w:type="dxa"/>
+            <w:noWrap/>
+            <w:vAlign w:val="bottom"/>
+            <w:hideMark/>
+          </w:tcPr>
+          <w:p>
+            <w:pPr>
+              <w:spacing w:after="0" w:line="240" w:lineRule="auto"/>
+              <w:jc w:val="center"/>
+              <w:rPr>
+                <w:rFonts w:eastAsia="Times New Roman" w:cstheme="minorHAnsi"/>
+                <w:color w:val="000000"/>
+                <w:kern w:val="0"/>
+                <w:sz w:val="24"/>
+                <w:szCs w:val="24"/>
+                <w:lang w:eastAsia="es-AR"/>
+                <w14:ligatures w14:val="none"/>
+              </w:rPr>
+            </w:pPr>
+            <w:r>
+              <w:rPr>
+                <w:rFonts w:eastAsia="Times New Roman" w:cstheme="minorHAnsi"/>
+                <w:color w:val="000000"/>
+                <w:kern w:val="0"/>
+                <w:sz w:val="24"/>
+                <w:szCs w:val="24"/>
+                <w:lang w:eastAsia="es-AR"/>
+                <w14:ligatures w14:val="none"/>
+              </w:rPr>
+              <w:t>-0.148</w:t>
+            </w:r>
+          </w:p>
+        </w:tc>
+      </w:tr>
+      <w:tr>
+        <w:trPr>
+          <w:trHeight w:val="300"/>
+        </w:trPr>
+        <w:tc>
+          <w:tcPr>
+            <w:tcW w:w="1556" w:type="dxa"/>
+            <w:noWrap/>
+            <w:vAlign w:val="bottom"/>
+            <w:hideMark/>
+          </w:tcPr>
+          <w:p>
+            <w:pPr>
+              <w:spacing w:after="0" w:line="240" w:lineRule="auto"/>
+              <w:rPr>
+                <w:rFonts w:eastAsia="Times New Roman" w:cstheme="minorHAnsi"/>
+                <w:b/>
+                <w:bCs/>
+                <w:color w:val="000000"/>
+                <w:kern w:val="0"/>
+                <w:sz w:val="24"/>
+                <w:szCs w:val="24"/>
+                <w:lang w:eastAsia="es-AR"/>
+                <w14:ligatures w14:val="none"/>
+              </w:rPr>
+            </w:pPr>
+            <w:r>
+              <w:rPr>
+                <w:rFonts w:eastAsia="Times New Roman" w:cstheme="minorHAnsi"/>
+                <w:b/>
+                <w:bCs/>
+                <w:color w:val="000000"/>
+                <w:kern w:val="0"/>
+                <w:sz w:val="24"/>
+                <w:szCs w:val="24"/>
+                <w:lang w:eastAsia="es-AR"/>
+                <w14:ligatures w14:val="none"/>
+              </w:rPr>
+              <w:t>pp10a</w:t>
+            </w:r>
+          </w:p>
+        </w:tc>
+        <w:tc>
+          <w:tcPr>
+            <w:tcW w:w="1200" w:type="dxa"/>
+            <w:noWrap/>
+            <w:vAlign w:val="bottom"/>
+            <w:hideMark/>
+          </w:tcPr>
+          <w:p>
+            <w:pPr>
+              <w:spacing w:after="0" w:line="240" w:lineRule="auto"/>
+              <w:jc w:val="center"/>
+              <w:rPr>
+                <w:rFonts w:eastAsia="Times New Roman" w:cstheme="minorHAnsi"/>
+                <w:color w:val="000000"/>
+                <w:kern w:val="0"/>
+                <w:sz w:val="24"/>
+                <w:szCs w:val="24"/>
+                <w:lang w:eastAsia="es-AR"/>
+                <w14:ligatures w14:val="none"/>
+              </w:rPr>
+            </w:pPr>
+            <w:r>
+              <w:rPr>
+                <w:rFonts w:eastAsia="Times New Roman" w:cstheme="minorHAnsi"/>
+                <w:color w:val="000000"/>
+                <w:kern w:val="0"/>
+                <w:sz w:val="24"/>
+                <w:szCs w:val="24"/>
+                <w:lang w:eastAsia="es-AR"/>
+                <w14:ligatures w14:val="none"/>
+              </w:rPr>
+              <w:t>0.3541</w:t>
+            </w:r>
+          </w:p>
+        </w:tc>
+        <w:tc>
+          <w:tcPr>
+            <w:tcW w:w="1200" w:type="dxa"/>
+            <w:noWrap/>
+            <w:vAlign w:val="bottom"/>
+            <w:hideMark/>
+          </w:tcPr>
+          <w:p>
+            <w:pPr>
+              <w:spacing w:after="0" w:line="240" w:lineRule="auto"/>
+              <w:jc w:val="center"/>
+              <w:rPr>
+                <w:rFonts w:eastAsia="Times New Roman" w:cstheme="minorHAnsi"/>
+                <w:color w:val="000000"/>
+                <w:kern w:val="0"/>
+                <w:sz w:val="24"/>
+                <w:szCs w:val="24"/>
+                <w:lang w:eastAsia="es-AR"/>
+                <w14:ligatures w14:val="none"/>
+              </w:rPr>
+            </w:pPr>
+            <w:r>
+              <w:rPr>
+                <w:rFonts w:eastAsia="Times New Roman" w:cstheme="minorHAnsi"/>
+                <w:color w:val="000000"/>
+                <w:kern w:val="0"/>
+                <w:sz w:val="24"/>
+                <w:szCs w:val="24"/>
+                <w:lang w:eastAsia="es-AR"/>
+                <w14:ligatures w14:val="none"/>
+              </w:rPr>
+              <w:t>0.123</w:t>
+            </w:r>
+          </w:p>
+        </w:tc>
+        <w:tc>
+          <w:tcPr>
+            <w:tcW w:w="1200" w:type="dxa"/>
+            <w:noWrap/>
+            <w:vAlign w:val="bottom"/>
+            <w:hideMark/>
+          </w:tcPr>
+          <w:p>
+            <w:pPr>
+              <w:spacing w:after="0" w:line="240" w:lineRule="auto"/>
+              <w:jc w:val="center"/>
+              <w:rPr>
+                <w:rFonts w:eastAsia="Times New Roman" w:cstheme="minorHAnsi"/>
+                <w:color w:val="000000"/>
+                <w:kern w:val="0"/>
+                <w:sz w:val="24"/>
+                <w:szCs w:val="24"/>
+                <w:lang w:eastAsia="es-AR"/>
+                <w14:ligatures w14:val="none"/>
+              </w:rPr>
+            </w:pPr>
+            <w:r>
+              <w:rPr>
+                <w:rFonts w:eastAsia="Times New Roman" w:cstheme="minorHAnsi"/>
+                <w:color w:val="000000"/>
+                <w:kern w:val="0"/>
+                <w:sz w:val="24"/>
+                <w:szCs w:val="24"/>
+                <w:lang w:eastAsia="es-AR"/>
+                <w14:ligatures w14:val="none"/>
+              </w:rPr>
+              <w:t>2873,00</w:t>
+            </w:r>
+          </w:p>
+        </w:tc>
+        <w:tc>
+          <w:tcPr>
+            <w:tcW w:w="1200" w:type="dxa"/>
+            <w:noWrap/>
+            <w:vAlign w:val="bottom"/>
+            <w:hideMark/>
+          </w:tcPr>
+          <w:p>
+            <w:pPr>
+              <w:spacing w:after="0" w:line="240" w:lineRule="auto"/>
+              <w:jc w:val="center"/>
+              <w:rPr>
+                <w:rFonts w:eastAsia="Times New Roman" w:cstheme="minorHAnsi"/>
+                <w:color w:val="000000"/>
+                <w:kern w:val="0"/>
+                <w:sz w:val="24"/>
+                <w:szCs w:val="24"/>
+                <w:lang w:eastAsia="es-AR"/>
+                <w14:ligatures w14:val="none"/>
+              </w:rPr>
+            </w:pPr>
+            <w:r>
+              <w:rPr>
+                <w:rFonts w:eastAsia="Times New Roman" w:cstheme="minorHAnsi"/>
+                <w:color w:val="000000"/>
+                <w:kern w:val="0"/>
+                <w:sz w:val="24"/>
+                <w:szCs w:val="24"/>
+                <w:lang w:eastAsia="es-AR"/>
+                <w14:ligatures w14:val="none"/>
+              </w:rPr>
+              <w:t>0.004</w:t>
+            </w:r>
+          </w:p>
+        </w:tc>
+        <w:tc>
+          <w:tcPr>
+            <w:tcW w:w="1200" w:type="dxa"/>
+            <w:noWrap/>
+            <w:vAlign w:val="bottom"/>
+            <w:hideMark/>
+          </w:tcPr>
+          <w:p>
+            <w:pPr>
+              <w:spacing w:after="0" w:line="240" w:lineRule="auto"/>
+              <w:jc w:val="center"/>
+              <w:rPr>
+                <w:rFonts w:eastAsia="Times New Roman" w:cstheme="minorHAnsi"/>
+                <w:color w:val="000000"/>
+                <w:kern w:val="0"/>
+                <w:sz w:val="24"/>
+                <w:szCs w:val="24"/>
+                <w:lang w:eastAsia="es-AR"/>
+                <w14:ligatures w14:val="none"/>
+              </w:rPr>
+            </w:pPr>
+            <w:r>
+              <w:rPr>
+                <w:rFonts w:eastAsia="Times New Roman" w:cstheme="minorHAnsi"/>
+                <w:color w:val="000000"/>
+                <w:kern w:val="0"/>
+                <w:sz w:val="24"/>
+                <w:szCs w:val="24"/>
+                <w:lang w:eastAsia="es-AR"/>
+                <w14:ligatures w14:val="none"/>
+              </w:rPr>
+              <w:t>0.113</w:t>
+            </w:r>
+          </w:p>
+        </w:tc>
+        <w:tc>
+          <w:tcPr>
+            <w:tcW w:w="1200" w:type="dxa"/>
+            <w:noWrap/>
+            <w:vAlign w:val="bottom"/>
+            <w:hideMark/>
+          </w:tcPr>
+          <w:p>
+            <w:pPr>
+              <w:spacing w:after="0" w:line="240" w:lineRule="auto"/>
+              <w:jc w:val="center"/>
+              <w:rPr>
+                <w:rFonts w:eastAsia="Times New Roman" w:cstheme="minorHAnsi"/>
+                <w:color w:val="000000"/>
+                <w:kern w:val="0"/>
+                <w:sz w:val="24"/>
+                <w:szCs w:val="24"/>
+                <w:lang w:eastAsia="es-AR"/>
+                <w14:ligatures w14:val="none"/>
+              </w:rPr>
+            </w:pPr>
+            <w:r>
+              <w:rPr>
+                <w:rFonts w:eastAsia="Times New Roman" w:cstheme="minorHAnsi"/>
+                <w:color w:val="000000"/>
+                <w:kern w:val="0"/>
+                <w:sz w:val="24"/>
+                <w:szCs w:val="24"/>
+                <w:lang w:eastAsia="es-AR"/>
+                <w14:ligatures w14:val="none"/>
+              </w:rPr>
+              <w:t>0.596</w:t>
+            </w:r>
+          </w:p>
+        </w:tc>
+      </w:tr>
+      <w:tr>
+        <w:trPr>
+          <w:trHeight w:val="300"/>
+        </w:trPr>
+        <w:tc>
+          <w:tcPr>
+            <w:tcW w:w="1556" w:type="dxa"/>
+            <w:noWrap/>
+            <w:vAlign w:val="bottom"/>
+            <w:hideMark/>
+          </w:tcPr>
+          <w:p>
+            <w:pPr>
+              <w:spacing w:after="0" w:line="240" w:lineRule="auto"/>
+              <w:rPr>
+                <w:rFonts w:eastAsia="Times New Roman" w:cstheme="minorHAnsi"/>
+                <w:b/>
+                <w:bCs/>
+                <w:color w:val="000000"/>
+                <w:kern w:val="0"/>
+                <w:sz w:val="24"/>
+                <w:szCs w:val="24"/>
+                <w:lang w:eastAsia="es-AR"/>
+                <w14:ligatures w14:val="none"/>
+              </w:rPr>
+            </w:pPr>
+            <w:r>
+              <w:rPr>
+                <w:rFonts w:eastAsia="Times New Roman" w:cstheme="minorHAnsi"/>
+                <w:b/>
+                <w:bCs/>
+                <w:color w:val="000000"/>
+                <w:kern w:val="0"/>
+                <w:sz w:val="24"/>
+                <w:szCs w:val="24"/>
+                <w:lang w:eastAsia="es-AR"/>
+                <w14:ligatures w14:val="none"/>
+              </w:rPr>
+              <w:t>p21</w:t>
+            </w:r>
+          </w:p>
+        </w:tc>
+        <w:tc>
+          <w:tcPr>
+            <w:tcW w:w="1200" w:type="dxa"/>
+            <w:noWrap/>
+            <w:vAlign w:val="bottom"/>
+            <w:hideMark/>
+          </w:tcPr>
+          <w:p>
+            <w:pPr>
+              <w:spacing w:after="0" w:line="240" w:lineRule="auto"/>
+              <w:jc w:val="center"/>
+              <w:rPr>
+                <w:rFonts w:eastAsia="Times New Roman" w:cstheme="minorHAnsi"/>
+                <w:color w:val="000000"/>
+                <w:kern w:val="0"/>
+                <w:sz w:val="24"/>
+                <w:szCs w:val="24"/>
+                <w:lang w:eastAsia="es-AR"/>
+                <w14:ligatures w14:val="none"/>
+              </w:rPr>
+            </w:pPr>
+            <w:r>
+              <w:rPr>
+                <w:rFonts w:eastAsia="Times New Roman" w:cstheme="minorHAnsi"/>
+                <w:color w:val="000000"/>
+                <w:kern w:val="0"/>
+                <w:sz w:val="24"/>
+                <w:szCs w:val="24"/>
+                <w:lang w:eastAsia="es-AR"/>
+                <w14:ligatures w14:val="none"/>
+              </w:rPr>
+              <w:t>0,00</w:t>
+            </w:r>
+          </w:p>
+        </w:tc>
+        <w:tc>
+          <w:tcPr>
+            <w:tcW w:w="1200" w:type="dxa"/>
+            <w:noWrap/>
+            <w:vAlign w:val="bottom"/>
+            <w:hideMark/>
+          </w:tcPr>
+          <w:p>
+            <w:pPr>
+              <w:spacing w:after="0" w:line="240" w:lineRule="auto"/>
+              <w:jc w:val="center"/>
+              <w:rPr>
+                <w:rFonts w:eastAsia="Times New Roman" w:cstheme="minorHAnsi"/>
+                <w:color w:val="000000"/>
+                <w:kern w:val="0"/>
+                <w:sz w:val="24"/>
+                <w:szCs w:val="24"/>
+                <w:lang w:eastAsia="es-AR"/>
+                <w14:ligatures w14:val="none"/>
+              </w:rPr>
+            </w:pPr>
+            <w:r>
+              <w:rPr>
+                <w:rFonts w:eastAsia="Times New Roman" w:cstheme="minorHAnsi"/>
+                <w:color w:val="000000"/>
+                <w:kern w:val="0"/>
+                <w:sz w:val="24"/>
+                <w:szCs w:val="24"/>
+                <w:lang w:eastAsia="es-AR"/>
+                <w14:ligatures w14:val="none"/>
+              </w:rPr>
+              <w:t>1.94e-07</w:t>
+            </w:r>
+          </w:p>
+        </w:tc>
+        <w:tc>
+          <w:tcPr>
+            <w:tcW w:w="1200" w:type="dxa"/>
+            <w:noWrap/>
+            <w:vAlign w:val="bottom"/>
+            <w:hideMark/>
+          </w:tcPr>
+          <w:p>
+            <w:pPr>
+              <w:spacing w:after="0" w:line="240" w:lineRule="auto"/>
+              <w:jc w:val="center"/>
+              <w:rPr>
+                <w:rFonts w:eastAsia="Times New Roman" w:cstheme="minorHAnsi"/>
+                <w:color w:val="000000"/>
+                <w:kern w:val="0"/>
+                <w:sz w:val="24"/>
+                <w:szCs w:val="24"/>
+                <w:lang w:eastAsia="es-AR"/>
+                <w14:ligatures w14:val="none"/>
+              </w:rPr>
+            </w:pPr>
+            <w:r>
+              <w:rPr>
+                <w:rFonts w:eastAsia="Times New Roman" w:cstheme="minorHAnsi"/>
+                <w:color w:val="000000"/>
+                <w:kern w:val="0"/>
+                <w:sz w:val="24"/>
+                <w:szCs w:val="24"/>
+                <w:lang w:eastAsia="es-AR"/>
+                <w14:ligatures w14:val="none"/>
+              </w:rPr>
+              <w:t>-16456,00</w:t>
+            </w:r>
+          </w:p>
+        </w:tc>
+        <w:tc>
+          <w:tcPr>
+            <w:tcW w:w="1200" w:type="dxa"/>
+            <w:noWrap/>
+            <w:vAlign w:val="bottom"/>
+            <w:hideMark/>
+          </w:tcPr>
+          <w:p>
+            <w:pPr>
+              <w:spacing w:after="0" w:line="240" w:lineRule="auto"/>
+              <w:jc w:val="center"/>
+              <w:rPr>
+                <w:rFonts w:eastAsia="Times New Roman" w:cstheme="minorHAnsi"/>
+                <w:color w:val="000000"/>
+                <w:kern w:val="0"/>
+                <w:sz w:val="24"/>
+                <w:szCs w:val="24"/>
+                <w:lang w:eastAsia="es-AR"/>
+                <w14:ligatures w14:val="none"/>
+              </w:rPr>
+            </w:pPr>
+            <w:r>
+              <w:rPr>
+                <w:rFonts w:eastAsia="Times New Roman" w:cstheme="minorHAnsi"/>
+                <w:color w:val="000000"/>
+                <w:kern w:val="0"/>
+                <w:sz w:val="24"/>
+                <w:szCs w:val="24"/>
+                <w:lang w:eastAsia="es-AR"/>
+                <w14:ligatures w14:val="none"/>
+              </w:rPr>
+              <w:t>0.000</w:t>
+            </w:r>
+          </w:p>
+        </w:tc>
+        <w:tc>
+          <w:tcPr>
+            <w:tcW w:w="1200" w:type="dxa"/>
+            <w:noWrap/>
+            <w:vAlign w:val="bottom"/>
+            <w:hideMark/>
+          </w:tcPr>
+          <w:p>
+            <w:pPr>
+              <w:spacing w:after="0" w:line="240" w:lineRule="auto"/>
+              <w:jc w:val="center"/>
+              <w:rPr>
+                <w:rFonts w:eastAsia="Times New Roman" w:cstheme="minorHAnsi"/>
+                <w:color w:val="000000"/>
+                <w:kern w:val="0"/>
+                <w:sz w:val="24"/>
+                <w:szCs w:val="24"/>
+                <w:lang w:eastAsia="es-AR"/>
+                <w14:ligatures w14:val="none"/>
+              </w:rPr>
+            </w:pPr>
+            <w:r>
+              <w:rPr>
+                <w:rFonts w:eastAsia="Times New Roman" w:cstheme="minorHAnsi"/>
+                <w:color w:val="000000"/>
+                <w:kern w:val="0"/>
+                <w:sz w:val="24"/>
+                <w:szCs w:val="24"/>
+                <w:lang w:eastAsia="es-AR"/>
+                <w14:ligatures w14:val="none"/>
+              </w:rPr>
+              <w:t>-3.56e-06</w:t>
+            </w:r>
+          </w:p>
+        </w:tc>
+        <w:tc>
+          <w:tcPr>
+            <w:tcW w:w="1200" w:type="dxa"/>
+            <w:noWrap/>
+            <w:vAlign w:val="bottom"/>
+            <w:hideMark/>
+          </w:tcPr>
+          <w:p>
+            <w:pPr>
+              <w:spacing w:after="0" w:line="240" w:lineRule="auto"/>
+              <w:jc w:val="center"/>
+              <w:rPr>
+                <w:rFonts w:eastAsia="Times New Roman" w:cstheme="minorHAnsi"/>
+                <w:color w:val="000000"/>
+                <w:kern w:val="0"/>
+                <w:sz w:val="24"/>
+                <w:szCs w:val="24"/>
+                <w:lang w:eastAsia="es-AR"/>
+                <w14:ligatures w14:val="none"/>
+              </w:rPr>
+            </w:pPr>
+            <w:r>
+              <w:rPr>
+                <w:rFonts w:eastAsia="Times New Roman" w:cstheme="minorHAnsi"/>
+                <w:color w:val="000000"/>
+                <w:kern w:val="0"/>
+                <w:sz w:val="24"/>
+                <w:szCs w:val="24"/>
+                <w:lang w:eastAsia="es-AR"/>
+                <w14:ligatures w14:val="none"/>
+              </w:rPr>
+              <w:t>-2.81e-06</w:t>
+            </w:r>
+          </w:p>
+        </w:tc>
+      </w:tr>
+      <w:tr>
+        <w:trPr>
+          <w:trHeight w:val="300"/>
+        </w:trPr>
+        <w:tc>
+          <w:tcPr>
+            <w:tcW w:w="1556" w:type="dxa"/>
+            <w:noWrap/>
+            <w:vAlign w:val="bottom"/>
+            <w:hideMark/>
+          </w:tcPr>
+          <w:p>
+            <w:pPr>
+              <w:spacing w:after="0" w:line="240" w:lineRule="auto"/>
+              <w:rPr>
+                <w:rFonts w:eastAsia="Times New Roman" w:cstheme="minorHAnsi"/>
+                <w:b/>
+                <w:bCs/>
+                <w:color w:val="000000"/>
+                <w:kern w:val="0"/>
+                <w:sz w:val="24"/>
+                <w:szCs w:val="24"/>
+                <w:lang w:eastAsia="es-AR"/>
+                <w14:ligatures w14:val="none"/>
+              </w:rPr>
+            </w:pPr>
+            <w:proofErr w:type="spellStart"/>
+            <w:r>
+              <w:rPr>
+                <w:rFonts w:eastAsia="Times New Roman" w:cstheme="minorHAnsi"/>
+                <w:b/>
+                <w:bCs/>
+                <w:color w:val="000000"/>
+                <w:kern w:val="0"/>
+                <w:sz w:val="24"/>
+                <w:szCs w:val="24"/>
+                <w:lang w:eastAsia="es-AR"/>
+                <w14:ligatures w14:val="none"/>
+              </w:rPr>
+              <w:t>t_vi</w:t>
+            </w:r>
+            <w:proofErr w:type="spellEnd"/>
+          </w:p>
+        </w:tc>
+        <w:tc>
+          <w:tcPr>
+            <w:tcW w:w="1200" w:type="dxa"/>
+            <w:noWrap/>
+            <w:vAlign w:val="bottom"/>
+            <w:hideMark/>
+          </w:tcPr>
+          <w:p>
+            <w:pPr>
+              <w:spacing w:after="0" w:line="240" w:lineRule="auto"/>
+              <w:jc w:val="center"/>
+              <w:rPr>
+                <w:rFonts w:eastAsia="Times New Roman" w:cstheme="minorHAnsi"/>
+                <w:color w:val="000000"/>
+                <w:kern w:val="0"/>
+                <w:sz w:val="24"/>
+                <w:szCs w:val="24"/>
+                <w:lang w:eastAsia="es-AR"/>
+                <w14:ligatures w14:val="none"/>
+              </w:rPr>
+            </w:pPr>
+            <w:r>
+              <w:rPr>
+                <w:rFonts w:eastAsia="Times New Roman" w:cstheme="minorHAnsi"/>
+                <w:color w:val="000000"/>
+                <w:kern w:val="0"/>
+                <w:sz w:val="24"/>
+                <w:szCs w:val="24"/>
+                <w:lang w:eastAsia="es-AR"/>
+                <w14:ligatures w14:val="none"/>
+              </w:rPr>
+              <w:t>0,00</w:t>
+            </w:r>
+          </w:p>
+        </w:tc>
+        <w:tc>
+          <w:tcPr>
+            <w:tcW w:w="1200" w:type="dxa"/>
+            <w:noWrap/>
+            <w:vAlign w:val="bottom"/>
+            <w:hideMark/>
+          </w:tcPr>
+          <w:p>
+            <w:pPr>
+              <w:spacing w:after="0" w:line="240" w:lineRule="auto"/>
+              <w:jc w:val="center"/>
+              <w:rPr>
+                <w:rFonts w:eastAsia="Times New Roman" w:cstheme="minorHAnsi"/>
+                <w:color w:val="000000"/>
+                <w:kern w:val="0"/>
+                <w:sz w:val="24"/>
+                <w:szCs w:val="24"/>
+                <w:lang w:eastAsia="es-AR"/>
+                <w14:ligatures w14:val="none"/>
+              </w:rPr>
+            </w:pPr>
+            <w:r>
+              <w:rPr>
+                <w:rFonts w:eastAsia="Times New Roman" w:cstheme="minorHAnsi"/>
+                <w:color w:val="000000"/>
+                <w:kern w:val="0"/>
+                <w:sz w:val="24"/>
+                <w:szCs w:val="24"/>
+                <w:lang w:eastAsia="es-AR"/>
+                <w14:ligatures w14:val="none"/>
+              </w:rPr>
+              <w:t>3.6e-07</w:t>
+            </w:r>
+          </w:p>
+        </w:tc>
+        <w:tc>
+          <w:tcPr>
+            <w:tcW w:w="1200" w:type="dxa"/>
+            <w:noWrap/>
+            <w:vAlign w:val="bottom"/>
+            <w:hideMark/>
+          </w:tcPr>
+          <w:p>
+            <w:pPr>
+              <w:spacing w:after="0" w:line="240" w:lineRule="auto"/>
+              <w:jc w:val="center"/>
+              <w:rPr>
+                <w:rFonts w:eastAsia="Times New Roman" w:cstheme="minorHAnsi"/>
+                <w:color w:val="000000"/>
+                <w:kern w:val="0"/>
+                <w:sz w:val="24"/>
+                <w:szCs w:val="24"/>
+                <w:lang w:eastAsia="es-AR"/>
+                <w14:ligatures w14:val="none"/>
+              </w:rPr>
+            </w:pPr>
+            <w:r>
+              <w:rPr>
+                <w:rFonts w:eastAsia="Times New Roman" w:cstheme="minorHAnsi"/>
+                <w:color w:val="000000"/>
+                <w:kern w:val="0"/>
+                <w:sz w:val="24"/>
+                <w:szCs w:val="24"/>
+                <w:lang w:eastAsia="es-AR"/>
+                <w14:ligatures w14:val="none"/>
+              </w:rPr>
+              <w:t>-11699,00</w:t>
+            </w:r>
+          </w:p>
+        </w:tc>
+        <w:tc>
+          <w:tcPr>
+            <w:tcW w:w="1200" w:type="dxa"/>
+            <w:noWrap/>
+            <w:vAlign w:val="bottom"/>
+            <w:hideMark/>
+          </w:tcPr>
+          <w:p>
+            <w:pPr>
+              <w:spacing w:after="0" w:line="240" w:lineRule="auto"/>
+              <w:jc w:val="center"/>
+              <w:rPr>
+                <w:rFonts w:eastAsia="Times New Roman" w:cstheme="minorHAnsi"/>
+                <w:color w:val="000000"/>
+                <w:kern w:val="0"/>
+                <w:sz w:val="24"/>
+                <w:szCs w:val="24"/>
+                <w:lang w:eastAsia="es-AR"/>
+                <w14:ligatures w14:val="none"/>
+              </w:rPr>
+            </w:pPr>
+            <w:r>
+              <w:rPr>
+                <w:rFonts w:eastAsia="Times New Roman" w:cstheme="minorHAnsi"/>
+                <w:color w:val="000000"/>
+                <w:kern w:val="0"/>
+                <w:sz w:val="24"/>
+                <w:szCs w:val="24"/>
+                <w:lang w:eastAsia="es-AR"/>
+                <w14:ligatures w14:val="none"/>
+              </w:rPr>
+              <w:t>0.000</w:t>
+            </w:r>
+          </w:p>
+        </w:tc>
+        <w:tc>
+          <w:tcPr>
+            <w:tcW w:w="1200" w:type="dxa"/>
+            <w:noWrap/>
+            <w:vAlign w:val="bottom"/>
+            <w:hideMark/>
+          </w:tcPr>
+          <w:p>
+            <w:pPr>
+              <w:spacing w:after="0" w:line="240" w:lineRule="auto"/>
+              <w:jc w:val="center"/>
+              <w:rPr>
+                <w:rFonts w:eastAsia="Times New Roman" w:cstheme="minorHAnsi"/>
+                <w:color w:val="000000"/>
+                <w:kern w:val="0"/>
+                <w:sz w:val="24"/>
+                <w:szCs w:val="24"/>
+                <w:lang w:eastAsia="es-AR"/>
+                <w14:ligatures w14:val="none"/>
+              </w:rPr>
+            </w:pPr>
+            <w:r>
+              <w:rPr>
+                <w:rFonts w:eastAsia="Times New Roman" w:cstheme="minorHAnsi"/>
+                <w:color w:val="000000"/>
+                <w:kern w:val="0"/>
+                <w:sz w:val="24"/>
+                <w:szCs w:val="24"/>
+                <w:lang w:eastAsia="es-AR"/>
+                <w14:ligatures w14:val="none"/>
+              </w:rPr>
+              <w:t>-4.91e-06</w:t>
+            </w:r>
+          </w:p>
+        </w:tc>
+        <w:tc>
+          <w:tcPr>
+            <w:tcW w:w="1200" w:type="dxa"/>
+            <w:noWrap/>
+            <w:vAlign w:val="bottom"/>
+            <w:hideMark/>
+          </w:tcPr>
+          <w:p>
+            <w:pPr>
+              <w:spacing w:after="0" w:line="240" w:lineRule="auto"/>
+              <w:jc w:val="center"/>
+              <w:rPr>
+                <w:rFonts w:eastAsia="Times New Roman" w:cstheme="minorHAnsi"/>
+                <w:color w:val="000000"/>
+                <w:kern w:val="0"/>
+                <w:sz w:val="24"/>
+                <w:szCs w:val="24"/>
+                <w:lang w:eastAsia="es-AR"/>
+                <w14:ligatures w14:val="none"/>
+              </w:rPr>
+            </w:pPr>
+            <w:r>
+              <w:rPr>
+                <w:rFonts w:eastAsia="Times New Roman" w:cstheme="minorHAnsi"/>
+                <w:color w:val="000000"/>
+                <w:kern w:val="0"/>
+                <w:sz w:val="24"/>
+                <w:szCs w:val="24"/>
+                <w:lang w:eastAsia="es-AR"/>
+                <w14:ligatures w14:val="none"/>
+              </w:rPr>
+              <w:t>-3.5e-06</w:t>
+            </w:r>
+          </w:p>
+        </w:tc>
+      </w:tr>
+      <w:tr>
+        <w:trPr>
+          <w:trHeight w:val="300"/>
+        </w:trPr>
+        <w:tc>
+          <w:tcPr>
+            <w:tcW w:w="1556" w:type="dxa"/>
+            <w:noWrap/>
+            <w:vAlign w:val="bottom"/>
+            <w:hideMark/>
+          </w:tcPr>
+          <w:p>
+            <w:pPr>
+              <w:spacing w:after="0" w:line="240" w:lineRule="auto"/>
+              <w:rPr>
+                <w:rFonts w:eastAsia="Times New Roman" w:cstheme="minorHAnsi"/>
+                <w:b/>
+                <w:bCs/>
+                <w:color w:val="000000"/>
+                <w:kern w:val="0"/>
+                <w:sz w:val="24"/>
+                <w:szCs w:val="24"/>
+                <w:lang w:eastAsia="es-AR"/>
+                <w14:ligatures w14:val="none"/>
+              </w:rPr>
+            </w:pPr>
+            <w:proofErr w:type="spellStart"/>
+            <w:r>
+              <w:rPr>
+                <w:rFonts w:eastAsia="Times New Roman" w:cstheme="minorHAnsi"/>
+                <w:b/>
+                <w:bCs/>
+                <w:color w:val="000000"/>
+                <w:kern w:val="0"/>
+                <w:sz w:val="24"/>
+                <w:szCs w:val="24"/>
+                <w:lang w:eastAsia="es-AR"/>
+                <w14:ligatures w14:val="none"/>
+              </w:rPr>
+              <w:t>adulto_esquiv</w:t>
+            </w:r>
+            <w:proofErr w:type="spellEnd"/>
+          </w:p>
+        </w:tc>
+        <w:tc>
+          <w:tcPr>
+            <w:tcW w:w="1200" w:type="dxa"/>
+            <w:noWrap/>
+            <w:vAlign w:val="bottom"/>
+            <w:hideMark/>
+          </w:tcPr>
+          <w:p>
+            <w:pPr>
+              <w:spacing w:after="0" w:line="240" w:lineRule="auto"/>
+              <w:jc w:val="center"/>
+              <w:rPr>
+                <w:rFonts w:eastAsia="Times New Roman" w:cstheme="minorHAnsi"/>
+                <w:color w:val="000000"/>
+                <w:kern w:val="0"/>
+                <w:sz w:val="24"/>
+                <w:szCs w:val="24"/>
+                <w:lang w:eastAsia="es-AR"/>
+                <w14:ligatures w14:val="none"/>
+              </w:rPr>
+            </w:pPr>
+            <w:r>
+              <w:rPr>
+                <w:rFonts w:eastAsia="Times New Roman" w:cstheme="minorHAnsi"/>
+                <w:color w:val="000000"/>
+                <w:kern w:val="0"/>
+                <w:sz w:val="24"/>
+                <w:szCs w:val="24"/>
+                <w:lang w:eastAsia="es-AR"/>
+                <w14:ligatures w14:val="none"/>
+              </w:rPr>
+              <w:t>15170,00</w:t>
+            </w:r>
+          </w:p>
+        </w:tc>
+        <w:tc>
+          <w:tcPr>
+            <w:tcW w:w="1200" w:type="dxa"/>
+            <w:noWrap/>
+            <w:vAlign w:val="bottom"/>
+            <w:hideMark/>
+          </w:tcPr>
+          <w:p>
+            <w:pPr>
+              <w:spacing w:after="0" w:line="240" w:lineRule="auto"/>
+              <w:jc w:val="center"/>
+              <w:rPr>
+                <w:rFonts w:eastAsia="Times New Roman" w:cstheme="minorHAnsi"/>
+                <w:color w:val="000000"/>
+                <w:kern w:val="0"/>
+                <w:sz w:val="24"/>
+                <w:szCs w:val="24"/>
+                <w:lang w:eastAsia="es-AR"/>
+                <w14:ligatures w14:val="none"/>
+              </w:rPr>
+            </w:pPr>
+            <w:r>
+              <w:rPr>
+                <w:rFonts w:eastAsia="Times New Roman" w:cstheme="minorHAnsi"/>
+                <w:color w:val="000000"/>
+                <w:kern w:val="0"/>
+                <w:sz w:val="24"/>
+                <w:szCs w:val="24"/>
+                <w:lang w:eastAsia="es-AR"/>
+                <w14:ligatures w14:val="none"/>
+              </w:rPr>
+              <w:t>0.243</w:t>
+            </w:r>
+          </w:p>
+        </w:tc>
+        <w:tc>
+          <w:tcPr>
+            <w:tcW w:w="1200" w:type="dxa"/>
+            <w:noWrap/>
+            <w:vAlign w:val="bottom"/>
+            <w:hideMark/>
+          </w:tcPr>
+          <w:p>
+            <w:pPr>
+              <w:spacing w:after="0" w:line="240" w:lineRule="auto"/>
+              <w:jc w:val="center"/>
+              <w:rPr>
+                <w:rFonts w:eastAsia="Times New Roman" w:cstheme="minorHAnsi"/>
+                <w:color w:val="000000"/>
+                <w:kern w:val="0"/>
+                <w:sz w:val="24"/>
+                <w:szCs w:val="24"/>
+                <w:lang w:eastAsia="es-AR"/>
+                <w14:ligatures w14:val="none"/>
+              </w:rPr>
+            </w:pPr>
+            <w:r>
+              <w:rPr>
+                <w:rFonts w:eastAsia="Times New Roman" w:cstheme="minorHAnsi"/>
+                <w:color w:val="000000"/>
+                <w:kern w:val="0"/>
+                <w:sz w:val="24"/>
+                <w:szCs w:val="24"/>
+                <w:lang w:eastAsia="es-AR"/>
+                <w14:ligatures w14:val="none"/>
+              </w:rPr>
+              <w:t>6241,00</w:t>
+            </w:r>
+          </w:p>
+        </w:tc>
+        <w:tc>
+          <w:tcPr>
+            <w:tcW w:w="1200" w:type="dxa"/>
+            <w:noWrap/>
+            <w:vAlign w:val="bottom"/>
+            <w:hideMark/>
+          </w:tcPr>
+          <w:p>
+            <w:pPr>
+              <w:spacing w:after="0" w:line="240" w:lineRule="auto"/>
+              <w:jc w:val="center"/>
+              <w:rPr>
+                <w:rFonts w:eastAsia="Times New Roman" w:cstheme="minorHAnsi"/>
+                <w:color w:val="000000"/>
+                <w:kern w:val="0"/>
+                <w:sz w:val="24"/>
+                <w:szCs w:val="24"/>
+                <w:lang w:eastAsia="es-AR"/>
+                <w14:ligatures w14:val="none"/>
+              </w:rPr>
+            </w:pPr>
+            <w:r>
+              <w:rPr>
+                <w:rFonts w:eastAsia="Times New Roman" w:cstheme="minorHAnsi"/>
+                <w:color w:val="000000"/>
+                <w:kern w:val="0"/>
+                <w:sz w:val="24"/>
+                <w:szCs w:val="24"/>
+                <w:lang w:eastAsia="es-AR"/>
+                <w14:ligatures w14:val="none"/>
+              </w:rPr>
+              <w:t>0.000</w:t>
+            </w:r>
+          </w:p>
+        </w:tc>
+        <w:tc>
+          <w:tcPr>
+            <w:tcW w:w="1200" w:type="dxa"/>
+            <w:noWrap/>
+            <w:vAlign w:val="bottom"/>
+            <w:hideMark/>
+          </w:tcPr>
+          <w:p>
+            <w:pPr>
+              <w:spacing w:after="0" w:line="240" w:lineRule="auto"/>
+              <w:jc w:val="center"/>
+              <w:rPr>
+                <w:rFonts w:eastAsia="Times New Roman" w:cstheme="minorHAnsi"/>
+                <w:color w:val="000000"/>
+                <w:kern w:val="0"/>
+                <w:sz w:val="24"/>
+                <w:szCs w:val="24"/>
+                <w:lang w:eastAsia="es-AR"/>
+                <w14:ligatures w14:val="none"/>
+              </w:rPr>
+            </w:pPr>
+            <w:r>
+              <w:rPr>
+                <w:rFonts w:eastAsia="Times New Roman" w:cstheme="minorHAnsi"/>
+                <w:color w:val="000000"/>
+                <w:kern w:val="0"/>
+                <w:sz w:val="24"/>
+                <w:szCs w:val="24"/>
+                <w:lang w:eastAsia="es-AR"/>
+                <w14:ligatures w14:val="none"/>
+              </w:rPr>
+              <w:t>1041,00</w:t>
+            </w:r>
+          </w:p>
+        </w:tc>
+        <w:tc>
+          <w:tcPr>
+            <w:tcW w:w="1200" w:type="dxa"/>
+            <w:noWrap/>
+            <w:vAlign w:val="bottom"/>
+            <w:hideMark/>
+          </w:tcPr>
+          <w:p>
+            <w:pPr>
+              <w:spacing w:after="0" w:line="240" w:lineRule="auto"/>
+              <w:jc w:val="center"/>
+              <w:rPr>
+                <w:rFonts w:eastAsia="Times New Roman" w:cstheme="minorHAnsi"/>
+                <w:color w:val="000000"/>
+                <w:kern w:val="0"/>
+                <w:sz w:val="24"/>
+                <w:szCs w:val="24"/>
+                <w:lang w:eastAsia="es-AR"/>
+                <w14:ligatures w14:val="none"/>
+              </w:rPr>
+            </w:pPr>
+            <w:r>
+              <w:rPr>
+                <w:rFonts w:eastAsia="Times New Roman" w:cstheme="minorHAnsi"/>
+                <w:color w:val="000000"/>
+                <w:kern w:val="0"/>
+                <w:sz w:val="24"/>
+                <w:szCs w:val="24"/>
+                <w:lang w:eastAsia="es-AR"/>
+                <w14:ligatures w14:val="none"/>
+              </w:rPr>
+              <w:t>1993,00</w:t>
+            </w:r>
+          </w:p>
+        </w:tc>
+      </w:tr>
+      <w:tr>
+        <w:trPr>
+          <w:trHeight w:val="300"/>
+        </w:trPr>
+        <w:tc>
+          <w:tcPr>
+            <w:tcW w:w="1556" w:type="dxa"/>
+            <w:noWrap/>
+            <w:vAlign w:val="bottom"/>
+            <w:hideMark/>
+          </w:tcPr>
+          <w:p>
+            <w:pPr>
+              <w:spacing w:after="0" w:line="240" w:lineRule="auto"/>
+              <w:rPr>
+                <w:rFonts w:eastAsia="Times New Roman" w:cstheme="minorHAnsi"/>
+                <w:b/>
+                <w:bCs/>
+                <w:color w:val="000000"/>
+                <w:kern w:val="0"/>
+                <w:sz w:val="24"/>
+                <w:szCs w:val="24"/>
+                <w:lang w:eastAsia="es-AR"/>
+                <w14:ligatures w14:val="none"/>
+              </w:rPr>
+            </w:pPr>
+            <w:proofErr w:type="spellStart"/>
+            <w:r>
+              <w:rPr>
+                <w:rFonts w:eastAsia="Times New Roman" w:cstheme="minorHAnsi"/>
+                <w:b/>
+                <w:bCs/>
+                <w:color w:val="000000"/>
+                <w:kern w:val="0"/>
+                <w:sz w:val="24"/>
+                <w:szCs w:val="24"/>
+                <w:lang w:eastAsia="es-AR"/>
+                <w14:ligatures w14:val="none"/>
+              </w:rPr>
+              <w:t>ad_equiv_hogar</w:t>
+            </w:r>
+            <w:proofErr w:type="spellEnd"/>
+          </w:p>
+        </w:tc>
+        <w:tc>
+          <w:tcPr>
+            <w:tcW w:w="1200" w:type="dxa"/>
+            <w:noWrap/>
+            <w:vAlign w:val="bottom"/>
+            <w:hideMark/>
+          </w:tcPr>
+          <w:p>
+            <w:pPr>
+              <w:spacing w:after="0" w:line="240" w:lineRule="auto"/>
+              <w:jc w:val="center"/>
+              <w:rPr>
+                <w:rFonts w:eastAsia="Times New Roman" w:cstheme="minorHAnsi"/>
+                <w:color w:val="000000"/>
+                <w:kern w:val="0"/>
+                <w:sz w:val="24"/>
+                <w:szCs w:val="24"/>
+                <w:lang w:eastAsia="es-AR"/>
+                <w14:ligatures w14:val="none"/>
+              </w:rPr>
+            </w:pPr>
+            <w:r>
+              <w:rPr>
+                <w:rFonts w:eastAsia="Times New Roman" w:cstheme="minorHAnsi"/>
+                <w:color w:val="000000"/>
+                <w:kern w:val="0"/>
+                <w:sz w:val="24"/>
+                <w:szCs w:val="24"/>
+                <w:lang w:eastAsia="es-AR"/>
+                <w14:ligatures w14:val="none"/>
+              </w:rPr>
+              <w:t>0.3200</w:t>
+            </w:r>
+          </w:p>
+        </w:tc>
+        <w:tc>
+          <w:tcPr>
+            <w:tcW w:w="1200" w:type="dxa"/>
+            <w:noWrap/>
+            <w:vAlign w:val="bottom"/>
+            <w:hideMark/>
+          </w:tcPr>
+          <w:p>
+            <w:pPr>
+              <w:spacing w:after="0" w:line="240" w:lineRule="auto"/>
+              <w:jc w:val="center"/>
+              <w:rPr>
+                <w:rFonts w:eastAsia="Times New Roman" w:cstheme="minorHAnsi"/>
+                <w:color w:val="000000"/>
+                <w:kern w:val="0"/>
+                <w:sz w:val="24"/>
+                <w:szCs w:val="24"/>
+                <w:lang w:eastAsia="es-AR"/>
+                <w14:ligatures w14:val="none"/>
+              </w:rPr>
+            </w:pPr>
+            <w:r>
+              <w:rPr>
+                <w:rFonts w:eastAsia="Times New Roman" w:cstheme="minorHAnsi"/>
+                <w:color w:val="000000"/>
+                <w:kern w:val="0"/>
+                <w:sz w:val="24"/>
+                <w:szCs w:val="24"/>
+                <w:lang w:eastAsia="es-AR"/>
+                <w14:ligatures w14:val="none"/>
+              </w:rPr>
+              <w:t>0.021</w:t>
+            </w:r>
+          </w:p>
+        </w:tc>
+        <w:tc>
+          <w:tcPr>
+            <w:tcW w:w="1200" w:type="dxa"/>
+            <w:noWrap/>
+            <w:vAlign w:val="bottom"/>
+            <w:hideMark/>
+          </w:tcPr>
+          <w:p>
+            <w:pPr>
+              <w:spacing w:after="0" w:line="240" w:lineRule="auto"/>
+              <w:jc w:val="center"/>
+              <w:rPr>
+                <w:rFonts w:eastAsia="Times New Roman" w:cstheme="minorHAnsi"/>
+                <w:color w:val="000000"/>
+                <w:kern w:val="0"/>
+                <w:sz w:val="24"/>
+                <w:szCs w:val="24"/>
+                <w:lang w:eastAsia="es-AR"/>
+                <w14:ligatures w14:val="none"/>
+              </w:rPr>
+            </w:pPr>
+            <w:r>
+              <w:rPr>
+                <w:rFonts w:eastAsia="Times New Roman" w:cstheme="minorHAnsi"/>
+                <w:color w:val="000000"/>
+                <w:kern w:val="0"/>
+                <w:sz w:val="24"/>
+                <w:szCs w:val="24"/>
+                <w:lang w:eastAsia="es-AR"/>
+                <w14:ligatures w14:val="none"/>
+              </w:rPr>
+              <w:t>15321,00</w:t>
+            </w:r>
+          </w:p>
+        </w:tc>
+        <w:tc>
+          <w:tcPr>
+            <w:tcW w:w="1200" w:type="dxa"/>
+            <w:noWrap/>
+            <w:vAlign w:val="bottom"/>
+            <w:hideMark/>
+          </w:tcPr>
+          <w:p>
+            <w:pPr>
+              <w:spacing w:after="0" w:line="240" w:lineRule="auto"/>
+              <w:jc w:val="center"/>
+              <w:rPr>
+                <w:rFonts w:eastAsia="Times New Roman" w:cstheme="minorHAnsi"/>
+                <w:color w:val="000000"/>
+                <w:kern w:val="0"/>
+                <w:sz w:val="24"/>
+                <w:szCs w:val="24"/>
+                <w:lang w:eastAsia="es-AR"/>
+                <w14:ligatures w14:val="none"/>
+              </w:rPr>
+            </w:pPr>
+            <w:r>
+              <w:rPr>
+                <w:rFonts w:eastAsia="Times New Roman" w:cstheme="minorHAnsi"/>
+                <w:color w:val="000000"/>
+                <w:kern w:val="0"/>
+                <w:sz w:val="24"/>
+                <w:szCs w:val="24"/>
+                <w:lang w:eastAsia="es-AR"/>
+                <w14:ligatures w14:val="none"/>
+              </w:rPr>
+              <w:t>0.000</w:t>
+            </w:r>
+          </w:p>
+        </w:tc>
+        <w:tc>
+          <w:tcPr>
+            <w:tcW w:w="1200" w:type="dxa"/>
+            <w:noWrap/>
+            <w:vAlign w:val="bottom"/>
+            <w:hideMark/>
+          </w:tcPr>
+          <w:p>
+            <w:pPr>
+              <w:spacing w:after="0" w:line="240" w:lineRule="auto"/>
+              <w:jc w:val="center"/>
+              <w:rPr>
+                <w:rFonts w:eastAsia="Times New Roman" w:cstheme="minorHAnsi"/>
+                <w:color w:val="000000"/>
+                <w:kern w:val="0"/>
+                <w:sz w:val="24"/>
+                <w:szCs w:val="24"/>
+                <w:lang w:eastAsia="es-AR"/>
+                <w14:ligatures w14:val="none"/>
+              </w:rPr>
+            </w:pPr>
+            <w:r>
+              <w:rPr>
+                <w:rFonts w:eastAsia="Times New Roman" w:cstheme="minorHAnsi"/>
+                <w:color w:val="000000"/>
+                <w:kern w:val="0"/>
+                <w:sz w:val="24"/>
+                <w:szCs w:val="24"/>
+                <w:lang w:eastAsia="es-AR"/>
+                <w14:ligatures w14:val="none"/>
+              </w:rPr>
+              <w:t>0.279</w:t>
+            </w:r>
+          </w:p>
+        </w:tc>
+        <w:tc>
+          <w:tcPr>
+            <w:tcW w:w="1200" w:type="dxa"/>
+            <w:noWrap/>
+            <w:vAlign w:val="bottom"/>
+            <w:hideMark/>
+          </w:tcPr>
+          <w:p>
+            <w:pPr>
+              <w:spacing w:after="0" w:line="240" w:lineRule="auto"/>
+              <w:jc w:val="center"/>
+              <w:rPr>
+                <w:rFonts w:eastAsia="Times New Roman" w:cstheme="minorHAnsi"/>
+                <w:color w:val="000000"/>
+                <w:kern w:val="0"/>
+                <w:sz w:val="24"/>
+                <w:szCs w:val="24"/>
+                <w:lang w:eastAsia="es-AR"/>
+                <w14:ligatures w14:val="none"/>
+              </w:rPr>
+            </w:pPr>
+            <w:r>
+              <w:rPr>
+                <w:rFonts w:eastAsia="Times New Roman" w:cstheme="minorHAnsi"/>
+                <w:color w:val="000000"/>
+                <w:kern w:val="0"/>
+                <w:sz w:val="24"/>
+                <w:szCs w:val="24"/>
+                <w:lang w:eastAsia="es-AR"/>
+                <w14:ligatures w14:val="none"/>
+              </w:rPr>
+              <w:t>0.361</w:t>
+            </w:r>
+          </w:p>
+        </w:tc>
+      </w:tr>
+    </w:tbl>
     <w:p>
       <w:pPr>
-        <w:spacing w:after="0" w:line="240" w:lineRule="auto"/>
-        <w:rPr>
-          <w:rFonts w:ascii="Consolas" w:eastAsia="Times New Roman" w:hAnsi="Consolas" w:cs="Times New Roman"/>
-          <w:color w:val="000000" w:themeColor="text1"/>
-          <w:kern w:val="0"/>
-          <w:sz w:val="21"/>
-          <w:szCs w:val="21"/>
-          <w:lang w:eastAsia="es-AR"/>
-          <w14:ligatures w14:val="none"/>
-        </w:rPr>
-      </w:pPr>
-      <w:r>
-        <w:rPr>
-          <w:rFonts w:ascii="Consolas" w:eastAsia="Times New Roman" w:hAnsi="Consolas" w:cs="Times New Roman"/>
-          <w:color w:val="000000" w:themeColor="text1"/>
-          <w:kern w:val="0"/>
-          <w:sz w:val="21"/>
-          <w:szCs w:val="21"/>
-          <w:lang w:eastAsia="es-AR"/>
-          <w14:ligatures w14:val="none"/>
-        </w:rPr>
-        <w:t>pp10a                2.917391       2.950549     -0.033158</w:t>
-      </w:r>
-    </w:p>
-    <w:p>
-      <w:pPr>
-        <w:spacing w:after="0" w:line="240" w:lineRule="auto"/>
-        <w:rPr>
-          <w:rFonts w:ascii="Consolas" w:eastAsia="Times New Roman" w:hAnsi="Consolas" w:cs="Times New Roman"/>
-          <w:color w:val="000000" w:themeColor="text1"/>
-          <w:kern w:val="0"/>
-          <w:sz w:val="21"/>
-          <w:szCs w:val="21"/>
-          <w:lang w:eastAsia="es-AR"/>
-          <w14:ligatures w14:val="none"/>
-        </w:rPr>
-      </w:pPr>
-      <w:r>
-        <w:rPr>
-          <w:rFonts w:ascii="Consolas" w:eastAsia="Times New Roman" w:hAnsi="Consolas" w:cs="Times New Roman"/>
-          <w:color w:val="000000" w:themeColor="text1"/>
-          <w:kern w:val="0"/>
-          <w:sz w:val="21"/>
-          <w:szCs w:val="21"/>
-          <w:lang w:eastAsia="es-AR"/>
-          <w14:ligatures w14:val="none"/>
-        </w:rPr>
-        <w:t xml:space="preserve">p21             </w:t>
-      </w:r>
-      <w:proofErr w:type="gramStart"/>
-      <w:r>
-        <w:rPr>
-          <w:rFonts w:ascii="Consolas" w:eastAsia="Times New Roman" w:hAnsi="Consolas" w:cs="Times New Roman"/>
-          <w:color w:val="000000" w:themeColor="text1"/>
-          <w:kern w:val="0"/>
-          <w:sz w:val="21"/>
-          <w:szCs w:val="21"/>
-          <w:lang w:eastAsia="es-AR"/>
-          <w14:ligatures w14:val="none"/>
-        </w:rPr>
-        <w:t>309272.375026  314760.172283</w:t>
-      </w:r>
-      <w:proofErr w:type="gramEnd"/>
-      <w:r>
-        <w:rPr>
-          <w:rFonts w:ascii="Consolas" w:eastAsia="Times New Roman" w:hAnsi="Consolas" w:cs="Times New Roman"/>
-          <w:color w:val="000000" w:themeColor="text1"/>
-          <w:kern w:val="0"/>
-          <w:sz w:val="21"/>
-          <w:szCs w:val="21"/>
-          <w:lang w:eastAsia="es-AR"/>
-          <w14:ligatures w14:val="none"/>
-        </w:rPr>
-        <w:t xml:space="preserve">  -5487.797257</w:t>
-      </w:r>
-    </w:p>
-    <w:p>
-      <w:pPr>
-        <w:spacing w:after="0" w:line="240" w:lineRule="auto"/>
-        <w:rPr>
-          <w:rFonts w:ascii="Consolas" w:eastAsia="Times New Roman" w:hAnsi="Consolas" w:cs="Times New Roman"/>
-          <w:color w:val="000000" w:themeColor="text1"/>
-          <w:kern w:val="0"/>
-          <w:sz w:val="21"/>
-          <w:szCs w:val="21"/>
-          <w:lang w:eastAsia="es-AR"/>
-          <w14:ligatures w14:val="none"/>
-        </w:rPr>
-      </w:pPr>
-      <w:proofErr w:type="spellStart"/>
-      <w:r>
-        <w:rPr>
-          <w:rFonts w:ascii="Consolas" w:eastAsia="Times New Roman" w:hAnsi="Consolas" w:cs="Times New Roman"/>
-          <w:color w:val="000000" w:themeColor="text1"/>
-          <w:kern w:val="0"/>
-          <w:sz w:val="21"/>
-          <w:szCs w:val="21"/>
-          <w:lang w:eastAsia="es-AR"/>
-          <w14:ligatures w14:val="none"/>
-        </w:rPr>
-        <w:t>t_vi</w:t>
-      </w:r>
-      <w:proofErr w:type="spellEnd"/>
-      <w:r>
-        <w:rPr>
-          <w:rFonts w:ascii="Consolas" w:eastAsia="Times New Roman" w:hAnsi="Consolas" w:cs="Times New Roman"/>
-          <w:color w:val="000000" w:themeColor="text1"/>
-          <w:kern w:val="0"/>
-          <w:sz w:val="21"/>
-          <w:szCs w:val="21"/>
-          <w:lang w:eastAsia="es-AR"/>
-          <w14:ligatures w14:val="none"/>
-        </w:rPr>
-        <w:t xml:space="preserve">            </w:t>
-      </w:r>
-      <w:proofErr w:type="gramStart"/>
-      <w:r>
-        <w:rPr>
-          <w:rFonts w:ascii="Consolas" w:eastAsia="Times New Roman" w:hAnsi="Consolas" w:cs="Times New Roman"/>
-          <w:color w:val="000000" w:themeColor="text1"/>
-          <w:kern w:val="0"/>
-          <w:sz w:val="21"/>
-          <w:szCs w:val="21"/>
-          <w:lang w:eastAsia="es-AR"/>
-          <w14:ligatures w14:val="none"/>
-        </w:rPr>
-        <w:t>258066.373106  272706.535135</w:t>
-      </w:r>
-      <w:proofErr w:type="gramEnd"/>
-      <w:r>
-        <w:rPr>
-          <w:rFonts w:ascii="Consolas" w:eastAsia="Times New Roman" w:hAnsi="Consolas" w:cs="Times New Roman"/>
-          <w:color w:val="000000" w:themeColor="text1"/>
-          <w:kern w:val="0"/>
-          <w:sz w:val="21"/>
-          <w:szCs w:val="21"/>
-          <w:lang w:eastAsia="es-AR"/>
-          <w14:ligatures w14:val="none"/>
-        </w:rPr>
-        <w:t xml:space="preserve"> -14640.162029</w:t>
-      </w:r>
-    </w:p>
-    <w:p>
-      <w:pPr>
-        <w:spacing w:after="0" w:line="240" w:lineRule="auto"/>
-        <w:rPr>
-          <w:rFonts w:ascii="Consolas" w:eastAsia="Times New Roman" w:hAnsi="Consolas" w:cs="Times New Roman"/>
-          <w:color w:val="000000" w:themeColor="text1"/>
-          <w:kern w:val="0"/>
-          <w:sz w:val="21"/>
-          <w:szCs w:val="21"/>
-          <w:lang w:eastAsia="es-AR"/>
-          <w14:ligatures w14:val="none"/>
-        </w:rPr>
-      </w:pPr>
-      <w:proofErr w:type="spellStart"/>
-      <w:r>
-        <w:rPr>
-          <w:rFonts w:ascii="Consolas" w:eastAsia="Times New Roman" w:hAnsi="Consolas" w:cs="Times New Roman"/>
-          <w:color w:val="000000" w:themeColor="text1"/>
-          <w:kern w:val="0"/>
-          <w:sz w:val="21"/>
-          <w:szCs w:val="21"/>
-          <w:lang w:eastAsia="es-AR"/>
-          <w14:ligatures w14:val="none"/>
-        </w:rPr>
-        <w:t>adulto_esquiv</w:t>
-      </w:r>
-      <w:proofErr w:type="spellEnd"/>
-      <w:r>
-        <w:rPr>
-          <w:rFonts w:ascii="Consolas" w:eastAsia="Times New Roman" w:hAnsi="Consolas" w:cs="Times New Roman"/>
-          <w:color w:val="000000" w:themeColor="text1"/>
-          <w:kern w:val="0"/>
-          <w:sz w:val="21"/>
-          <w:szCs w:val="21"/>
-          <w:lang w:eastAsia="es-AR"/>
-          <w14:ligatures w14:val="none"/>
-        </w:rPr>
-        <w:t xml:space="preserve">        0.810421       0.809940      0.000481</w:t>
-      </w:r>
-    </w:p>
-    <w:p>
-      <w:pPr>
-        <w:spacing w:after="0" w:line="240" w:lineRule="auto"/>
-        <w:rPr>
-          <w:rFonts w:ascii="Consolas" w:eastAsia="Times New Roman" w:hAnsi="Consolas" w:cs="Times New Roman"/>
-          <w:color w:val="000000" w:themeColor="text1"/>
-          <w:kern w:val="0"/>
-          <w:sz w:val="21"/>
-          <w:szCs w:val="21"/>
-          <w:lang w:eastAsia="es-AR"/>
-          <w14:ligatures w14:val="none"/>
-        </w:rPr>
-      </w:pPr>
-      <w:proofErr w:type="spellStart"/>
-      <w:r>
-        <w:rPr>
-          <w:rFonts w:ascii="Consolas" w:eastAsia="Times New Roman" w:hAnsi="Consolas" w:cs="Times New Roman"/>
-          <w:color w:val="000000" w:themeColor="text1"/>
-          <w:kern w:val="0"/>
-          <w:sz w:val="21"/>
-          <w:szCs w:val="21"/>
-          <w:lang w:eastAsia="es-AR"/>
-          <w14:ligatures w14:val="none"/>
-        </w:rPr>
-        <w:t>ad_equiv_hogar</w:t>
-      </w:r>
-      <w:proofErr w:type="spellEnd"/>
-      <w:r>
-        <w:rPr>
-          <w:rFonts w:ascii="Consolas" w:eastAsia="Times New Roman" w:hAnsi="Consolas" w:cs="Times New Roman"/>
-          <w:color w:val="000000" w:themeColor="text1"/>
-          <w:kern w:val="0"/>
-          <w:sz w:val="21"/>
-          <w:szCs w:val="21"/>
-          <w:lang w:eastAsia="es-AR"/>
-          <w14:ligatures w14:val="none"/>
-        </w:rPr>
-        <w:t xml:space="preserve">       3.749800       3.777778     -0.027978</w:t>
-      </w:r>
-    </w:p>
-    <w:p>
-      <w:pPr>
-        <w:rPr>
-          <w:rFonts w:ascii="Consolas" w:eastAsia="Times New Roman" w:hAnsi="Consolas" w:cs="Times New Roman"/>
-          <w:color w:val="000000" w:themeColor="text1"/>
-          <w:kern w:val="0"/>
-          <w:sz w:val="21"/>
-          <w:szCs w:val="21"/>
-          <w:lang w:eastAsia="es-AR"/>
-          <w14:ligatures w14:val="none"/>
-        </w:rPr>
-      </w:pPr>
-      <w:proofErr w:type="spellStart"/>
-      <w:r>
-        <w:rPr>
-          <w:rFonts w:ascii="Consolas" w:eastAsia="Times New Roman" w:hAnsi="Consolas" w:cs="Times New Roman"/>
-          <w:color w:val="000000" w:themeColor="text1"/>
-          <w:kern w:val="0"/>
-          <w:sz w:val="21"/>
-          <w:szCs w:val="21"/>
-          <w:lang w:eastAsia="es-AR"/>
-          <w14:ligatures w14:val="none"/>
-        </w:rPr>
-        <w:t>intercept</w:t>
-      </w:r>
-      <w:proofErr w:type="spellEnd"/>
-      <w:r>
-        <w:rPr>
-          <w:rFonts w:ascii="Consolas" w:eastAsia="Times New Roman" w:hAnsi="Consolas" w:cs="Times New Roman"/>
-          <w:color w:val="000000" w:themeColor="text1"/>
-          <w:kern w:val="0"/>
-          <w:sz w:val="21"/>
-          <w:szCs w:val="21"/>
-          <w:lang w:eastAsia="es-AR"/>
-          <w14:ligatures w14:val="none"/>
-        </w:rPr>
-        <w:t xml:space="preserve">            1.000000       1.000000      0.000000</w:t>
-      </w:r>
-    </w:p>
-    <w:p>
-      <w:pPr>
-        <w:rPr>
-          <w:rFonts w:ascii="Consolas" w:eastAsia="Times New Roman" w:hAnsi="Consolas" w:cs="Times New Roman"/>
-          <w:color w:val="000000" w:themeColor="text1"/>
-          <w:kern w:val="0"/>
-          <w:sz w:val="21"/>
-          <w:szCs w:val="21"/>
-          <w:lang w:eastAsia="es-AR"/>
-          <w14:ligatures w14:val="none"/>
+        <w:spacing w:after="0"/>
+        <w:rPr>
+          <w:color w:val="000000" w:themeColor="text1"/>
+          <w:sz w:val="24"/>
+          <w:szCs w:val="24"/>
+          <w:lang w:val="en-US"/>
         </w:rPr>
       </w:pPr>
     </w:p>
@@ -996,44 +5792,22 @@
       <w:pPr>
         <w:ind w:firstLine="284"/>
         <w:rPr>
-          <w:rFonts w:eastAsia="Times New Roman" w:cstheme="minorHAnsi"/>
           <w:b/>
           <w:bCs/>
           <w:color w:val="000000" w:themeColor="text1"/>
-          <w:kern w:val="0"/>
-          <w:sz w:val="24"/>
-          <w:szCs w:val="24"/>
-          <w:lang w:eastAsia="es-AR"/>
-          <w14:ligatures w14:val="none"/>
+          <w:sz w:val="24"/>
+          <w:szCs w:val="24"/>
         </w:rPr>
       </w:pPr>
       <w:r>
         <w:rPr>
-          <w:rFonts w:eastAsia="Times New Roman" w:cstheme="minorHAnsi"/>
           <w:b/>
           <w:bCs/>
           <w:color w:val="000000" w:themeColor="text1"/>
-          <w:kern w:val="0"/>
-          <w:sz w:val="24"/>
-          <w:szCs w:val="24"/>
-          <w:lang w:eastAsia="es-AR"/>
-          <w14:ligatures w14:val="none"/>
-        </w:rPr>
-        <w:t xml:space="preserve">Consigna </w:t>
-      </w:r>
-      <w:r>
-        <w:rPr>
-          <w:rFonts w:eastAsia="Times New Roman" w:cstheme="minorHAnsi"/>
-          <w:b/>
-          <w:bCs/>
-          <w:color w:val="000000" w:themeColor="text1"/>
-          <w:kern w:val="0"/>
-          <w:sz w:val="24"/>
-          <w:szCs w:val="24"/>
-          <w:lang w:eastAsia="es-AR"/>
-          <w14:ligatures w14:val="none"/>
-        </w:rPr>
-        <w:t>3</w:t>
+          <w:sz w:val="24"/>
+          <w:szCs w:val="24"/>
+        </w:rPr>
+        <w:t>Consigna 4</w:t>
       </w:r>
     </w:p>
     <w:p>
@@ -1041,52 +5815,26 @@
         <w:ind w:firstLine="284"/>
         <w:jc w:val="both"/>
         <w:rPr>
-          <w:rFonts w:eastAsia="Times New Roman" w:cstheme="minorHAnsi"/>
-          <w:color w:val="000000" w:themeColor="text1"/>
-          <w:kern w:val="0"/>
-          <w:sz w:val="24"/>
-          <w:szCs w:val="24"/>
-          <w:lang w:eastAsia="es-AR"/>
-          <w14:ligatures w14:val="none"/>
+          <w:color w:val="000000" w:themeColor="text1"/>
+          <w:sz w:val="24"/>
+          <w:szCs w:val="24"/>
         </w:rPr>
       </w:pPr>
       <w:r>
         <w:rPr>
-          <w:rFonts w:eastAsia="Times New Roman" w:cstheme="minorHAnsi"/>
-          <w:color w:val="000000" w:themeColor="text1"/>
-          <w:kern w:val="0"/>
-          <w:sz w:val="24"/>
-          <w:szCs w:val="24"/>
-          <w:lang w:eastAsia="es-AR"/>
-          <w14:ligatures w14:val="none"/>
-        </w:rPr>
-        <w:t>El modelo logístico estimado para el año 2025 muestra que varias características sociodemográficas y laborales están significativamente asociadas con la probabilidad de ser pobre. En primer lugar, la edad (ch06) presenta un coeficiente negativo y significativo, indicando que, manteniendo todo lo demás constante, las personas de mayor edad tienen una probabilidad ligeramente menor de ser pobres, probablemente porque acumulan más experiencia laboral y estabilidad económica. De manera consistente, el nivel educativo (</w:t>
-      </w:r>
-      <w:proofErr w:type="spellStart"/>
-      <w:r>
-        <w:rPr>
-          <w:rFonts w:eastAsia="Times New Roman" w:cstheme="minorHAnsi"/>
-          <w:color w:val="000000" w:themeColor="text1"/>
-          <w:kern w:val="0"/>
-          <w:sz w:val="24"/>
-          <w:szCs w:val="24"/>
-          <w:lang w:eastAsia="es-AR"/>
-          <w14:ligatures w14:val="none"/>
-        </w:rPr>
-        <w:t>nivel_ed</w:t>
-      </w:r>
-      <w:proofErr w:type="spellEnd"/>
-      <w:r>
-        <w:rPr>
-          <w:rFonts w:eastAsia="Times New Roman" w:cstheme="minorHAnsi"/>
-          <w:color w:val="000000" w:themeColor="text1"/>
-          <w:kern w:val="0"/>
-          <w:sz w:val="24"/>
-          <w:szCs w:val="24"/>
-          <w:lang w:eastAsia="es-AR"/>
-          <w14:ligatures w14:val="none"/>
-        </w:rPr>
-        <w:t>) también reduce fuertemente la probabilidad de pobreza: cada incremento en el nivel educativo disminuye de forma sustancial la probabilidad estimada de ser pobre, lo cual coincide con la evidencia empírica sobre los retornos de la educación en el mercado laboral argentino.</w:t>
+          <w:color w:val="000000" w:themeColor="text1"/>
+          <w:sz w:val="24"/>
+          <w:szCs w:val="24"/>
+        </w:rPr>
+        <w:t>Se gráfico</w:t>
+      </w:r>
+      <w:r>
+        <w:rPr>
+          <w:color w:val="000000" w:themeColor="text1"/>
+          <w:sz w:val="24"/>
+          <w:szCs w:val="24"/>
+        </w:rPr>
+        <w:t xml:space="preserve"> la relación estimada entre el nivel educativo y la probabilidad de ser pobre durante el año 2025, manteniendo constantes el resto de las características sociodemográficas y laborales del individuo en su valor promedio. La pendiente negativa es clara y pronunciada: conforme aumenta el nivel educativo, la probabilidad predicha de ser pobre cae de manera consistente. Para los individuos con los niveles educativos más bajos, la probabilidad estimada de ser pobres se ubica cercana al 47%, mientras que para aquellos que alcanzan los niveles más altos del sistema educativo, dicha probabilidad desciende a alrededor del 30%. Esto confirma que la educación actúa como un determinante estructural de la vulnerabilidad económica, reduciendo significativamente el riesgo de pobreza incluso cuando se controla por otras variables relevantes.</w:t>
       </w:r>
     </w:p>
     <w:p>
@@ -1094,944 +5842,47 @@
         <w:ind w:firstLine="284"/>
         <w:jc w:val="both"/>
         <w:rPr>
-          <w:rFonts w:eastAsia="Times New Roman" w:cstheme="minorHAnsi"/>
-          <w:color w:val="000000" w:themeColor="text1"/>
-          <w:kern w:val="0"/>
-          <w:sz w:val="24"/>
-          <w:szCs w:val="24"/>
-          <w:lang w:eastAsia="es-AR"/>
-          <w14:ligatures w14:val="none"/>
+          <w:color w:val="000000" w:themeColor="text1"/>
+          <w:sz w:val="24"/>
+          <w:szCs w:val="24"/>
         </w:rPr>
       </w:pPr>
       <w:r>
         <w:rPr>
-          <w:rFonts w:eastAsia="Times New Roman" w:cstheme="minorHAnsi"/>
-          <w:color w:val="000000" w:themeColor="text1"/>
-          <w:kern w:val="0"/>
-          <w:sz w:val="24"/>
-          <w:szCs w:val="24"/>
-          <w:lang w:eastAsia="es-AR"/>
-          <w14:ligatures w14:val="none"/>
-        </w:rPr>
-        <w:t>En contraste, variables vinculadas a la situación laboral incrementan la probabilidad de pobreza. Estar en una categoría laboral más precaria (estado, donde valores altos suelen reflejar desocupación o inactividad) aumenta significativamente la probabilidad de ser pobre. Asimismo, quienes pertenecen a determinadas categorías de inactividad (</w:t>
-      </w:r>
-      <w:proofErr w:type="spellStart"/>
-      <w:r>
-        <w:rPr>
-          <w:rFonts w:eastAsia="Times New Roman" w:cstheme="minorHAnsi"/>
-          <w:color w:val="000000" w:themeColor="text1"/>
-          <w:kern w:val="0"/>
-          <w:sz w:val="24"/>
-          <w:szCs w:val="24"/>
-          <w:lang w:eastAsia="es-AR"/>
-          <w14:ligatures w14:val="none"/>
-        </w:rPr>
-        <w:t>cat_inac</w:t>
-      </w:r>
-      <w:proofErr w:type="spellEnd"/>
-      <w:r>
-        <w:rPr>
-          <w:rFonts w:eastAsia="Times New Roman" w:cstheme="minorHAnsi"/>
-          <w:color w:val="000000" w:themeColor="text1"/>
-          <w:kern w:val="0"/>
-          <w:sz w:val="24"/>
-          <w:szCs w:val="24"/>
-          <w:lang w:eastAsia="es-AR"/>
-          <w14:ligatures w14:val="none"/>
-        </w:rPr>
-        <w:t>) presentan mayor riesgo, mientras que quienes ocupan categorías laborales más formales o de mayor jerarquía (</w:t>
-      </w:r>
-      <w:proofErr w:type="spellStart"/>
-      <w:r>
-        <w:rPr>
-          <w:rFonts w:eastAsia="Times New Roman" w:cstheme="minorHAnsi"/>
-          <w:color w:val="000000" w:themeColor="text1"/>
-          <w:kern w:val="0"/>
-          <w:sz w:val="24"/>
-          <w:szCs w:val="24"/>
-          <w:lang w:eastAsia="es-AR"/>
-          <w14:ligatures w14:val="none"/>
-        </w:rPr>
-        <w:t>cat_ocup</w:t>
-      </w:r>
-      <w:proofErr w:type="spellEnd"/>
-      <w:r>
-        <w:rPr>
-          <w:rFonts w:eastAsia="Times New Roman" w:cstheme="minorHAnsi"/>
-          <w:color w:val="000000" w:themeColor="text1"/>
-          <w:kern w:val="0"/>
-          <w:sz w:val="24"/>
-          <w:szCs w:val="24"/>
-          <w:lang w:eastAsia="es-AR"/>
-          <w14:ligatures w14:val="none"/>
-        </w:rPr>
-        <w:t xml:space="preserve">) reducen su probabilidad de ser pobres. Las variables económicas del hogar también resultan claves: pp10a (ingresos laborales individuales declarados), cuando aumenta, se asocia positivamente con la probabilidad de pobreza debido a la lógica inversa del índice de ingresos usado en la imputación; y tanto p21 como </w:t>
-      </w:r>
-      <w:proofErr w:type="spellStart"/>
-      <w:r>
-        <w:rPr>
-          <w:rFonts w:eastAsia="Times New Roman" w:cstheme="minorHAnsi"/>
-          <w:color w:val="000000" w:themeColor="text1"/>
-          <w:kern w:val="0"/>
-          <w:sz w:val="24"/>
-          <w:szCs w:val="24"/>
-          <w:lang w:eastAsia="es-AR"/>
-          <w14:ligatures w14:val="none"/>
-        </w:rPr>
-        <w:t>t_vi</w:t>
-      </w:r>
-      <w:proofErr w:type="spellEnd"/>
-      <w:r>
-        <w:rPr>
-          <w:rFonts w:eastAsia="Times New Roman" w:cstheme="minorHAnsi"/>
-          <w:color w:val="000000" w:themeColor="text1"/>
-          <w:kern w:val="0"/>
-          <w:sz w:val="24"/>
-          <w:szCs w:val="24"/>
-          <w:lang w:eastAsia="es-AR"/>
-          <w14:ligatures w14:val="none"/>
-        </w:rPr>
-        <w:t xml:space="preserve">, que son montos monetarios y valor de bienes, presentan coeficientes negativos, sugiriendo que mayores activos y transferencias contribuyen a reducir el riesgo de pobreza. Finalmente, indicadores de composición familiar como </w:t>
-      </w:r>
-      <w:proofErr w:type="spellStart"/>
-      <w:r>
-        <w:rPr>
-          <w:rFonts w:eastAsia="Times New Roman" w:cstheme="minorHAnsi"/>
-          <w:color w:val="000000" w:themeColor="text1"/>
-          <w:kern w:val="0"/>
-          <w:sz w:val="24"/>
-          <w:szCs w:val="24"/>
-          <w:lang w:eastAsia="es-AR"/>
-          <w14:ligatures w14:val="none"/>
-        </w:rPr>
-        <w:t>adulto_esquiv</w:t>
-      </w:r>
-      <w:proofErr w:type="spellEnd"/>
-      <w:r>
-        <w:rPr>
-          <w:rFonts w:eastAsia="Times New Roman" w:cstheme="minorHAnsi"/>
-          <w:color w:val="000000" w:themeColor="text1"/>
-          <w:kern w:val="0"/>
-          <w:sz w:val="24"/>
-          <w:szCs w:val="24"/>
-          <w:lang w:eastAsia="es-AR"/>
-          <w14:ligatures w14:val="none"/>
-        </w:rPr>
-        <w:t xml:space="preserve"> y </w:t>
-      </w:r>
-      <w:proofErr w:type="spellStart"/>
-      <w:r>
-        <w:rPr>
-          <w:rFonts w:eastAsia="Times New Roman" w:cstheme="minorHAnsi"/>
-          <w:color w:val="000000" w:themeColor="text1"/>
-          <w:kern w:val="0"/>
-          <w:sz w:val="24"/>
-          <w:szCs w:val="24"/>
-          <w:lang w:eastAsia="es-AR"/>
-          <w14:ligatures w14:val="none"/>
-        </w:rPr>
-        <w:t>ad_equiv_hogar</w:t>
-      </w:r>
-      <w:proofErr w:type="spellEnd"/>
-      <w:r>
-        <w:rPr>
-          <w:rFonts w:eastAsia="Times New Roman" w:cstheme="minorHAnsi"/>
-          <w:color w:val="000000" w:themeColor="text1"/>
-          <w:kern w:val="0"/>
-          <w:sz w:val="24"/>
-          <w:szCs w:val="24"/>
-          <w:lang w:eastAsia="es-AR"/>
-          <w14:ligatures w14:val="none"/>
-        </w:rPr>
-        <w:t xml:space="preserve"> muestran que mayores necesidades económicas por estructura del hogar incrementan fuertemente la probabilidad </w:t>
-      </w:r>
-      <w:r>
-        <w:rPr>
-          <w:rFonts w:eastAsia="Times New Roman" w:cstheme="minorHAnsi"/>
-          <w:color w:val="000000" w:themeColor="text1"/>
-          <w:kern w:val="0"/>
-          <w:sz w:val="24"/>
-          <w:szCs w:val="24"/>
-          <w:lang w:eastAsia="es-AR"/>
-          <w14:ligatures w14:val="none"/>
-        </w:rPr>
-        <w:lastRenderedPageBreak/>
-        <w:t>de pobreza. En conjunto, el modelo ofrece un ajuste razonable (Pseudo R² ≈ 0.20) y confirma que las condiciones laborales, el capital humano y la estructura del hogar son determinantes centrales de la pobreza en la región analizada durante 2025.</w:t>
+          <w:color w:val="000000" w:themeColor="text1"/>
+          <w:sz w:val="24"/>
+          <w:szCs w:val="24"/>
+        </w:rPr>
+        <w:t>Este comportamiento es coherente con la teoría del capital humano y con los resultados previos del modelo logístico: mayores niveles de educación suelen asociarse con mejores oportunidades en el mercado laboral, mayor estabilidad ocupacional y acceso a empleos de mayor productividad. El modelo captura esta relación al mostrar que el efecto marginal de la educación es fuerte y robusto, y que las diferencias entre niveles educativos se traducen en diferencias sustanciales en la probabilidad de pobreza. En síntesis, el gráfico permite visualizar de manera intuitiva cómo el aumento en el nivel educativo constituye un mecanismo clave para reducir la vulnerabilidad económica dentro de la población analizada.</w:t>
       </w:r>
     </w:p>
     <w:p>
       <w:pPr>
-        <w:rPr>
-          <w:color w:val="000000" w:themeColor="text1"/>
-          <w:sz w:val="24"/>
-          <w:szCs w:val="24"/>
-          <w:lang w:val="en-US"/>
+        <w:jc w:val="both"/>
+        <w:rPr>
+          <w:b/>
+          <w:bCs/>
+          <w:color w:val="000000" w:themeColor="text1"/>
+          <w:sz w:val="24"/>
+          <w:szCs w:val="24"/>
         </w:rPr>
       </w:pPr>
       <w:r>
         <w:rPr>
-          <w:color w:val="000000" w:themeColor="text1"/>
-          <w:sz w:val="24"/>
-          <w:szCs w:val="24"/>
-          <w:lang w:val="en-US"/>
-        </w:rPr>
-        <w:t xml:space="preserve">Optimization </w:t>
-      </w:r>
-      <w:proofErr w:type="gramStart"/>
-      <w:r>
-        <w:rPr>
-          <w:color w:val="000000" w:themeColor="text1"/>
-          <w:sz w:val="24"/>
-          <w:szCs w:val="24"/>
-          <w:lang w:val="en-US"/>
-        </w:rPr>
-        <w:t>terminated</w:t>
-      </w:r>
-      <w:proofErr w:type="gramEnd"/>
-      <w:r>
-        <w:rPr>
-          <w:color w:val="000000" w:themeColor="text1"/>
-          <w:sz w:val="24"/>
-          <w:szCs w:val="24"/>
-          <w:lang w:val="en-US"/>
-        </w:rPr>
-        <w:t xml:space="preserve"> successfully.</w:t>
+          <w:b/>
+          <w:bCs/>
+          <w:color w:val="000000" w:themeColor="text1"/>
+          <w:sz w:val="24"/>
+          <w:szCs w:val="24"/>
+        </w:rPr>
+        <w:lastRenderedPageBreak/>
+        <w:t>Gráfico 1: probabilidad de ser pobre según nivel educativo.</w:t>
       </w:r>
     </w:p>
     <w:p>
       <w:pPr>
         <w:rPr>
           <w:color w:val="000000" w:themeColor="text1"/>
-          <w:sz w:val="24"/>
-          <w:szCs w:val="24"/>
-          <w:lang w:val="en-US"/>
-        </w:rPr>
-      </w:pPr>
-      <w:r>
-        <w:rPr>
-          <w:color w:val="000000" w:themeColor="text1"/>
-          <w:sz w:val="24"/>
-          <w:szCs w:val="24"/>
-          <w:lang w:val="en-US"/>
-        </w:rPr>
-        <w:t xml:space="preserve">         Current function value: 0.553029</w:t>
-      </w:r>
-    </w:p>
-    <w:p>
-      <w:pPr>
-        <w:rPr>
-          <w:color w:val="000000" w:themeColor="text1"/>
-          <w:sz w:val="24"/>
-          <w:szCs w:val="24"/>
-          <w:lang w:val="en-US"/>
-        </w:rPr>
-      </w:pPr>
-      <w:r>
-        <w:rPr>
-          <w:color w:val="000000" w:themeColor="text1"/>
-          <w:sz w:val="24"/>
-          <w:szCs w:val="24"/>
-          <w:lang w:val="en-US"/>
-        </w:rPr>
-        <w:t xml:space="preserve">         Iterations 7</w:t>
-      </w:r>
-    </w:p>
-    <w:p>
-      <w:pPr>
-        <w:rPr>
-          <w:color w:val="000000" w:themeColor="text1"/>
-          <w:sz w:val="24"/>
-          <w:szCs w:val="24"/>
-          <w:lang w:val="en-US"/>
-        </w:rPr>
-      </w:pPr>
-      <w:r>
-        <w:rPr>
-          <w:color w:val="000000" w:themeColor="text1"/>
-          <w:sz w:val="24"/>
-          <w:szCs w:val="24"/>
-          <w:lang w:val="en-US"/>
-        </w:rPr>
-        <w:t xml:space="preserve">                           Logit Regression Results                           </w:t>
-      </w:r>
-    </w:p>
-    <w:p>
-      <w:pPr>
-        <w:rPr>
-          <w:color w:val="000000" w:themeColor="text1"/>
-          <w:sz w:val="24"/>
-          <w:szCs w:val="24"/>
-          <w:lang w:val="en-US"/>
-        </w:rPr>
-      </w:pPr>
-      <w:r>
-        <w:rPr>
-          <w:color w:val="000000" w:themeColor="text1"/>
-          <w:sz w:val="24"/>
-          <w:szCs w:val="24"/>
-          <w:lang w:val="en-US"/>
-        </w:rPr>
-        <w:t>==============================================================================</w:t>
-      </w:r>
-    </w:p>
-    <w:p>
-      <w:pPr>
-        <w:rPr>
-          <w:color w:val="000000" w:themeColor="text1"/>
-          <w:sz w:val="24"/>
-          <w:szCs w:val="24"/>
-          <w:lang w:val="en-US"/>
-        </w:rPr>
-      </w:pPr>
-      <w:r>
-        <w:rPr>
-          <w:color w:val="000000" w:themeColor="text1"/>
-          <w:sz w:val="24"/>
-          <w:szCs w:val="24"/>
-          <w:lang w:val="en-US"/>
-        </w:rPr>
-        <w:t xml:space="preserve">Dep. Variable:                  </w:t>
-      </w:r>
-      <w:proofErr w:type="spellStart"/>
-      <w:r>
-        <w:rPr>
-          <w:color w:val="000000" w:themeColor="text1"/>
-          <w:sz w:val="24"/>
-          <w:szCs w:val="24"/>
-          <w:lang w:val="en-US"/>
-        </w:rPr>
-        <w:t>pobre</w:t>
-      </w:r>
-      <w:proofErr w:type="spellEnd"/>
-      <w:r>
-        <w:rPr>
-          <w:color w:val="000000" w:themeColor="text1"/>
-          <w:sz w:val="24"/>
-          <w:szCs w:val="24"/>
-          <w:lang w:val="en-US"/>
-        </w:rPr>
-        <w:t xml:space="preserve">   No. Observations:                 6086</w:t>
-      </w:r>
-    </w:p>
-    <w:p>
-      <w:pPr>
-        <w:rPr>
-          <w:color w:val="000000" w:themeColor="text1"/>
-          <w:sz w:val="24"/>
-          <w:szCs w:val="24"/>
-          <w:lang w:val="en-US"/>
-        </w:rPr>
-      </w:pPr>
-      <w:r>
-        <w:rPr>
-          <w:color w:val="000000" w:themeColor="text1"/>
-          <w:sz w:val="24"/>
-          <w:szCs w:val="24"/>
-          <w:lang w:val="en-US"/>
-        </w:rPr>
-        <w:t xml:space="preserve">Model:                          Logit   </w:t>
-      </w:r>
-      <w:proofErr w:type="spellStart"/>
-      <w:r>
-        <w:rPr>
-          <w:color w:val="000000" w:themeColor="text1"/>
-          <w:sz w:val="24"/>
-          <w:szCs w:val="24"/>
-          <w:lang w:val="en-US"/>
-        </w:rPr>
-        <w:t>Df</w:t>
-      </w:r>
-      <w:proofErr w:type="spellEnd"/>
-      <w:r>
-        <w:rPr>
-          <w:color w:val="000000" w:themeColor="text1"/>
-          <w:sz w:val="24"/>
-          <w:szCs w:val="24"/>
-          <w:lang w:val="en-US"/>
-        </w:rPr>
-        <w:t xml:space="preserve"> Residuals:                     6075</w:t>
-      </w:r>
-    </w:p>
-    <w:p>
-      <w:pPr>
-        <w:rPr>
-          <w:color w:val="000000" w:themeColor="text1"/>
-          <w:sz w:val="24"/>
-          <w:szCs w:val="24"/>
-          <w:lang w:val="en-US"/>
-        </w:rPr>
-      </w:pPr>
-      <w:r>
-        <w:rPr>
-          <w:color w:val="000000" w:themeColor="text1"/>
-          <w:sz w:val="24"/>
-          <w:szCs w:val="24"/>
-          <w:lang w:val="en-US"/>
-        </w:rPr>
-        <w:t xml:space="preserve">Method:                           MLE   </w:t>
-      </w:r>
-      <w:proofErr w:type="spellStart"/>
-      <w:r>
-        <w:rPr>
-          <w:color w:val="000000" w:themeColor="text1"/>
-          <w:sz w:val="24"/>
-          <w:szCs w:val="24"/>
-          <w:lang w:val="en-US"/>
-        </w:rPr>
-        <w:t>Df</w:t>
-      </w:r>
-      <w:proofErr w:type="spellEnd"/>
-      <w:r>
-        <w:rPr>
-          <w:color w:val="000000" w:themeColor="text1"/>
-          <w:sz w:val="24"/>
-          <w:szCs w:val="24"/>
-          <w:lang w:val="en-US"/>
-        </w:rPr>
-        <w:t xml:space="preserve"> Model:                           10</w:t>
-      </w:r>
-    </w:p>
-    <w:p>
-      <w:pPr>
-        <w:rPr>
-          <w:color w:val="000000" w:themeColor="text1"/>
-          <w:sz w:val="24"/>
-          <w:szCs w:val="24"/>
-          <w:lang w:val="en-US"/>
-        </w:rPr>
-      </w:pPr>
-      <w:r>
-        <w:rPr>
-          <w:color w:val="000000" w:themeColor="text1"/>
-          <w:sz w:val="24"/>
-          <w:szCs w:val="24"/>
-          <w:lang w:val="en-US"/>
-        </w:rPr>
-        <w:t>Date:                Sat, 15 Nov 2025   Pseudo R-</w:t>
-      </w:r>
-      <w:proofErr w:type="spellStart"/>
-      <w:r>
-        <w:rPr>
-          <w:color w:val="000000" w:themeColor="text1"/>
-          <w:sz w:val="24"/>
-          <w:szCs w:val="24"/>
-          <w:lang w:val="en-US"/>
-        </w:rPr>
-        <w:t>squ</w:t>
-      </w:r>
-      <w:proofErr w:type="spellEnd"/>
-      <w:r>
-        <w:rPr>
-          <w:color w:val="000000" w:themeColor="text1"/>
-          <w:sz w:val="24"/>
-          <w:szCs w:val="24"/>
-          <w:lang w:val="en-US"/>
-        </w:rPr>
-        <w:t>.:                  0.1952</w:t>
-      </w:r>
-    </w:p>
-    <w:p>
-      <w:pPr>
-        <w:rPr>
-          <w:color w:val="000000" w:themeColor="text1"/>
-          <w:sz w:val="24"/>
-          <w:szCs w:val="24"/>
-          <w:lang w:val="en-US"/>
-        </w:rPr>
-      </w:pPr>
-      <w:r>
-        <w:rPr>
-          <w:color w:val="000000" w:themeColor="text1"/>
-          <w:sz w:val="24"/>
-          <w:szCs w:val="24"/>
-          <w:lang w:val="en-US"/>
-        </w:rPr>
-        <w:t>Time:                        01:25:36   Log-Likelihood:                -3365.7</w:t>
-      </w:r>
-    </w:p>
-    <w:p>
-      <w:pPr>
-        <w:rPr>
-          <w:color w:val="000000" w:themeColor="text1"/>
-          <w:sz w:val="24"/>
-          <w:szCs w:val="24"/>
-          <w:lang w:val="en-US"/>
-        </w:rPr>
-      </w:pPr>
-      <w:r>
-        <w:rPr>
-          <w:color w:val="000000" w:themeColor="text1"/>
-          <w:sz w:val="24"/>
-          <w:szCs w:val="24"/>
-          <w:lang w:val="en-US"/>
-        </w:rPr>
-        <w:t>converged:                       True   LL-Null:                       -4182.0</w:t>
-      </w:r>
-    </w:p>
-    <w:p>
-      <w:pPr>
-        <w:rPr>
-          <w:color w:val="000000" w:themeColor="text1"/>
-          <w:sz w:val="24"/>
-          <w:szCs w:val="24"/>
-          <w:lang w:val="en-US"/>
-        </w:rPr>
-      </w:pPr>
-      <w:r>
-        <w:rPr>
-          <w:color w:val="000000" w:themeColor="text1"/>
-          <w:sz w:val="24"/>
-          <w:szCs w:val="24"/>
-          <w:lang w:val="en-US"/>
-        </w:rPr>
-        <w:t xml:space="preserve">Covariance Type:            </w:t>
-      </w:r>
-      <w:proofErr w:type="spellStart"/>
-      <w:r>
-        <w:rPr>
-          <w:color w:val="000000" w:themeColor="text1"/>
-          <w:sz w:val="24"/>
-          <w:szCs w:val="24"/>
-          <w:lang w:val="en-US"/>
-        </w:rPr>
-        <w:t>nonrobust</w:t>
-      </w:r>
-      <w:proofErr w:type="spellEnd"/>
-      <w:r>
-        <w:rPr>
-          <w:color w:val="000000" w:themeColor="text1"/>
-          <w:sz w:val="24"/>
-          <w:szCs w:val="24"/>
-          <w:lang w:val="en-US"/>
-        </w:rPr>
-        <w:t xml:space="preserve">   LLR p-value:                     0.000</w:t>
-      </w:r>
-    </w:p>
-    <w:p>
-      <w:pPr>
-        <w:rPr>
-          <w:color w:val="000000" w:themeColor="text1"/>
-          <w:sz w:val="24"/>
-          <w:szCs w:val="24"/>
-          <w:lang w:val="en-US"/>
-        </w:rPr>
-      </w:pPr>
-      <w:r>
-        <w:rPr>
-          <w:color w:val="000000" w:themeColor="text1"/>
-          <w:sz w:val="24"/>
-          <w:szCs w:val="24"/>
-          <w:lang w:val="en-US"/>
-        </w:rPr>
-        <w:t>==================================================================================</w:t>
-      </w:r>
-    </w:p>
-    <w:p>
-      <w:pPr>
-        <w:rPr>
-          <w:color w:val="000000" w:themeColor="text1"/>
-          <w:sz w:val="24"/>
-          <w:szCs w:val="24"/>
-          <w:lang w:val="en-US"/>
-        </w:rPr>
-      </w:pPr>
-      <w:r>
-        <w:rPr>
-          <w:color w:val="000000" w:themeColor="text1"/>
-          <w:sz w:val="24"/>
-          <w:szCs w:val="24"/>
-          <w:lang w:val="en-US"/>
-        </w:rPr>
-        <w:t xml:space="preserve">                     </w:t>
-      </w:r>
-      <w:proofErr w:type="spellStart"/>
-      <w:r>
-        <w:rPr>
-          <w:color w:val="000000" w:themeColor="text1"/>
-          <w:sz w:val="24"/>
-          <w:szCs w:val="24"/>
-          <w:lang w:val="en-US"/>
-        </w:rPr>
-        <w:t>coef</w:t>
-      </w:r>
-      <w:proofErr w:type="spellEnd"/>
-      <w:r>
-        <w:rPr>
-          <w:color w:val="000000" w:themeColor="text1"/>
-          <w:sz w:val="24"/>
-          <w:szCs w:val="24"/>
-          <w:lang w:val="en-US"/>
-        </w:rPr>
-        <w:t xml:space="preserve">    std err          z      P&gt;|z|   </w:t>
-      </w:r>
-      <w:proofErr w:type="gramStart"/>
-      <w:r>
-        <w:rPr>
-          <w:color w:val="000000" w:themeColor="text1"/>
-          <w:sz w:val="24"/>
-          <w:szCs w:val="24"/>
-          <w:lang w:val="en-US"/>
-        </w:rPr>
-        <w:t xml:space="preserve">   [</w:t>
-      </w:r>
-      <w:proofErr w:type="gramEnd"/>
-      <w:r>
-        <w:rPr>
-          <w:color w:val="000000" w:themeColor="text1"/>
-          <w:sz w:val="24"/>
-          <w:szCs w:val="24"/>
-          <w:lang w:val="en-US"/>
-        </w:rPr>
-        <w:t>0.025      0.975]</w:t>
-      </w:r>
-    </w:p>
-    <w:p>
-      <w:pPr>
-        <w:rPr>
-          <w:color w:val="000000" w:themeColor="text1"/>
-          <w:sz w:val="24"/>
-          <w:szCs w:val="24"/>
-        </w:rPr>
-      </w:pPr>
-      <w:r>
-        <w:rPr>
-          <w:color w:val="000000" w:themeColor="text1"/>
-          <w:sz w:val="24"/>
-          <w:szCs w:val="24"/>
-        </w:rPr>
-        <w:t>----------------------------------------------------------------------------------</w:t>
-      </w:r>
-    </w:p>
-    <w:p>
-      <w:pPr>
-        <w:rPr>
-          <w:color w:val="000000" w:themeColor="text1"/>
-          <w:sz w:val="24"/>
-          <w:szCs w:val="24"/>
-        </w:rPr>
-      </w:pPr>
-      <w:proofErr w:type="spellStart"/>
-      <w:r>
-        <w:rPr>
-          <w:color w:val="000000" w:themeColor="text1"/>
-          <w:sz w:val="24"/>
-          <w:szCs w:val="24"/>
-        </w:rPr>
-        <w:t>const</w:t>
-      </w:r>
-      <w:proofErr w:type="spellEnd"/>
-      <w:r>
-        <w:rPr>
-          <w:color w:val="000000" w:themeColor="text1"/>
-          <w:sz w:val="24"/>
-          <w:szCs w:val="24"/>
-        </w:rPr>
-        <w:t xml:space="preserve">             -0.0455      0.461     -0.099      0.921      -0.950       0.858</w:t>
-      </w:r>
-    </w:p>
-    <w:p>
-      <w:pPr>
-        <w:rPr>
-          <w:color w:val="000000" w:themeColor="text1"/>
-          <w:sz w:val="24"/>
-          <w:szCs w:val="24"/>
-        </w:rPr>
-      </w:pPr>
-      <w:r>
-        <w:rPr>
-          <w:color w:val="000000" w:themeColor="text1"/>
-          <w:sz w:val="24"/>
-          <w:szCs w:val="24"/>
-        </w:rPr>
-        <w:t>ch06              -0.0049      0.002     -2.867      0.004      -0.008      -0.002</w:t>
-      </w:r>
-    </w:p>
-    <w:p>
-      <w:pPr>
-        <w:rPr>
-          <w:color w:val="000000" w:themeColor="text1"/>
-          <w:sz w:val="24"/>
-          <w:szCs w:val="24"/>
-        </w:rPr>
-      </w:pPr>
-      <w:proofErr w:type="spellStart"/>
-      <w:r>
-        <w:rPr>
-          <w:color w:val="000000" w:themeColor="text1"/>
-          <w:sz w:val="24"/>
-          <w:szCs w:val="24"/>
-        </w:rPr>
-        <w:t>nivel_ed</w:t>
-      </w:r>
-      <w:proofErr w:type="spellEnd"/>
-      <w:r>
-        <w:rPr>
-          <w:color w:val="000000" w:themeColor="text1"/>
-          <w:sz w:val="24"/>
-          <w:szCs w:val="24"/>
-        </w:rPr>
-        <w:t xml:space="preserve">          -0.1179      0.018     -6.377      0.000      -0.154      -0.082</w:t>
-      </w:r>
-    </w:p>
-    <w:p>
-      <w:pPr>
-        <w:rPr>
-          <w:color w:val="000000" w:themeColor="text1"/>
-          <w:sz w:val="24"/>
-          <w:szCs w:val="24"/>
-        </w:rPr>
-      </w:pPr>
-      <w:r>
-        <w:rPr>
-          <w:color w:val="000000" w:themeColor="text1"/>
-          <w:sz w:val="24"/>
-          <w:szCs w:val="24"/>
-        </w:rPr>
-        <w:t>estado             0.3367      0.038      8.810      0.000       0.262       0.412</w:t>
-      </w:r>
-    </w:p>
-    <w:p>
-      <w:pPr>
-        <w:rPr>
-          <w:color w:val="000000" w:themeColor="text1"/>
-          <w:sz w:val="24"/>
-          <w:szCs w:val="24"/>
-          <w:lang w:val="en-US"/>
-        </w:rPr>
-      </w:pPr>
-      <w:proofErr w:type="spellStart"/>
-      <w:r>
-        <w:rPr>
-          <w:color w:val="000000" w:themeColor="text1"/>
-          <w:sz w:val="24"/>
-          <w:szCs w:val="24"/>
-          <w:lang w:val="en-US"/>
-        </w:rPr>
-        <w:t>cat_inac</w:t>
-      </w:r>
-      <w:proofErr w:type="spellEnd"/>
-      <w:r>
-        <w:rPr>
-          <w:color w:val="000000" w:themeColor="text1"/>
-          <w:sz w:val="24"/>
-          <w:szCs w:val="24"/>
-          <w:lang w:val="en-US"/>
-        </w:rPr>
-        <w:t xml:space="preserve">           0.1377      0.032      4.273      0.000       0.075       0.201</w:t>
-      </w:r>
-    </w:p>
-    <w:p>
-      <w:pPr>
-        <w:rPr>
-          <w:color w:val="000000" w:themeColor="text1"/>
-          <w:sz w:val="24"/>
-          <w:szCs w:val="24"/>
-          <w:lang w:val="en-US"/>
-        </w:rPr>
-      </w:pPr>
-      <w:proofErr w:type="spellStart"/>
-      <w:r>
-        <w:rPr>
-          <w:color w:val="000000" w:themeColor="text1"/>
-          <w:sz w:val="24"/>
-          <w:szCs w:val="24"/>
-          <w:lang w:val="en-US"/>
-        </w:rPr>
-        <w:t>cat_ocup</w:t>
-      </w:r>
-      <w:proofErr w:type="spellEnd"/>
-      <w:r>
-        <w:rPr>
-          <w:color w:val="000000" w:themeColor="text1"/>
-          <w:sz w:val="24"/>
-          <w:szCs w:val="24"/>
-          <w:lang w:val="en-US"/>
-        </w:rPr>
-        <w:t xml:space="preserve">          -0.3178      0.087     -3.672      0.000      -0.487      -0.148</w:t>
-      </w:r>
-    </w:p>
-    <w:p>
-      <w:pPr>
-        <w:rPr>
-          <w:color w:val="000000" w:themeColor="text1"/>
-          <w:sz w:val="24"/>
-          <w:szCs w:val="24"/>
-          <w:lang w:val="en-US"/>
-        </w:rPr>
-      </w:pPr>
-      <w:r>
-        <w:rPr>
-          <w:color w:val="000000" w:themeColor="text1"/>
-          <w:sz w:val="24"/>
-          <w:szCs w:val="24"/>
-          <w:lang w:val="en-US"/>
-        </w:rPr>
-        <w:t>pp10a              0.3541      0.123      2.873      0.004       0.113       0.596</w:t>
-      </w:r>
-    </w:p>
-    <w:p>
-      <w:pPr>
-        <w:rPr>
-          <w:color w:val="000000" w:themeColor="text1"/>
-          <w:sz w:val="24"/>
-          <w:szCs w:val="24"/>
-        </w:rPr>
-      </w:pPr>
-      <w:r>
-        <w:rPr>
-          <w:color w:val="000000" w:themeColor="text1"/>
-          <w:sz w:val="24"/>
-          <w:szCs w:val="24"/>
-        </w:rPr>
-        <w:t>p21            -3.185e-06   1.94e-07    -16.456      0.000   -3.56e-06   -2.81e-06</w:t>
-      </w:r>
-    </w:p>
-    <w:p>
-      <w:pPr>
-        <w:rPr>
-          <w:color w:val="000000" w:themeColor="text1"/>
-          <w:sz w:val="24"/>
-          <w:szCs w:val="24"/>
-        </w:rPr>
-      </w:pPr>
-      <w:proofErr w:type="spellStart"/>
-      <w:r>
-        <w:rPr>
-          <w:color w:val="000000" w:themeColor="text1"/>
-          <w:sz w:val="24"/>
-          <w:szCs w:val="24"/>
-        </w:rPr>
-        <w:t>t_vi</w:t>
-      </w:r>
-      <w:proofErr w:type="spellEnd"/>
-      <w:r>
-        <w:rPr>
-          <w:color w:val="000000" w:themeColor="text1"/>
-          <w:sz w:val="24"/>
-          <w:szCs w:val="24"/>
-        </w:rPr>
-        <w:t xml:space="preserve">           -4.209e-06    3.6e-07    -11.699      0.000   -4.91e-06    -3.5e-06</w:t>
-      </w:r>
-    </w:p>
-    <w:p>
-      <w:pPr>
-        <w:rPr>
-          <w:color w:val="000000" w:themeColor="text1"/>
-          <w:sz w:val="24"/>
-          <w:szCs w:val="24"/>
-        </w:rPr>
-      </w:pPr>
-      <w:proofErr w:type="spellStart"/>
-      <w:r>
-        <w:rPr>
-          <w:color w:val="000000" w:themeColor="text1"/>
-          <w:sz w:val="24"/>
-          <w:szCs w:val="24"/>
-        </w:rPr>
-        <w:t>adulto_esquiv</w:t>
-      </w:r>
-      <w:proofErr w:type="spellEnd"/>
-      <w:r>
-        <w:rPr>
-          <w:color w:val="000000" w:themeColor="text1"/>
-          <w:sz w:val="24"/>
-          <w:szCs w:val="24"/>
-        </w:rPr>
-        <w:t xml:space="preserve">      1.5170      0.243      6.241      0.000       1.041       1.993</w:t>
-      </w:r>
-    </w:p>
-    <w:p>
-      <w:pPr>
-        <w:rPr>
-          <w:color w:val="000000" w:themeColor="text1"/>
-          <w:sz w:val="24"/>
-          <w:szCs w:val="24"/>
-        </w:rPr>
-      </w:pPr>
-      <w:proofErr w:type="spellStart"/>
-      <w:r>
-        <w:rPr>
-          <w:color w:val="000000" w:themeColor="text1"/>
-          <w:sz w:val="24"/>
-          <w:szCs w:val="24"/>
-        </w:rPr>
-        <w:t>ad_equiv_hogar</w:t>
-      </w:r>
-      <w:proofErr w:type="spellEnd"/>
-      <w:r>
-        <w:rPr>
-          <w:color w:val="000000" w:themeColor="text1"/>
-          <w:sz w:val="24"/>
-          <w:szCs w:val="24"/>
-        </w:rPr>
-        <w:t xml:space="preserve">     0.3200      0.021     15.321      0.000       0.279       0.361</w:t>
-      </w:r>
-    </w:p>
-    <w:p>
-      <w:pPr>
-        <w:ind w:firstLine="284"/>
-        <w:rPr>
-          <w:b/>
-          <w:bCs/>
-          <w:color w:val="000000" w:themeColor="text1"/>
-          <w:sz w:val="24"/>
-          <w:szCs w:val="24"/>
-        </w:rPr>
-      </w:pPr>
-      <w:r>
-        <w:rPr>
-          <w:b/>
-          <w:bCs/>
-          <w:color w:val="000000" w:themeColor="text1"/>
-          <w:sz w:val="24"/>
-          <w:szCs w:val="24"/>
-        </w:rPr>
-        <w:lastRenderedPageBreak/>
-        <w:t>Consigna 4</w:t>
-      </w:r>
-    </w:p>
-    <w:p>
-      <w:pPr>
-        <w:ind w:firstLine="284"/>
-        <w:jc w:val="both"/>
-        <w:rPr>
-          <w:color w:val="000000" w:themeColor="text1"/>
-          <w:sz w:val="24"/>
-          <w:szCs w:val="24"/>
-        </w:rPr>
-      </w:pPr>
-      <w:r>
-        <w:rPr>
-          <w:color w:val="000000" w:themeColor="text1"/>
-          <w:sz w:val="24"/>
-          <w:szCs w:val="24"/>
-        </w:rPr>
-        <w:t>El gráfico muestra la relación estimada entre el nivel educativo y la probabilidad de ser pobre durante el año 2025, manteniendo constantes el resto de las características sociodemográficas y laborales del individuo en su valor promedio. La pendiente negativa es clara y pronunciada: conforme aumenta el nivel educativo, la probabilidad predicha de ser pobre cae de manera consistente. Para los individuos con los niveles educativos más bajos, la probabilidad estimada de ser pobres se ubica cercana al 47%, mientras que para aquellos que alcanzan los niveles más altos del sistema educativo, dicha probabilidad desciende a alrededor del 30%. Esto confirma que la educación actúa como un determinante estructural de la vulnerabilidad económica, reduciendo significativamente el riesgo de pobreza incluso cuando se controla por otras variables relevantes.</w:t>
-      </w:r>
-    </w:p>
-    <w:p>
-      <w:pPr>
-        <w:ind w:firstLine="284"/>
-        <w:jc w:val="both"/>
-        <w:rPr>
-          <w:color w:val="000000" w:themeColor="text1"/>
-          <w:sz w:val="24"/>
-          <w:szCs w:val="24"/>
-        </w:rPr>
-      </w:pPr>
-      <w:r>
-        <w:rPr>
-          <w:color w:val="000000" w:themeColor="text1"/>
-          <w:sz w:val="24"/>
-          <w:szCs w:val="24"/>
-        </w:rPr>
-        <w:t>Este comportamiento es coherente con la teoría del capital humano y con los resultados previos del modelo logístico: mayores niveles de educación suelen asociarse con mejores oportunidades en el mercado laboral, mayor estabilidad ocupacional y acceso a empleos de mayor productividad. El modelo captura esta relación al mostrar que el efecto marginal de la educación es fuerte y robusto, y que las diferencias entre niveles educativos se traducen en diferencias sustanciales en la probabilidad de pobreza. En síntesis, el gráfico permite visualizar de manera intuitiva cómo el aumento en el nivel educativo constituye un mecanismo clave para reducir la vulnerabilidad económica dentro de la población analizada.</w:t>
-      </w:r>
-    </w:p>
-    <w:p>
-      <w:pPr>
-        <w:rPr>
-          <w:color w:val="000000" w:themeColor="text1"/>
           <w:sz w:val="28"/>
           <w:szCs w:val="28"/>
         </w:rPr>
@@ -2044,9 +5895,9 @@
           <w:szCs w:val="28"/>
         </w:rPr>
         <w:drawing>
-          <wp:inline distT="0" distB="0" distL="0" distR="0" wp14:anchorId="3679F6BB" wp14:editId="3EDF68C7">
+          <wp:inline distT="0" distB="0" distL="0" distR="0" wp14:anchorId="3679F6BB" wp14:editId="134CCA8A">
             <wp:extent cx="5731510" cy="3622040"/>
-            <wp:effectExtent l="0" t="0" r="2540" b="0"/>
+            <wp:effectExtent l="19050" t="19050" r="21590" b="16510"/>
             <wp:docPr id="1796251695" name="Imagen 1" descr="Gráfico, Gráfico de líneas&#10;&#10;El contenido generado por IA puede ser incorrecto."/>
             <wp:cNvGraphicFramePr>
               <a:graphicFrameLocks xmlns:a="http://schemas.openxmlformats.org/drawingml/2006/main" noChangeAspect="1"/>
@@ -2072,6 +5923,11 @@
                     <a:prstGeom prst="rect">
                       <a:avLst/>
                     </a:prstGeom>
+                    <a:ln>
+                      <a:solidFill>
+                        <a:schemeClr val="tx1"/>
+                      </a:solidFill>
+                    </a:ln>
                   </pic:spPr>
                 </pic:pic>
               </a:graphicData>
@@ -2082,6 +5938,27 @@
     </w:p>
     <w:p>
       <w:pPr>
+        <w:rPr>
+          <w:b/>
+          <w:bCs/>
+          <w:color w:val="000000" w:themeColor="text1"/>
+          <w:sz w:val="24"/>
+          <w:szCs w:val="24"/>
+        </w:rPr>
+      </w:pPr>
+      <w:r>
+        <w:rPr>
+          <w:b/>
+          <w:bCs/>
+          <w:color w:val="000000" w:themeColor="text1"/>
+          <w:sz w:val="24"/>
+          <w:szCs w:val="24"/>
+        </w:rPr>
+        <w:t>PARTE C</w:t>
+      </w:r>
+    </w:p>
+    <w:p>
+      <w:pPr>
         <w:ind w:firstLine="284"/>
         <w:rPr>
           <w:b/>
@@ -2118,16 +5995,7 @@
           <w:sz w:val="24"/>
           <w:szCs w:val="24"/>
         </w:rPr>
-        <w:t xml:space="preserve">Para evaluar el desempeño del algoritmo de Vecinos Cercanos (KNN), se entrenaron tres modelos utilizando K=1, K=5 y K=10 sobre el conjunto de entrenamiento correspondiente al año 2025. Las precisiones obtenidas fueron notablemente diferentes entre sí: el modelo con </w:t>
-      </w:r>
-      <w:r>
-        <w:rPr>
-          <w:color w:val="000000" w:themeColor="text1"/>
-          <w:sz w:val="24"/>
-          <w:szCs w:val="24"/>
-        </w:rPr>
-        <w:lastRenderedPageBreak/>
-        <w:t xml:space="preserve">K=1 alcanzó un </w:t>
+        <w:t xml:space="preserve">Para evaluar el desempeño del algoritmo de Vecinos Cercanos (KNN), se entrenaron tres modelos utilizando K=1, K=5 y K=10 sobre el conjunto de entrenamiento correspondiente al año 2025. Las precisiones obtenidas fueron notablemente diferentes entre sí: el modelo con K=1 alcanzó un </w:t>
       </w:r>
       <w:proofErr w:type="spellStart"/>
       <w:r>
@@ -2145,61 +6013,7 @@
           <w:sz w:val="24"/>
           <w:szCs w:val="24"/>
         </w:rPr>
-        <w:t xml:space="preserve"> del </w:t>
-      </w:r>
-      <w:r>
-        <w:rPr>
-          <w:b/>
-          <w:bCs/>
-          <w:color w:val="000000" w:themeColor="text1"/>
-          <w:sz w:val="24"/>
-          <w:szCs w:val="24"/>
-        </w:rPr>
-        <w:t>98,39%</w:t>
-      </w:r>
-      <w:r>
-        <w:rPr>
-          <w:color w:val="000000" w:themeColor="text1"/>
-          <w:sz w:val="24"/>
-          <w:szCs w:val="24"/>
-        </w:rPr>
-        <w:t xml:space="preserve">, mientras que los modelos con K=5 y K=10 obtuvieron </w:t>
-      </w:r>
-      <w:r>
-        <w:rPr>
-          <w:b/>
-          <w:bCs/>
-          <w:color w:val="000000" w:themeColor="text1"/>
-          <w:sz w:val="24"/>
-          <w:szCs w:val="24"/>
-        </w:rPr>
-        <w:t>77,18%</w:t>
-      </w:r>
-      <w:r>
-        <w:rPr>
-          <w:color w:val="000000" w:themeColor="text1"/>
-          <w:sz w:val="24"/>
-          <w:szCs w:val="24"/>
-        </w:rPr>
-        <w:t xml:space="preserve"> y </w:t>
-      </w:r>
-      <w:r>
-        <w:rPr>
-          <w:b/>
-          <w:bCs/>
-          <w:color w:val="000000" w:themeColor="text1"/>
-          <w:sz w:val="24"/>
-          <w:szCs w:val="24"/>
-        </w:rPr>
-        <w:t>72,91%</w:t>
-      </w:r>
-      <w:r>
-        <w:rPr>
-          <w:color w:val="000000" w:themeColor="text1"/>
-          <w:sz w:val="24"/>
-          <w:szCs w:val="24"/>
-        </w:rPr>
-        <w:t>, respectivamente. Esta caída en el desempeño a medida que aumenta el número de vecinos refleja el cambio en la complejidad del modelo.</w:t>
+        <w:t xml:space="preserve"> del 98,39%, mientras que los modelos con K=5 y K=10 obtuvieron 77,18% y 72,91%, respectivamente. Esta caída en el desempeño a medida que aumenta el número de vecinos refleja el cambio en la complejidad del modelo.</w:t>
       </w:r>
     </w:p>
     <w:p>
@@ -2236,25 +6050,7 @@
           <w:sz w:val="24"/>
           <w:szCs w:val="24"/>
         </w:rPr>
-        <w:t xml:space="preserve"> observado para K=1 es un signo típico de </w:t>
-      </w:r>
-      <w:r>
-        <w:rPr>
-          <w:b/>
-          <w:bCs/>
-          <w:color w:val="000000" w:themeColor="text1"/>
-          <w:sz w:val="24"/>
-          <w:szCs w:val="24"/>
-        </w:rPr>
-        <w:t>sobreajuste</w:t>
-      </w:r>
-      <w:r>
-        <w:rPr>
-          <w:color w:val="000000" w:themeColor="text1"/>
-          <w:sz w:val="24"/>
-          <w:szCs w:val="24"/>
-        </w:rPr>
-        <w:t>. El clasificador memoriza las observaciones del set de entrenamiento y prácticamente reproduce etiquetas en función del vecino más cercano, capturando ruido y variabilidad idiosincrática. En contraste, a medida que aumentamos K, los modelos suavizan la frontera de decisión y reducen la varianza, aunque al costo de introducir mayor sesgo. Esto explica que los modelos con K=5 y K=10 presenten menor precisión, pero a la vez sean más estables y generalizables fuera de la muestra.</w:t>
+        <w:t xml:space="preserve"> observado para K=1 es un signo típico de sobreajuste. El clasificador memoriza las observaciones del set de entrenamiento y prácticamente reproduce etiquetas en función del vecino más cercano, capturando ruido y variabilidad idiosincrática. En contraste, a medida que aumentamos K, los modelos suavizan la frontera de decisión y reducen la varianza, aunque al costo de introducir mayor sesgo. Esto explica que los modelos con K=5 y K=10 presenten menor precisión, pero a la vez sean más estables y generalizables fuera de la muestra.</w:t>
       </w:r>
     </w:p>
     <w:p>
@@ -2278,8 +6074,6 @@
       <w:proofErr w:type="spellStart"/>
       <w:r>
         <w:rPr>
-          <w:b/>
-          <w:bCs/>
           <w:color w:val="000000" w:themeColor="text1"/>
           <w:sz w:val="24"/>
           <w:szCs w:val="24"/>
@@ -2289,21 +6083,11 @@
       <w:proofErr w:type="spellEnd"/>
       <w:r>
         <w:rPr>
-          <w:b/>
-          <w:bCs/>
-          <w:color w:val="000000" w:themeColor="text1"/>
-          <w:sz w:val="24"/>
-          <w:szCs w:val="24"/>
-        </w:rPr>
-        <w:t>-off sesgo–varianza</w:t>
-      </w:r>
-      <w:r>
-        <w:rPr>
-          <w:color w:val="000000" w:themeColor="text1"/>
-          <w:sz w:val="24"/>
-          <w:szCs w:val="24"/>
-        </w:rPr>
-        <w:t>: un K muy pequeño genera un modelo extremadamente flexible pero poco robusto, mientras que valores mayores de K disminuyen la varianza y mitigan el sobreajuste, aun cuando pierdan algo de exactitud dentro de la muestra. Por esta razón, la elección del número óptimo de vecinos requiere un equilibrio adecuado, que posteriormente se abordó mediante validación cruzada.</w:t>
+          <w:color w:val="000000" w:themeColor="text1"/>
+          <w:sz w:val="24"/>
+          <w:szCs w:val="24"/>
+        </w:rPr>
+        <w:t>-off sesgo–varianza: un K muy pequeño genera un modelo extremadamente flexible pero poco robusto, mientras que valores mayores de K disminuyen la varianza y mitigan el sobreajuste, aun cuando pierdan algo de exactitud dentro de la muestra. Por esta razón, la elección del número óptimo de vecinos requiere un equilibrio adecuado, que posteriormente se abordó mediante validación cruzada.</w:t>
       </w:r>
     </w:p>
     <w:p>
@@ -2326,6 +6110,7 @@
           <w:sz w:val="24"/>
           <w:szCs w:val="24"/>
         </w:rPr>
+        <w:lastRenderedPageBreak/>
         <w:t>Consigna 6</w:t>
       </w:r>
     </w:p>
@@ -2422,8 +6207,6 @@
       <w:proofErr w:type="spellStart"/>
       <w:r>
         <w:rPr>
-          <w:b/>
-          <w:bCs/>
           <w:color w:val="000000" w:themeColor="text1"/>
           <w:sz w:val="24"/>
           <w:szCs w:val="24"/>
@@ -2433,21 +6216,11 @@
       <w:proofErr w:type="spellEnd"/>
       <w:r>
         <w:rPr>
-          <w:b/>
-          <w:bCs/>
-          <w:color w:val="000000" w:themeColor="text1"/>
-          <w:sz w:val="24"/>
-          <w:szCs w:val="24"/>
-        </w:rPr>
-        <w:t>-off entre sesgo y varianza</w:t>
-      </w:r>
-      <w:r>
-        <w:rPr>
-          <w:color w:val="000000" w:themeColor="text1"/>
-          <w:sz w:val="24"/>
-          <w:szCs w:val="24"/>
-        </w:rPr>
-        <w:t xml:space="preserve"> en KNN: un K pequeño produce fronteras complejas y potencialmente </w:t>
+          <w:color w:val="000000" w:themeColor="text1"/>
+          <w:sz w:val="24"/>
+          <w:szCs w:val="24"/>
+        </w:rPr>
+        <w:t xml:space="preserve">-off entre sesgo y varianza en KNN: un K pequeño produce fronteras complejas y potencialmente </w:t>
       </w:r>
       <w:proofErr w:type="spellStart"/>
       <w:r>
@@ -2467,16 +6240,14 @@
         </w:rPr>
         <w:t xml:space="preserve">, mientras que un K más elevado genera decisiones más </w:t>
       </w:r>
-      <w:proofErr w:type="gramStart"/>
-      <w:r>
-        <w:rPr>
-          <w:color w:val="000000" w:themeColor="text1"/>
-          <w:sz w:val="24"/>
-          <w:szCs w:val="24"/>
-        </w:rPr>
-        <w:t>estables</w:t>
-      </w:r>
-      <w:proofErr w:type="gramEnd"/>
+      <w:r>
+        <w:rPr>
+          <w:color w:val="000000" w:themeColor="text1"/>
+          <w:sz w:val="24"/>
+          <w:szCs w:val="24"/>
+        </w:rPr>
+        <w:t>estables,</w:t>
+      </w:r>
       <w:r>
         <w:rPr>
           <w:color w:val="000000" w:themeColor="text1"/>
@@ -2490,6 +6261,108 @@
       <w:pPr>
         <w:jc w:val="both"/>
         <w:rPr>
+          <w:b/>
+          <w:bCs/>
+          <w:color w:val="000000" w:themeColor="text1"/>
+          <w:sz w:val="24"/>
+          <w:szCs w:val="24"/>
+        </w:rPr>
+      </w:pPr>
+      <w:r>
+        <w:rPr>
+          <w:b/>
+          <w:bCs/>
+          <w:color w:val="000000" w:themeColor="text1"/>
+          <w:sz w:val="24"/>
+          <w:szCs w:val="24"/>
+        </w:rPr>
+        <w:t>Gráfico 2: f</w:t>
+      </w:r>
+      <w:r>
+        <w:rPr>
+          <w:b/>
+          <w:bCs/>
+          <w:color w:val="000000" w:themeColor="text1"/>
+          <w:sz w:val="24"/>
+          <w:szCs w:val="24"/>
+        </w:rPr>
+        <w:t xml:space="preserve">ronteras de </w:t>
+      </w:r>
+      <w:r>
+        <w:rPr>
+          <w:b/>
+          <w:bCs/>
+          <w:color w:val="000000" w:themeColor="text1"/>
+          <w:sz w:val="24"/>
+          <w:szCs w:val="24"/>
+        </w:rPr>
+        <w:t>c</w:t>
+      </w:r>
+      <w:r>
+        <w:rPr>
+          <w:b/>
+          <w:bCs/>
+          <w:color w:val="000000" w:themeColor="text1"/>
+          <w:sz w:val="24"/>
+          <w:szCs w:val="24"/>
+        </w:rPr>
+        <w:t xml:space="preserve">lasificación KNN en el </w:t>
+      </w:r>
+      <w:r>
+        <w:rPr>
+          <w:b/>
+          <w:bCs/>
+          <w:color w:val="000000" w:themeColor="text1"/>
+          <w:sz w:val="24"/>
+          <w:szCs w:val="24"/>
+        </w:rPr>
+        <w:t>e</w:t>
+      </w:r>
+      <w:r>
+        <w:rPr>
+          <w:b/>
+          <w:bCs/>
+          <w:color w:val="000000" w:themeColor="text1"/>
+          <w:sz w:val="24"/>
+          <w:szCs w:val="24"/>
+        </w:rPr>
+        <w:t xml:space="preserve">spacio de </w:t>
+      </w:r>
+      <w:r>
+        <w:rPr>
+          <w:b/>
+          <w:bCs/>
+          <w:color w:val="000000" w:themeColor="text1"/>
+          <w:sz w:val="24"/>
+          <w:szCs w:val="24"/>
+        </w:rPr>
+        <w:t>c</w:t>
+      </w:r>
+      <w:r>
+        <w:rPr>
+          <w:b/>
+          <w:bCs/>
+          <w:color w:val="000000" w:themeColor="text1"/>
+          <w:sz w:val="24"/>
+          <w:szCs w:val="24"/>
+        </w:rPr>
+        <w:t>aracterísticas (K=1 y K=10)</w:t>
+      </w:r>
+      <w:r>
+        <w:rPr>
+          <w:b/>
+          <w:bCs/>
+          <w:color w:val="000000" w:themeColor="text1"/>
+          <w:sz w:val="24"/>
+          <w:szCs w:val="24"/>
+        </w:rPr>
+        <w:t>.</w:t>
+      </w:r>
+    </w:p>
+    <w:p>
+      <w:pPr>
+        <w:jc w:val="both"/>
+        <w:rPr>
           <w:color w:val="000000" w:themeColor="text1"/>
           <w:sz w:val="28"/>
           <w:szCs w:val="28"/>
@@ -2497,15 +6370,15 @@
       </w:pPr>
       <w:r>
         <w:rPr>
+          <w:noProof/>
           <w:color w:val="000000" w:themeColor="text1"/>
           <w:sz w:val="28"/>
           <w:szCs w:val="28"/>
         </w:rPr>
-        <w:lastRenderedPageBreak/>
         <w:drawing>
-          <wp:inline distT="0" distB="0" distL="0" distR="0" wp14:anchorId="60BCB7D7" wp14:editId="623F4324">
+          <wp:inline distT="0" distB="0" distL="0" distR="0" wp14:anchorId="60BCB7D7" wp14:editId="1DC42306">
             <wp:extent cx="5731510" cy="2434590"/>
-            <wp:effectExtent l="0" t="0" r="2540" b="3810"/>
+            <wp:effectExtent l="19050" t="19050" r="21590" b="22860"/>
             <wp:docPr id="559765023" name="Imagen 1" descr="Gráfico, Gráfico de dispersión&#10;&#10;El contenido generado por IA puede ser incorrecto."/>
             <wp:cNvGraphicFramePr>
               <a:graphicFrameLocks xmlns:a="http://schemas.openxmlformats.org/drawingml/2006/main" noChangeAspect="1"/>
@@ -2531,6 +6404,11 @@
                     <a:prstGeom prst="rect">
                       <a:avLst/>
                     </a:prstGeom>
+                    <a:ln>
+                      <a:solidFill>
+                        <a:schemeClr val="tx1"/>
+                      </a:solidFill>
+                    </a:ln>
                   </pic:spPr>
                 </pic:pic>
               </a:graphicData>
@@ -2596,7 +6474,16 @@
           <w:sz w:val="24"/>
           <w:szCs w:val="24"/>
         </w:rPr>
-        <w:t xml:space="preserve"> promedio comienza a estabilizarse y mejora de forma consistente respecto de los valores más bajos. Esto es coherente con la teoría del algoritmo: valores reducidos de K suelen generar sobreajuste y alta varianza, mientras que valores demasiado altos pueden introducir excesivo sesgo.</w:t>
+        <w:t xml:space="preserve"> promedio comienza a estabilizarse y mejora de forma consistente respecto de los valores más bajos. Esto es coherente con la teoría del </w:t>
+      </w:r>
+      <w:r>
+        <w:rPr>
+          <w:color w:val="000000" w:themeColor="text1"/>
+          <w:sz w:val="24"/>
+          <w:szCs w:val="24"/>
+        </w:rPr>
+        <w:lastRenderedPageBreak/>
+        <w:t>algoritmo: valores reducidos de K suelen generar sobreajuste y alta varianza, mientras que valores demasiado altos pueden introducir excesivo sesgo.</w:t>
       </w:r>
     </w:p>
     <w:p>
@@ -2667,7 +6554,23 @@
           <w:sz w:val="24"/>
           <w:szCs w:val="24"/>
         </w:rPr>
-        <w:t xml:space="preserve"> cercano a 0.668, convirtiéndose en el modelo con mejor desempeño dentro del proceso de </w:t>
+        <w:t xml:space="preserve"> cercano a 0.6</w:t>
+      </w:r>
+      <w:r>
+        <w:rPr>
+          <w:color w:val="000000" w:themeColor="text1"/>
+          <w:sz w:val="24"/>
+          <w:szCs w:val="24"/>
+        </w:rPr>
+        <w:t>7</w:t>
+      </w:r>
+      <w:r>
+        <w:rPr>
+          <w:color w:val="000000" w:themeColor="text1"/>
+          <w:sz w:val="24"/>
+          <w:szCs w:val="24"/>
+        </w:rPr>
+        <w:t xml:space="preserve">, convirtiéndose en el modelo con mejor desempeño dentro del proceso de </w:t>
       </w:r>
       <w:proofErr w:type="spellStart"/>
       <w:r>
@@ -2729,6 +6632,68 @@
       <w:pPr>
         <w:jc w:val="both"/>
         <w:rPr>
+          <w:b/>
+          <w:bCs/>
+          <w:color w:val="000000" w:themeColor="text1"/>
+          <w:sz w:val="24"/>
+          <w:szCs w:val="24"/>
+        </w:rPr>
+      </w:pPr>
+      <w:r>
+        <w:rPr>
+          <w:b/>
+          <w:bCs/>
+          <w:color w:val="000000" w:themeColor="text1"/>
+          <w:sz w:val="24"/>
+          <w:szCs w:val="24"/>
+        </w:rPr>
+        <w:t>Gráfico 3: c</w:t>
+      </w:r>
+      <w:r>
+        <w:rPr>
+          <w:b/>
+          <w:bCs/>
+          <w:color w:val="000000" w:themeColor="text1"/>
+          <w:sz w:val="24"/>
+          <w:szCs w:val="24"/>
+        </w:rPr>
+        <w:t xml:space="preserve">urva de </w:t>
+      </w:r>
+      <w:r>
+        <w:rPr>
+          <w:b/>
+          <w:bCs/>
+          <w:color w:val="000000" w:themeColor="text1"/>
+          <w:sz w:val="24"/>
+          <w:szCs w:val="24"/>
+        </w:rPr>
+        <w:t>r</w:t>
+      </w:r>
+      <w:r>
+        <w:rPr>
+          <w:b/>
+          <w:bCs/>
+          <w:color w:val="000000" w:themeColor="text1"/>
+          <w:sz w:val="24"/>
+          <w:szCs w:val="24"/>
+        </w:rPr>
+        <w:t>endimiento del Modelo KNN según Número de Vecinos (K)</w:t>
+      </w:r>
+      <w:r>
+        <w:rPr>
+          <w:b/>
+          <w:bCs/>
+          <w:color w:val="000000" w:themeColor="text1"/>
+          <w:sz w:val="24"/>
+          <w:szCs w:val="24"/>
+        </w:rPr>
+        <w:t>.</w:t>
+      </w:r>
+    </w:p>
+    <w:p>
+      <w:pPr>
+        <w:jc w:val="both"/>
+        <w:rPr>
           <w:color w:val="000000" w:themeColor="text1"/>
           <w:sz w:val="28"/>
           <w:szCs w:val="28"/>
@@ -2736,15 +6701,15 @@
       </w:pPr>
       <w:r>
         <w:rPr>
+          <w:noProof/>
           <w:color w:val="000000" w:themeColor="text1"/>
           <w:sz w:val="28"/>
           <w:szCs w:val="28"/>
         </w:rPr>
-        <w:lastRenderedPageBreak/>
         <w:drawing>
-          <wp:inline distT="0" distB="0" distL="0" distR="0" wp14:anchorId="7D5AEE3F" wp14:editId="4F1EC950">
+          <wp:inline distT="0" distB="0" distL="0" distR="0" wp14:anchorId="7D5AEE3F" wp14:editId="206B2FAF">
             <wp:extent cx="5731510" cy="3660140"/>
-            <wp:effectExtent l="0" t="0" r="2540" b="0"/>
+            <wp:effectExtent l="19050" t="19050" r="21590" b="16510"/>
             <wp:docPr id="428797566" name="Imagen 1" descr="Gráfico, Gráfico de líneas&#10;&#10;El contenido generado por IA puede ser incorrecto."/>
             <wp:cNvGraphicFramePr>
               <a:graphicFrameLocks xmlns:a="http://schemas.openxmlformats.org/drawingml/2006/main" noChangeAspect="1"/>
@@ -2770,6 +6735,11 @@
                     <a:prstGeom prst="rect">
                       <a:avLst/>
                     </a:prstGeom>
+                    <a:ln>
+                      <a:solidFill>
+                        <a:schemeClr val="tx1"/>
+                      </a:solidFill>
+                    </a:ln>
                   </pic:spPr>
                 </pic:pic>
               </a:graphicData>
@@ -2780,7 +6750,6 @@
     </w:p>
     <w:p>
       <w:pPr>
-        <w:ind w:firstLine="284"/>
         <w:jc w:val="both"/>
         <w:rPr>
           <w:b/>
@@ -2798,7 +6767,7 @@
           <w:sz w:val="24"/>
           <w:szCs w:val="24"/>
         </w:rPr>
-        <w:t>Consigna 8</w:t>
+        <w:t>PARTE D</w:t>
       </w:r>
     </w:p>
     <w:p>
@@ -2806,67 +6775,13 @@
         <w:ind w:firstLine="284"/>
         <w:jc w:val="both"/>
         <w:rPr>
-          <w:color w:val="000000" w:themeColor="text1"/>
-          <w:sz w:val="24"/>
-          <w:szCs w:val="24"/>
-        </w:rPr>
-      </w:pPr>
-      <w:r>
-        <w:rPr>
-          <w:color w:val="000000" w:themeColor="text1"/>
-          <w:sz w:val="24"/>
-          <w:szCs w:val="24"/>
-        </w:rPr>
-        <w:t xml:space="preserve">Los resultados muestran que el modelo </w:t>
-      </w:r>
-      <w:proofErr w:type="spellStart"/>
-      <w:r>
-        <w:rPr>
-          <w:color w:val="000000" w:themeColor="text1"/>
-          <w:sz w:val="24"/>
-          <w:szCs w:val="24"/>
-        </w:rPr>
-        <w:t>Logit</w:t>
-      </w:r>
-      <w:proofErr w:type="spellEnd"/>
-      <w:r>
-        <w:rPr>
-          <w:color w:val="000000" w:themeColor="text1"/>
-          <w:sz w:val="24"/>
-          <w:szCs w:val="24"/>
-        </w:rPr>
-        <w:t xml:space="preserve"> exhibe un desempeño predictivo superior al de KNN en la tarea de clasificación de pobreza fuera de la muestra. La matriz de confusión del </w:t>
-      </w:r>
-      <w:proofErr w:type="spellStart"/>
-      <w:r>
-        <w:rPr>
-          <w:color w:val="000000" w:themeColor="text1"/>
-          <w:sz w:val="24"/>
-          <w:szCs w:val="24"/>
-        </w:rPr>
-        <w:t>Logit</w:t>
-      </w:r>
-      <w:proofErr w:type="spellEnd"/>
-      <w:r>
-        <w:rPr>
-          <w:color w:val="000000" w:themeColor="text1"/>
-          <w:sz w:val="24"/>
-          <w:szCs w:val="24"/>
-        </w:rPr>
-        <w:t xml:space="preserve"> indica que el modelo logra identificar correctamente a la mayor parte de los individuos no pobres (verdaderos negativos), aunque presenta un número significativo de falsos negativos. Esto es consistente con su </w:t>
-      </w:r>
-      <w:proofErr w:type="spellStart"/>
-      <w:r>
-        <w:rPr>
           <w:b/>
           <w:bCs/>
           <w:color w:val="000000" w:themeColor="text1"/>
           <w:sz w:val="24"/>
           <w:szCs w:val="24"/>
         </w:rPr>
-        <w:t>accuracy</w:t>
-      </w:r>
-      <w:proofErr w:type="spellEnd"/>
+      </w:pPr>
       <w:r>
         <w:rPr>
           <w:b/>
@@ -2875,69 +6790,7 @@
           <w:sz w:val="24"/>
           <w:szCs w:val="24"/>
         </w:rPr>
-        <w:t xml:space="preserve"> del 69%</w:t>
-      </w:r>
-      <w:r>
-        <w:rPr>
-          <w:color w:val="000000" w:themeColor="text1"/>
-          <w:sz w:val="24"/>
-          <w:szCs w:val="24"/>
-        </w:rPr>
-        <w:t xml:space="preserve">, por encima del </w:t>
-      </w:r>
-      <w:r>
-        <w:rPr>
-          <w:b/>
-          <w:bCs/>
-          <w:color w:val="000000" w:themeColor="text1"/>
-          <w:sz w:val="24"/>
-          <w:szCs w:val="24"/>
-        </w:rPr>
-        <w:t>67%</w:t>
-      </w:r>
-      <w:r>
-        <w:rPr>
-          <w:color w:val="000000" w:themeColor="text1"/>
-          <w:sz w:val="24"/>
-          <w:szCs w:val="24"/>
-        </w:rPr>
-        <w:t xml:space="preserve"> alcanzado por el KNN con K óptimo (K=9). Asimismo, las métricas de precisión, </w:t>
-      </w:r>
-      <w:proofErr w:type="spellStart"/>
-      <w:r>
-        <w:rPr>
-          <w:color w:val="000000" w:themeColor="text1"/>
-          <w:sz w:val="24"/>
-          <w:szCs w:val="24"/>
-        </w:rPr>
-        <w:t>recall</w:t>
-      </w:r>
-      <w:proofErr w:type="spellEnd"/>
-      <w:r>
-        <w:rPr>
-          <w:color w:val="000000" w:themeColor="text1"/>
-          <w:sz w:val="24"/>
-          <w:szCs w:val="24"/>
-        </w:rPr>
-        <w:t xml:space="preserve"> y F1-score reflejan un rendimiento más equilibrado del </w:t>
-      </w:r>
-      <w:proofErr w:type="spellStart"/>
-      <w:r>
-        <w:rPr>
-          <w:color w:val="000000" w:themeColor="text1"/>
-          <w:sz w:val="24"/>
-          <w:szCs w:val="24"/>
-        </w:rPr>
-        <w:t>Logit</w:t>
-      </w:r>
-      <w:proofErr w:type="spellEnd"/>
-      <w:r>
-        <w:rPr>
-          <w:color w:val="000000" w:themeColor="text1"/>
-          <w:sz w:val="24"/>
-          <w:szCs w:val="24"/>
-        </w:rPr>
-        <w:t>, lo que sugiere una mejor capacidad para distinguir entre hogares pobres y no pobres en datos no observados.</w:t>
+        <w:t>Consigna 8</w:t>
       </w:r>
     </w:p>
     <w:p>
@@ -2956,7 +6809,7 @@
           <w:sz w:val="24"/>
           <w:szCs w:val="24"/>
         </w:rPr>
-        <w:t xml:space="preserve">El análisis de las curvas ROC refuerza este hallazgo: el </w:t>
+        <w:t xml:space="preserve">Los resultados muestran que el modelo </w:t>
       </w:r>
       <w:proofErr w:type="spellStart"/>
       <w:r>
@@ -2974,43 +6827,7 @@
           <w:sz w:val="24"/>
           <w:szCs w:val="24"/>
         </w:rPr>
-        <w:t xml:space="preserve"> obtiene un </w:t>
-      </w:r>
-      <w:r>
-        <w:rPr>
-          <w:b/>
-          <w:bCs/>
-          <w:color w:val="000000" w:themeColor="text1"/>
-          <w:sz w:val="24"/>
-          <w:szCs w:val="24"/>
-        </w:rPr>
-        <w:t>AUC = 0.772</w:t>
-      </w:r>
-      <w:r>
-        <w:rPr>
-          <w:color w:val="000000" w:themeColor="text1"/>
-          <w:sz w:val="24"/>
-          <w:szCs w:val="24"/>
-        </w:rPr>
-        <w:t xml:space="preserve">, notablemente superior al </w:t>
-      </w:r>
-      <w:r>
-        <w:rPr>
-          <w:b/>
-          <w:bCs/>
-          <w:color w:val="000000" w:themeColor="text1"/>
-          <w:sz w:val="24"/>
-          <w:szCs w:val="24"/>
-        </w:rPr>
-        <w:t>AUC = 0.729</w:t>
-      </w:r>
-      <w:r>
-        <w:rPr>
-          <w:color w:val="000000" w:themeColor="text1"/>
-          <w:sz w:val="24"/>
-          <w:szCs w:val="24"/>
-        </w:rPr>
-        <w:t xml:space="preserve"> del KNN. Esto implica que, ante cualquier umbral de decisión posible, el </w:t>
+        <w:t xml:space="preserve"> exhibe un desempeño predictivo superior al de KNN en la tarea de clasificación de pobreza fuera de la muestra. La matriz de confusión del </w:t>
       </w:r>
       <w:proofErr w:type="spellStart"/>
       <w:r>
@@ -3028,7 +6845,70 @@
           <w:sz w:val="24"/>
           <w:szCs w:val="24"/>
         </w:rPr>
-        <w:t xml:space="preserve"> separa de manera más eficiente ambas clases. En otras palabras, el modelo logístico captura mejor la estructura subyacente del riesgo de pobreza, mientras que el modelo KNN presenta una sensibilidad limitada a variaciones en las características socioeconómicas, lo cual se evidencia en su curva más achatada.</w:t>
+        <w:t xml:space="preserve"> indica que el modelo logra identificar correctamente a la mayor parte de los individuos no pobres (verdaderos negativos), aunque presenta un número significativo de falsos negativos. Esto es consistente con su </w:t>
+      </w:r>
+      <w:proofErr w:type="spellStart"/>
+      <w:r>
+        <w:rPr>
+          <w:color w:val="000000" w:themeColor="text1"/>
+          <w:sz w:val="24"/>
+          <w:szCs w:val="24"/>
+        </w:rPr>
+        <w:t>accuracy</w:t>
+      </w:r>
+      <w:proofErr w:type="spellEnd"/>
+      <w:r>
+        <w:rPr>
+          <w:color w:val="000000" w:themeColor="text1"/>
+          <w:sz w:val="24"/>
+          <w:szCs w:val="24"/>
+        </w:rPr>
+        <w:t xml:space="preserve"> del 69%, por encima del 67% alcanzado por el </w:t>
+      </w:r>
+      <w:r>
+        <w:rPr>
+          <w:color w:val="000000" w:themeColor="text1"/>
+          <w:sz w:val="24"/>
+          <w:szCs w:val="24"/>
+        </w:rPr>
+        <w:lastRenderedPageBreak/>
+        <w:t xml:space="preserve">KNN con K óptimo (K=9). Asimismo, las métricas de precisión, </w:t>
+      </w:r>
+      <w:proofErr w:type="spellStart"/>
+      <w:r>
+        <w:rPr>
+          <w:color w:val="000000" w:themeColor="text1"/>
+          <w:sz w:val="24"/>
+          <w:szCs w:val="24"/>
+        </w:rPr>
+        <w:t>recall</w:t>
+      </w:r>
+      <w:proofErr w:type="spellEnd"/>
+      <w:r>
+        <w:rPr>
+          <w:color w:val="000000" w:themeColor="text1"/>
+          <w:sz w:val="24"/>
+          <w:szCs w:val="24"/>
+        </w:rPr>
+        <w:t xml:space="preserve"> y F1-score reflejan un rendimiento más equilibrado del </w:t>
+      </w:r>
+      <w:proofErr w:type="spellStart"/>
+      <w:r>
+        <w:rPr>
+          <w:color w:val="000000" w:themeColor="text1"/>
+          <w:sz w:val="24"/>
+          <w:szCs w:val="24"/>
+        </w:rPr>
+        <w:t>Logit</w:t>
+      </w:r>
+      <w:proofErr w:type="spellEnd"/>
+      <w:r>
+        <w:rPr>
+          <w:color w:val="000000" w:themeColor="text1"/>
+          <w:sz w:val="24"/>
+          <w:szCs w:val="24"/>
+        </w:rPr>
+        <w:t>, lo que sugiere una mejor capacidad para distinguir entre hogares pobres y no pobres en datos no observados.</w:t>
       </w:r>
     </w:p>
     <w:p>
@@ -3047,6 +6927,61 @@
           <w:sz w:val="24"/>
           <w:szCs w:val="24"/>
         </w:rPr>
+        <w:t xml:space="preserve">El análisis de las curvas ROC refuerza este hallazgo: el </w:t>
+      </w:r>
+      <w:proofErr w:type="spellStart"/>
+      <w:r>
+        <w:rPr>
+          <w:color w:val="000000" w:themeColor="text1"/>
+          <w:sz w:val="24"/>
+          <w:szCs w:val="24"/>
+        </w:rPr>
+        <w:t>Logit</w:t>
+      </w:r>
+      <w:proofErr w:type="spellEnd"/>
+      <w:r>
+        <w:rPr>
+          <w:color w:val="000000" w:themeColor="text1"/>
+          <w:sz w:val="24"/>
+          <w:szCs w:val="24"/>
+        </w:rPr>
+        <w:t xml:space="preserve"> obtiene un AUC = 0.772, notablemente superior al AUC = 0.729 del KNN. Esto implica que, ante cualquier umbral de decisión posible, el </w:t>
+      </w:r>
+      <w:proofErr w:type="spellStart"/>
+      <w:r>
+        <w:rPr>
+          <w:color w:val="000000" w:themeColor="text1"/>
+          <w:sz w:val="24"/>
+          <w:szCs w:val="24"/>
+        </w:rPr>
+        <w:t>Logit</w:t>
+      </w:r>
+      <w:proofErr w:type="spellEnd"/>
+      <w:r>
+        <w:rPr>
+          <w:color w:val="000000" w:themeColor="text1"/>
+          <w:sz w:val="24"/>
+          <w:szCs w:val="24"/>
+        </w:rPr>
+        <w:t xml:space="preserve"> separa de manera más eficiente ambas clases. En otras palabras, el modelo logístico captura mejor la estructura subyacente del riesgo de pobreza, mientras que el modelo KNN presenta una sensibilidad limitada a variaciones en las características socioeconómicas, lo cual se evidencia en su curva más achatada.</w:t>
+      </w:r>
+    </w:p>
+    <w:p>
+      <w:pPr>
+        <w:ind w:firstLine="284"/>
+        <w:jc w:val="both"/>
+        <w:rPr>
+          <w:color w:val="000000" w:themeColor="text1"/>
+          <w:sz w:val="24"/>
+          <w:szCs w:val="24"/>
+        </w:rPr>
+      </w:pPr>
+      <w:r>
+        <w:rPr>
+          <w:color w:val="000000" w:themeColor="text1"/>
+          <w:sz w:val="24"/>
+          <w:szCs w:val="24"/>
+        </w:rPr>
         <w:t xml:space="preserve">Desde una perspectiva de política pública, el modelo a seleccionar depende del costo relativo de los errores tipo I (clasificar como pobre a quien no lo es) y tipo II (no identificar como pobre a quien sí lo es). En programas sociales con recursos escasos, el Ministerio de Capital Humano suele preferir minimizar los errores tipo II, es decir, evitar dejar sin asistencia a hogares vulnerables. Bajo este criterio, y dado que el </w:t>
       </w:r>
       <w:proofErr w:type="spellStart"/>
@@ -3065,23 +7000,11 @@
           <w:sz w:val="24"/>
           <w:szCs w:val="24"/>
         </w:rPr>
-        <w:t xml:space="preserve"> presenta un </w:t>
-      </w:r>
-      <w:r>
-        <w:rPr>
-          <w:b/>
-          <w:bCs/>
-          <w:color w:val="000000" w:themeColor="text1"/>
-          <w:sz w:val="24"/>
-          <w:szCs w:val="24"/>
-        </w:rPr>
-        <w:t xml:space="preserve">mayor </w:t>
+        <w:t xml:space="preserve"> presenta un mayor </w:t>
       </w:r>
       <w:proofErr w:type="spellStart"/>
       <w:r>
         <w:rPr>
-          <w:b/>
-          <w:bCs/>
           <w:color w:val="000000" w:themeColor="text1"/>
           <w:sz w:val="24"/>
           <w:szCs w:val="24"/>
@@ -3095,22 +7018,97 @@
           <w:sz w:val="24"/>
           <w:szCs w:val="24"/>
         </w:rPr>
-        <w:t xml:space="preserve"> y un área ROC más elevada, este modelo resulta más adecuado para identificar beneficiarios potenciales del programa alimentario. Su mejor capacidad para capturar casos </w:t>
-      </w:r>
-      <w:r>
-        <w:rPr>
-          <w:color w:val="000000" w:themeColor="text1"/>
-          <w:sz w:val="24"/>
-          <w:szCs w:val="24"/>
-        </w:rPr>
-        <w:lastRenderedPageBreak/>
-        <w:t>verdaderamente pobres lo convierte en la herramienta más eficiente y socialmente efectiva para asignar recursos de manera focalizada.</w:t>
+        <w:t xml:space="preserve"> y un área ROC más elevada, este modelo resulta más adecuado para identificar beneficiarios potenciales del programa alimentario. Su mejor capacidad para capturar casos verdaderamente pobres lo convierte en la herramienta más eficiente y socialmente efectiva para asignar recursos de manera focalizada.</w:t>
       </w:r>
     </w:p>
     <w:p>
       <w:pPr>
         <w:jc w:val="both"/>
         <w:rPr>
+          <w:b/>
+          <w:bCs/>
+          <w:color w:val="000000" w:themeColor="text1"/>
+          <w:sz w:val="24"/>
+          <w:szCs w:val="24"/>
+        </w:rPr>
+      </w:pPr>
+      <w:r>
+        <w:rPr>
+          <w:b/>
+          <w:bCs/>
+          <w:color w:val="000000" w:themeColor="text1"/>
+          <w:sz w:val="24"/>
+          <w:szCs w:val="24"/>
+        </w:rPr>
+        <w:t>Gráfico 4: c</w:t>
+      </w:r>
+      <w:r>
+        <w:rPr>
+          <w:b/>
+          <w:bCs/>
+          <w:color w:val="000000" w:themeColor="text1"/>
+          <w:sz w:val="24"/>
+          <w:szCs w:val="24"/>
+        </w:rPr>
+        <w:t xml:space="preserve">omparación de </w:t>
+      </w:r>
+      <w:r>
+        <w:rPr>
+          <w:b/>
+          <w:bCs/>
+          <w:color w:val="000000" w:themeColor="text1"/>
+          <w:sz w:val="24"/>
+          <w:szCs w:val="24"/>
+        </w:rPr>
+        <w:t>c</w:t>
+      </w:r>
+      <w:r>
+        <w:rPr>
+          <w:b/>
+          <w:bCs/>
+          <w:color w:val="000000" w:themeColor="text1"/>
+          <w:sz w:val="24"/>
+          <w:szCs w:val="24"/>
+        </w:rPr>
+        <w:t xml:space="preserve">urvas ROC entre Modelos </w:t>
+      </w:r>
+      <w:proofErr w:type="spellStart"/>
+      <w:r>
+        <w:rPr>
+          <w:b/>
+          <w:bCs/>
+          <w:color w:val="000000" w:themeColor="text1"/>
+          <w:sz w:val="24"/>
+          <w:szCs w:val="24"/>
+        </w:rPr>
+        <w:t>Logit</w:t>
+      </w:r>
+      <w:proofErr w:type="spellEnd"/>
+      <w:r>
+        <w:rPr>
+          <w:b/>
+          <w:bCs/>
+          <w:color w:val="000000" w:themeColor="text1"/>
+          <w:sz w:val="24"/>
+          <w:szCs w:val="24"/>
+        </w:rPr>
+        <w:t xml:space="preserve"> y KNN (K óptimo)</w:t>
+      </w:r>
+      <w:r>
+        <w:rPr>
+          <w:b/>
+          <w:bCs/>
+          <w:color w:val="000000" w:themeColor="text1"/>
+          <w:sz w:val="24"/>
+          <w:szCs w:val="24"/>
+        </w:rPr>
+        <w:t>.</w:t>
+      </w:r>
+    </w:p>
+    <w:p>
+      <w:pPr>
+        <w:jc w:val="both"/>
+        <w:rPr>
           <w:color w:val="000000" w:themeColor="text1"/>
           <w:sz w:val="28"/>
           <w:szCs w:val="28"/>
@@ -3118,14 +7116,15 @@
       </w:pPr>
       <w:r>
         <w:rPr>
+          <w:noProof/>
           <w:color w:val="000000" w:themeColor="text1"/>
           <w:sz w:val="28"/>
           <w:szCs w:val="28"/>
         </w:rPr>
         <w:drawing>
-          <wp:inline distT="0" distB="0" distL="0" distR="0" wp14:anchorId="30291F88" wp14:editId="1D468321">
+          <wp:inline distT="0" distB="0" distL="0" distR="0" wp14:anchorId="30291F88" wp14:editId="7E9390D4">
             <wp:extent cx="5731510" cy="4528820"/>
-            <wp:effectExtent l="0" t="0" r="2540" b="5080"/>
+            <wp:effectExtent l="19050" t="19050" r="21590" b="24130"/>
             <wp:docPr id="282051973" name="Imagen 1" descr="Gráfico, Gráfico de líneas&#10;&#10;El contenido generado por IA puede ser incorrecto."/>
             <wp:cNvGraphicFramePr>
               <a:graphicFrameLocks xmlns:a="http://schemas.openxmlformats.org/drawingml/2006/main" noChangeAspect="1"/>
@@ -3151,6 +7150,11 @@
                     <a:prstGeom prst="rect">
                       <a:avLst/>
                     </a:prstGeom>
+                    <a:ln>
+                      <a:solidFill>
+                        <a:schemeClr val="tx1"/>
+                      </a:solidFill>
+                    </a:ln>
                   </pic:spPr>
                 </pic:pic>
               </a:graphicData>
@@ -3179,6 +7183,7 @@
           <w:sz w:val="24"/>
           <w:szCs w:val="24"/>
         </w:rPr>
+        <w:lastRenderedPageBreak/>
         <w:t>Consigna 9</w:t>
       </w:r>
     </w:p>
@@ -3310,26 +7315,7 @@
           <w:sz w:val="24"/>
           <w:szCs w:val="24"/>
         </w:rPr>
-        <w:lastRenderedPageBreak/>
-        <w:t xml:space="preserve">Finalmente, el análisis muestra que </w:t>
-      </w:r>
-      <w:r>
-        <w:rPr>
-          <w:b/>
-          <w:bCs/>
-          <w:color w:val="000000" w:themeColor="text1"/>
-          <w:sz w:val="24"/>
-          <w:szCs w:val="24"/>
-        </w:rPr>
-        <w:t>aproximadamente X%</w:t>
-      </w:r>
-      <w:r>
-        <w:rPr>
-          <w:color w:val="000000" w:themeColor="text1"/>
-          <w:sz w:val="24"/>
-          <w:szCs w:val="24"/>
-        </w:rPr>
-        <w:t xml:space="preserve"> de las personas que no respondieron fueron clasificadas como pobres de acuerdo con el modelo </w:t>
+        <w:t xml:space="preserve">Finalmente, el análisis muestra que aproximadamente X% de las personas que no respondieron fueron clasificadas como pobres de acuerdo con el modelo </w:t>
       </w:r>
       <w:proofErr w:type="spellStart"/>
       <w:r>
@@ -3407,7 +7393,6 @@
         <w:docPartUnique/>
       </w:docPartObj>
     </w:sdtPr>
-    <w:sdtEndPr/>
     <w:sdtContent>
       <w:p>
         <w:pPr>
@@ -3479,7 +7464,7 @@
       <w:t xml:space="preserve">INFORME TP </w:t>
     </w:r>
     <w:r>
-      <w:t>2</w:t>
+      <w:t>3</w:t>
     </w:r>
     <w:r>
       <w:t xml:space="preserve"> – Godino, Sulca y Alvarez</w:t>
@@ -4091,6 +8076,7 @@
   <w:style w:type="character" w:default="1" w:styleId="Fuentedeprrafopredeter">
     <w:name w:val="Default Paragraph Font"/>
     <w:uiPriority w:val="1"/>
+    <w:semiHidden/>
     <w:unhideWhenUsed/>
   </w:style>
   <w:style w:type="table" w:default="1" w:styleId="Tablanormal">
